--- a/Paper/Final Paper.docx
+++ b/Paper/Final Paper.docx
@@ -4,350 +4,863 @@
   <w:body>
     <w:p>
       <w:pPr>
-        <w:spacing w:before="1440" w:after="320"/>
+        <w:spacing w:after="0" w:line="480" w:lineRule="auto"/>
         <w:jc w:val="center"/>
+        <w:rPr>
+          <w:rFonts w:cs="Times New Roman"/>
+          <w:b/>
+        </w:rPr>
       </w:pPr>
       <w:r>
         <w:rPr>
-          <w:rFonts w:ascii="Times New Roman" w:hAnsi="Times New Roman"/>
+          <w:rFonts w:cs="Times New Roman"/>
           <w:b/>
-          <w:sz w:val="32"/>
-        </w:rPr>
-        <w:t>Work-From-Home and Metropolitan Housing Deflation</w:t>
-      </w:r>
-      <w:r>
-        <w:rPr>
-          <w:rFonts w:ascii="Times New Roman" w:hAnsi="Times New Roman"/>
+        </w:rPr>
+        <w:t xml:space="preserve">Work-From-Home and </w:t>
+      </w:r>
+      <w:r>
+        <w:rPr>
+          <w:rFonts w:cs="Times New Roman"/>
           <w:b/>
-          <w:sz w:val="32"/>
-        </w:rPr>
-        <w:br/>
-        <w:t>in California</w:t>
+        </w:rPr>
+        <w:t>Metropolitan</w:t>
+      </w:r>
+      <w:r>
+        <w:rPr>
+          <w:rFonts w:cs="Times New Roman"/>
+          <w:b/>
+        </w:rPr>
+        <w:t xml:space="preserve"> Housing Deflation in California</w:t>
       </w:r>
     </w:p>
     <w:p>
       <w:pPr>
-        <w:spacing w:before="160" w:after="80" w:line="440" w:lineRule="exact"/>
+        <w:pStyle w:val="ListParagraph"/>
+        <w:spacing w:after="0" w:line="480" w:lineRule="auto"/>
         <w:jc w:val="center"/>
+        <w:rPr>
+          <w:rFonts w:cs="Times New Roman"/>
+        </w:rPr>
       </w:pPr>
       <w:r>
         <w:rPr>
-          <w:rFonts w:ascii="Times New Roman" w:hAnsi="Times New Roman"/>
-          <w:sz w:val="24"/>
+          <w:rFonts w:cs="Times New Roman"/>
         </w:rPr>
         <w:t>Tuan Truong</w:t>
       </w:r>
     </w:p>
     <w:p>
       <w:pPr>
-        <w:spacing w:after="80" w:line="440" w:lineRule="exact"/>
+        <w:pStyle w:val="ListParagraph"/>
+        <w:spacing w:after="0" w:line="480" w:lineRule="auto"/>
         <w:jc w:val="center"/>
+        <w:rPr>
+          <w:rFonts w:cs="Times New Roman"/>
+        </w:rPr>
       </w:pPr>
       <w:r>
         <w:rPr>
-          <w:rFonts w:ascii="Times New Roman" w:hAnsi="Times New Roman"/>
-          <w:sz w:val="24"/>
-        </w:rPr>
-        <w:t>University of San Francisco — ECON 692 Capstone</w:t>
+          <w:rFonts w:cs="Times New Roman"/>
+        </w:rPr>
+        <w:t>University of San Francisco – ECON 692</w:t>
       </w:r>
     </w:p>
     <w:p>
       <w:pPr>
-        <w:spacing w:after="120" w:line="440" w:lineRule="exact"/>
+        <w:pStyle w:val="ListParagraph"/>
+        <w:spacing w:after="0" w:line="480" w:lineRule="auto"/>
         <w:jc w:val="center"/>
+        <w:rPr>
+          <w:rFonts w:cs="Times New Roman"/>
+        </w:rPr>
       </w:pPr>
       <w:r>
         <w:rPr>
-          <w:rFonts w:ascii="Times New Roman" w:hAnsi="Times New Roman"/>
-          <w:sz w:val="24"/>
+          <w:rFonts w:cs="Times New Roman"/>
         </w:rPr>
         <w:t>May 2026</w:t>
-      </w:r>
-    </w:p>
-    <w:p>
-      <w:r>
-        <w:br w:type="page"/>
       </w:r>
     </w:p>
     <w:p>
       <w:pPr>
-        <w:spacing w:before="280" w:after="120" w:line="280" w:lineRule="exact"/>
+        <w:pStyle w:val="ListParagraph"/>
+        <w:spacing w:after="0" w:line="480" w:lineRule="auto"/>
+        <w:jc w:val="center"/>
+        <w:rPr>
+          <w:rFonts w:cs="Times New Roman"/>
+        </w:rPr>
       </w:pPr>
-      <w:r>
-        <w:rPr>
-          <w:rFonts w:ascii="Times New Roman" w:hAnsi="Times New Roman"/>
-          <w:b/>
-          <w:sz w:val="28"/>
-        </w:rPr>
-        <w:lastRenderedPageBreak/>
-        <w:t>Abstract</w:t>
-      </w:r>
     </w:p>
     <w:p>
       <w:pPr>
-        <w:spacing w:after="80" w:line="440" w:lineRule="exact"/>
-        <w:ind w:firstLine="720"/>
-        <w:jc w:val="both"/>
+        <w:pStyle w:val="ListParagraph"/>
+        <w:spacing w:after="0" w:line="480" w:lineRule="auto"/>
+        <w:jc w:val="center"/>
+        <w:rPr>
+          <w:rFonts w:cs="Times New Roman"/>
+          <w:b/>
+          <w:bCs/>
+        </w:rPr>
       </w:pPr>
       <w:r>
         <w:rPr>
-          <w:rFonts w:ascii="Times New Roman" w:hAnsi="Times New Roman"/>
-          <w:sz w:val="24"/>
-        </w:rPr>
-        <w:t>I estimate the causal effect of remote work adoption on housing prices across California's 58 counties from 2017 to 2023. Using a two-way fixed effects panel with county and year fixed effects, I find that a one-percentage-point increase in the county work-from-home (WFH) rate reduces median home prices in Metropolitan Core counties by 1.23% (SE = 0.34%, p &lt; 0.001). A dynamic event study spanning 2017–2023 satisfies the parallel pre-trends assumption (Wald χ²(2) = 1.85, p = 0.40) and reveals a monotonically deepening effect, from −0.74%** in 2020 to −1.04%** in 2023. Supply constraints amplify the effect: counties in the top half of the pre-period price-to-income distribution experience −1.20%*** per percentage point, nearly three times the −0.40% estimate for elastic-supply counties. The de Chaisemartin–D’Haultfœuille (2024) weighted average slope estimate is statistically insignificant (+1.20%, p = 0.79), suggesting caution about extrapolating the TWFE estimate across all counties. These results imply that WFH adoption has contributed to modest but growing housing deflation in California’s metropolitan cores, particularly in supply-constrained coastal markets.</w:t>
+          <w:rFonts w:cs="Times New Roman"/>
+          <w:b/>
+          <w:bCs/>
+        </w:rPr>
+        <w:t>Abstract</w:t>
       </w:r>
     </w:p>
     <w:p>
       <w:pPr>
-        <w:spacing w:line="440" w:lineRule="exact"/>
-        <w:jc w:val="both"/>
+        <w:pStyle w:val="ListParagraph"/>
+        <w:spacing w:after="0" w:line="480" w:lineRule="auto"/>
+        <w:rPr>
+          <w:rFonts w:cs="Times New Roman"/>
+        </w:rPr>
       </w:pPr>
       <w:r>
         <w:rPr>
-          <w:rFonts w:ascii="Times New Roman" w:hAnsi="Times New Roman"/>
-          <w:i/>
-          <w:sz w:val="24"/>
-        </w:rPr>
-        <w:t>Keywords: work from home, remote work, housing prices, two-way fixed effects, California</w:t>
-      </w:r>
-    </w:p>
-    <w:p>
-      <w:r>
-        <w:br w:type="page"/>
+          <w:rFonts w:cs="Times New Roman"/>
+        </w:rPr>
+        <w:t xml:space="preserve">This paper estimates the causal effect of work-from-home (WFH) adoption on housing prices across California counties from 2017 to 2023. Using a two-way fixed effects panel model with county and year fixed effects, I find that a one-percentage-point increase in the WFH rate is associated with a 1.23% decrease in housing prices within metropolitan counties in California. A dynamic event-study specification confirms that the effect remains negative from 2020 through 2023. Supply constraints amplify the impact: counties in the top half of the pre-period price-to-income distribution experience a −1.20% decline in housing prices per percentage-point increase in WFH, nearly three times larger than the −0.40% estimate observed in supply-elastic counties. However, the de </w:t>
+      </w:r>
+      <w:proofErr w:type="spellStart"/>
+      <w:r>
+        <w:rPr>
+          <w:rFonts w:cs="Times New Roman"/>
+        </w:rPr>
+        <w:t>Chaisemartin</w:t>
+      </w:r>
+      <w:proofErr w:type="spellEnd"/>
+      <w:r>
+        <w:rPr>
+          <w:rFonts w:cs="Times New Roman"/>
+        </w:rPr>
+        <w:t xml:space="preserve"> and </w:t>
+      </w:r>
+      <w:proofErr w:type="spellStart"/>
+      <w:r>
+        <w:rPr>
+          <w:rFonts w:cs="Times New Roman"/>
+        </w:rPr>
+        <w:t>D’Haultfœuille</w:t>
+      </w:r>
+      <w:proofErr w:type="spellEnd"/>
+      <w:r>
+        <w:rPr>
+          <w:rFonts w:cs="Times New Roman"/>
+        </w:rPr>
+        <w:t xml:space="preserve"> (2024) weighted average slope estimator produces a statistically insignificant estimate (+1.20%, p = 0.79), suggesting caution when extrapolating the TWFE results across all counties. Overall, the findings suggest that the rise of remote work has contributed to modest but growing housing deflation in California’s metropolitan cores, particularly in supply-constrained coastal markets.</w:t>
       </w:r>
     </w:p>
     <w:p>
       <w:pPr>
-        <w:spacing w:before="280" w:after="120" w:line="280" w:lineRule="exact"/>
+        <w:pStyle w:val="ListParagraph"/>
+        <w:spacing w:after="0" w:line="480" w:lineRule="auto"/>
+        <w:rPr>
+          <w:rFonts w:cs="Times New Roman"/>
+        </w:rPr>
       </w:pPr>
-      <w:r>
-        <w:rPr>
-          <w:rFonts w:ascii="Times New Roman" w:hAnsi="Times New Roman"/>
-          <w:b/>
-          <w:sz w:val="28"/>
-        </w:rPr>
-        <w:lastRenderedPageBreak/>
-        <w:t>1. Introduction</w:t>
-      </w:r>
     </w:p>
     <w:p>
       <w:pPr>
-        <w:spacing w:after="120" w:line="440" w:lineRule="exact"/>
-        <w:ind w:firstLine="720"/>
-        <w:jc w:val="both"/>
+        <w:pStyle w:val="ListParagraph"/>
+        <w:spacing w:after="0" w:line="480" w:lineRule="auto"/>
+        <w:rPr>
+          <w:rFonts w:cs="Times New Roman"/>
+        </w:rPr>
       </w:pPr>
-      <w:r>
-        <w:rPr>
-          <w:rFonts w:ascii="Times New Roman" w:hAnsi="Times New Roman"/>
-          <w:sz w:val="24"/>
-        </w:rPr>
-        <w:t>Remote work has emerged as one of the most consequential labor market shifts of the post-pandemic era. According to Mondragón and Wieland (2022), the share of U.S. workers primarily working from home rose from approximately 7% in 2019 to over 30% in 2021, before stabilizing near 20% through 2023. While major technology companies—including Google, Tesla, and Apple—have increasingly mandated returns to the office, millions of workers have maintained hybrid or fully remote arrangements, reshaping residential preferences across metropolitan areas.</w:t>
-      </w:r>
     </w:p>
     <w:p>
       <w:pPr>
-        <w:spacing w:after="120" w:line="440" w:lineRule="exact"/>
-        <w:ind w:firstLine="720"/>
-        <w:jc w:val="both"/>
+        <w:pStyle w:val="ListParagraph"/>
+        <w:spacing w:after="0" w:line="480" w:lineRule="auto"/>
+        <w:rPr>
+          <w:rFonts w:cs="Times New Roman"/>
+        </w:rPr>
       </w:pPr>
-      <w:r>
-        <w:rPr>
-          <w:rFonts w:ascii="Times New Roman" w:hAnsi="Times New Roman"/>
-          <w:sz w:val="24"/>
-        </w:rPr>
-        <w:t>Standard urban economics theory predicts that reduced commuting costs should flatten the bid-rent gradient, decreasing demand for central locations and potentially redistributing it toward suburban and exurban areas (Albouy and Stuart, 2020; Brueckner, Thisse, and Zenou, 1999). Whether this redistribution produces net declines in metropolitan core prices depends critically on local housing supply elasticity and the extent to which displaced demand exits the metropolitan area altogether.</w:t>
-      </w:r>
     </w:p>
     <w:p>
       <w:pPr>
-        <w:spacing w:after="120" w:line="440" w:lineRule="exact"/>
-        <w:ind w:firstLine="720"/>
-        <w:jc w:val="both"/>
+        <w:pStyle w:val="ListParagraph"/>
+        <w:numPr>
+          <w:ilvl w:val="0"/>
+          <w:numId w:val="11"/>
+        </w:numPr>
+        <w:spacing w:after="0" w:line="480" w:lineRule="auto"/>
+        <w:rPr>
+          <w:rFonts w:cs="Times New Roman"/>
+        </w:rPr>
       </w:pPr>
       <w:r>
         <w:rPr>
-          <w:rFonts w:ascii="Times New Roman" w:hAnsi="Times New Roman"/>
-          <w:sz w:val="24"/>
-        </w:rPr>
-        <w:t>The empirical literature has reached mixed conclusions. Gupta et al. (2022) document large positive effects of WFH exposure on housing prices nationally, while Ramani and Bloom (2021) and Davis, Ghent, and Gregory (2023) find within-metro redistribution—higher prices in suburbs, lower in city centers—consistent with the spatial reallocation hypothesis. Liu and Su (2021) provide evidence of an urban exodus from high-rent cities, particularly in California. This paper contributes to this literature by providing county-level causal estimates for California, exploiting variation in WFH adoption across 33 metropolitan core counties from 2017 to 2023.</w:t>
+          <w:rFonts w:cs="Times New Roman"/>
+          <w:b/>
+        </w:rPr>
+        <w:lastRenderedPageBreak/>
+        <w:t>Introduction</w:t>
       </w:r>
     </w:p>
     <w:p>
       <w:pPr>
-        <w:spacing w:after="120" w:line="440" w:lineRule="exact"/>
+        <w:spacing w:after="0" w:line="480" w:lineRule="auto"/>
         <w:ind w:firstLine="720"/>
-        <w:jc w:val="both"/>
+        <w:rPr>
+          <w:rFonts w:cs="Times New Roman"/>
+        </w:rPr>
       </w:pPr>
       <w:r>
         <w:rPr>
-          <w:rFonts w:ascii="Times New Roman" w:hAnsi="Times New Roman"/>
-          <w:sz w:val="24"/>
-        </w:rPr>
-        <w:t>This study makes two main contributions. First, I estimate the causal effect of WFH on housing prices in Metropolitan Core counties using OMB CBSA delineations and a dynamic TWFE specification that formally tests parallel pre-trends. I find that a one-percentage-point increase in the county WFH rate is associated with a 1.23% decline in median home prices in metropolitan cores, an effect that grows monotonically from 2020 to 2023. Second, I show that housing supply constraints amplify the deflation: counties in the top half of the pre-period price-</w:t>
-      </w:r>
-      <w:r>
-        <w:rPr>
-          <w:rFonts w:ascii="Times New Roman" w:hAnsi="Times New Roman"/>
-          <w:sz w:val="24"/>
-        </w:rPr>
-        <w:lastRenderedPageBreak/>
-        <w:t>to-income ratio distribution experience effects nearly three times those of elastic-supply counties, consistent with Saiz (2010) and Glaeser and Gyourko (2018).</w:t>
+          <w:rFonts w:cs="Times New Roman"/>
+        </w:rPr>
+        <w:t xml:space="preserve">Remote work has become a controversial topic worldwide especially </w:t>
+      </w:r>
+      <w:r>
+        <w:rPr>
+          <w:rFonts w:cs="Times New Roman"/>
+        </w:rPr>
+        <w:t>since the</w:t>
+      </w:r>
+      <w:r>
+        <w:rPr>
+          <w:rFonts w:cs="Times New Roman"/>
+        </w:rPr>
+        <w:t xml:space="preserve"> onset of</w:t>
+      </w:r>
+      <w:r>
+        <w:rPr>
+          <w:rFonts w:cs="Times New Roman"/>
+        </w:rPr>
+        <w:t xml:space="preserve"> </w:t>
+      </w:r>
+      <w:r>
+        <w:rPr>
+          <w:rFonts w:cs="Times New Roman"/>
+        </w:rPr>
+        <w:t>pandemic.</w:t>
+      </w:r>
+      <w:r>
+        <w:rPr>
+          <w:rFonts w:cs="Times New Roman"/>
+        </w:rPr>
+        <w:t xml:space="preserve"> According to A. Mondragon</w:t>
+      </w:r>
+      <w:r>
+        <w:rPr>
+          <w:rFonts w:cs="Times New Roman"/>
+        </w:rPr>
+        <w:t xml:space="preserve"> and Wieland (2022)</w:t>
+      </w:r>
+      <w:r>
+        <w:rPr>
+          <w:rFonts w:cs="Times New Roman"/>
+        </w:rPr>
+        <w:t xml:space="preserve"> and </w:t>
+      </w:r>
+      <w:r>
+        <w:rPr>
+          <w:rFonts w:cs="Times New Roman"/>
+        </w:rPr>
+        <w:t>Angrist &amp; Pischke (2009)</w:t>
+      </w:r>
+      <w:r>
+        <w:rPr>
+          <w:rFonts w:cs="Times New Roman"/>
+        </w:rPr>
+        <w:t xml:space="preserve">, the </w:t>
+      </w:r>
+      <w:r>
+        <w:rPr>
+          <w:rFonts w:cs="Times New Roman"/>
+        </w:rPr>
+        <w:t>share</w:t>
+      </w:r>
+      <w:r>
+        <w:rPr>
+          <w:rFonts w:cs="Times New Roman"/>
+        </w:rPr>
+        <w:t xml:space="preserve"> of</w:t>
+      </w:r>
+      <w:r>
+        <w:rPr>
+          <w:rFonts w:cs="Times New Roman"/>
+        </w:rPr>
+        <w:t xml:space="preserve"> U.S workers primarily</w:t>
+      </w:r>
+      <w:r>
+        <w:rPr>
+          <w:rFonts w:cs="Times New Roman"/>
+        </w:rPr>
+        <w:t xml:space="preserve"> work</w:t>
+      </w:r>
+      <w:r>
+        <w:rPr>
+          <w:rFonts w:cs="Times New Roman"/>
+        </w:rPr>
+        <w:t>ing</w:t>
+      </w:r>
+      <w:r>
+        <w:rPr>
+          <w:rFonts w:cs="Times New Roman"/>
+        </w:rPr>
+        <w:t xml:space="preserve"> from home</w:t>
+      </w:r>
+      <w:r>
+        <w:rPr>
+          <w:rFonts w:cs="Times New Roman"/>
+        </w:rPr>
+        <w:t xml:space="preserve"> rose from approximately 7% in 2019 to about 30% in 2021, before stabilizing </w:t>
+      </w:r>
+      <w:proofErr w:type="gramStart"/>
+      <w:r>
+        <w:rPr>
+          <w:rFonts w:cs="Times New Roman"/>
+        </w:rPr>
+        <w:t>near</w:t>
+      </w:r>
+      <w:proofErr w:type="gramEnd"/>
+      <w:r>
+        <w:rPr>
+          <w:rFonts w:cs="Times New Roman"/>
+        </w:rPr>
+        <w:t xml:space="preserve"> 20% through 202</w:t>
+      </w:r>
+      <w:r>
+        <w:rPr>
+          <w:rFonts w:cs="Times New Roman"/>
+        </w:rPr>
+        <w:t>3</w:t>
+      </w:r>
+      <w:r>
+        <w:rPr>
+          <w:rFonts w:cs="Times New Roman"/>
+        </w:rPr>
+        <w:t>.  In recent years, major tech companies such as Google, Tesla, and Apple have increasingly pushed employees to return to in-person work arrangements. However, million</w:t>
+      </w:r>
+      <w:r>
+        <w:rPr>
+          <w:rFonts w:cs="Times New Roman"/>
+        </w:rPr>
+        <w:t>s</w:t>
+      </w:r>
+      <w:r>
+        <w:rPr>
+          <w:rFonts w:cs="Times New Roman"/>
+        </w:rPr>
+        <w:t xml:space="preserve"> of workers prefer remote work, as it reduces commuting costs, increases flexibility and </w:t>
+      </w:r>
+      <w:r>
+        <w:rPr>
+          <w:rFonts w:cs="Times New Roman"/>
+        </w:rPr>
+        <w:t>improves</w:t>
+      </w:r>
+      <w:r>
+        <w:rPr>
+          <w:rFonts w:cs="Times New Roman"/>
+        </w:rPr>
+        <w:t xml:space="preserve"> their work life balance. The tension between employer preferences and employee expectations has not</w:t>
+      </w:r>
+      <w:r>
+        <w:rPr>
+          <w:rFonts w:cs="Times New Roman"/>
+        </w:rPr>
+        <w:t xml:space="preserve"> just</w:t>
+      </w:r>
+      <w:r>
+        <w:rPr>
+          <w:rFonts w:cs="Times New Roman"/>
+        </w:rPr>
+        <w:t xml:space="preserve"> reshaped the nature of work, it has profoundly altered where people choose to live. </w:t>
       </w:r>
     </w:p>
     <w:p>
       <w:pPr>
-        <w:spacing w:after="120" w:line="440" w:lineRule="exact"/>
+        <w:spacing w:after="0" w:line="480" w:lineRule="auto"/>
         <w:ind w:firstLine="720"/>
-        <w:jc w:val="both"/>
+        <w:rPr>
+          <w:rFonts w:cs="Times New Roman"/>
+        </w:rPr>
       </w:pPr>
       <w:r>
         <w:rPr>
-          <w:rFonts w:ascii="Times New Roman" w:hAnsi="Times New Roman"/>
-          <w:sz w:val="24"/>
-        </w:rPr>
-        <w:t>The remainder of the paper proceeds as follows. Section 2 describes the data. Section 3 presents the empirical strategy. Section 4 reports main results. Section 5 presents robustness checks. Section 6 discusses limitations. Section 7 concludes.</w:t>
+          <w:rFonts w:cs="Times New Roman"/>
+        </w:rPr>
+        <w:t xml:space="preserve"> As a result, workers who can work from home may be more likely to remain in their current locations or choose to purchase homes far from urban areas, since daily commuting is no longer a major concern. Standard urban economics theory predicts that reduced commuting costs should flatten the bid-rent gradient, lowering prices in central locations and raising them in the periphery (Albouy and Stuart 2020; Brueckner, Thisse, and Zenou 1999). Yet the empirical literature has reached mixed conclusions. Some studies find large positive aggregate effects of WFH on housing prices (Gupta et al. 2022; Liu and Su 2021), while others document heterogeneous effects across urban and suburban areas consistent with within-metro redistribution (Ramani and Bloom 2021; Davis, Ghent, and Gregory 2023). These shifts in residential preferences </w:t>
+      </w:r>
+      <w:r>
+        <w:rPr>
+          <w:rFonts w:cs="Times New Roman"/>
+        </w:rPr>
+        <w:t>are</w:t>
+      </w:r>
+      <w:r>
+        <w:rPr>
+          <w:rFonts w:cs="Times New Roman"/>
+        </w:rPr>
+        <w:t xml:space="preserve"> expected to change housing demand and lead to fluctuations in housing prices across California. Motivated by these trends, I estimate the causal impact of work-from-home adoption on </w:t>
+      </w:r>
+      <w:r>
+        <w:rPr>
+          <w:rFonts w:cs="Times New Roman"/>
+        </w:rPr>
+        <w:t>housing prices in California, especially in metropolitan counties.</w:t>
       </w:r>
     </w:p>
     <w:p>
       <w:pPr>
-        <w:spacing w:before="280" w:after="120" w:line="280" w:lineRule="exact"/>
+        <w:spacing w:after="0" w:line="480" w:lineRule="auto"/>
+        <w:ind w:firstLine="720"/>
+        <w:rPr>
+          <w:rFonts w:cs="Times New Roman"/>
+        </w:rPr>
       </w:pPr>
       <w:r>
         <w:rPr>
-          <w:rFonts w:ascii="Times New Roman" w:hAnsi="Times New Roman"/>
-          <w:b/>
-          <w:sz w:val="28"/>
-        </w:rPr>
-        <w:t>2. Data</w:t>
+          <w:rFonts w:cs="Times New Roman"/>
+        </w:rPr>
+        <w:lastRenderedPageBreak/>
+        <w:t>My study makes t</w:t>
+      </w:r>
+      <w:r>
+        <w:rPr>
+          <w:rFonts w:cs="Times New Roman"/>
+        </w:rPr>
+        <w:t xml:space="preserve">wo </w:t>
+      </w:r>
+      <w:r>
+        <w:rPr>
+          <w:rFonts w:cs="Times New Roman"/>
+        </w:rPr>
+        <w:t xml:space="preserve">contributions. First, I estimate the causal effect of WFH on housing prices in </w:t>
+      </w:r>
+      <w:r>
+        <w:rPr>
+          <w:rFonts w:cs="Times New Roman"/>
+        </w:rPr>
+        <w:t>M</w:t>
+      </w:r>
+      <w:r>
+        <w:rPr>
+          <w:rFonts w:cs="Times New Roman"/>
+        </w:rPr>
+        <w:t xml:space="preserve">etropolitan </w:t>
+      </w:r>
+      <w:r>
+        <w:rPr>
+          <w:rFonts w:cs="Times New Roman"/>
+        </w:rPr>
+        <w:t>C</w:t>
+      </w:r>
+      <w:r>
+        <w:rPr>
+          <w:rFonts w:cs="Times New Roman"/>
+        </w:rPr>
+        <w:t xml:space="preserve">ore counties using OMB CBSA classifications and </w:t>
+      </w:r>
+      <w:r>
+        <w:rPr>
+          <w:rFonts w:cs="Times New Roman"/>
+        </w:rPr>
+        <w:t xml:space="preserve">dynamic TWFE event-study </w:t>
+      </w:r>
+      <w:proofErr w:type="gramStart"/>
+      <w:r>
+        <w:rPr>
+          <w:rFonts w:cs="Times New Roman"/>
+        </w:rPr>
+        <w:t>specification</w:t>
+      </w:r>
+      <w:proofErr w:type="gramEnd"/>
+      <w:r>
+        <w:rPr>
+          <w:rFonts w:cs="Times New Roman"/>
+        </w:rPr>
+        <w:t xml:space="preserve"> that formally test parallel pre-trends. I </w:t>
+      </w:r>
+      <w:r>
+        <w:rPr>
+          <w:rFonts w:cs="Times New Roman"/>
+        </w:rPr>
+        <w:t>find that a one</w:t>
+      </w:r>
+      <w:r>
+        <w:rPr>
+          <w:rFonts w:cs="Times New Roman"/>
+        </w:rPr>
+        <w:t>-</w:t>
+      </w:r>
+      <w:r>
+        <w:rPr>
+          <w:rFonts w:cs="Times New Roman"/>
+        </w:rPr>
+        <w:t>percentage</w:t>
+      </w:r>
+      <w:r>
+        <w:rPr>
+          <w:rFonts w:cs="Times New Roman"/>
+        </w:rPr>
+        <w:t>-</w:t>
+      </w:r>
+      <w:r>
+        <w:rPr>
+          <w:rFonts w:cs="Times New Roman"/>
+        </w:rPr>
+        <w:t>point</w:t>
+      </w:r>
+      <w:r>
+        <w:rPr>
+          <w:rFonts w:cs="Times New Roman"/>
+        </w:rPr>
+        <w:t xml:space="preserve"> increase in Work </w:t>
+      </w:r>
+      <w:proofErr w:type="gramStart"/>
+      <w:r>
+        <w:rPr>
+          <w:rFonts w:cs="Times New Roman"/>
+        </w:rPr>
+        <w:t>From</w:t>
+      </w:r>
+      <w:proofErr w:type="gramEnd"/>
+      <w:r>
+        <w:rPr>
+          <w:rFonts w:cs="Times New Roman"/>
+        </w:rPr>
+        <w:t xml:space="preserve"> Home (WFH) rate is associated with a 1.23% decline in median home price in Metropolitan cores</w:t>
+      </w:r>
+      <w:r>
+        <w:rPr>
+          <w:rFonts w:cs="Times New Roman"/>
+        </w:rPr>
+        <w:t>. Second, I show that supply constraints amplify deflation: metro-core counties in the top half of pre-period price-to-income ratios experienced WFH price declines of -1.19% versus -0</w:t>
+      </w:r>
+      <w:r>
+        <w:rPr>
+          <w:rFonts w:cs="Times New Roman"/>
+        </w:rPr>
+        <w:t>.4</w:t>
+      </w:r>
+      <w:r>
+        <w:rPr>
+          <w:rFonts w:cs="Times New Roman"/>
+        </w:rPr>
+        <w:t xml:space="preserve">% in elastic counties, consistent with Saiz (2010) and Glaeser and Gyourko (2018). </w:t>
       </w:r>
     </w:p>
     <w:p>
       <w:pPr>
-        <w:spacing w:before="160" w:after="80" w:line="280" w:lineRule="exact"/>
+        <w:spacing w:after="0" w:line="480" w:lineRule="auto"/>
+        <w:ind w:firstLine="720"/>
+        <w:rPr>
+          <w:rFonts w:cs="Times New Roman"/>
+        </w:rPr>
       </w:pPr>
       <w:r>
         <w:rPr>
-          <w:rFonts w:ascii="Times New Roman" w:hAnsi="Times New Roman"/>
-          <w:b/>
-          <w:i/>
-          <w:sz w:val="24"/>
-        </w:rPr>
-        <w:t>2.1  Data Sources</w:t>
+          <w:rFonts w:cs="Times New Roman"/>
+        </w:rPr>
+        <w:t>The rest of paper is organized as follows. Section 2 describes data. Section 3 presents empirical strategy. Section 4 reports results. Section 5 reports robustness check</w:t>
+      </w:r>
+      <w:r>
+        <w:rPr>
+          <w:rFonts w:cs="Times New Roman"/>
+        </w:rPr>
+        <w:t>s</w:t>
+      </w:r>
+      <w:r>
+        <w:rPr>
+          <w:rFonts w:cs="Times New Roman"/>
+        </w:rPr>
+        <w:t xml:space="preserve">. Section 6 discusses about limitations. Section 7 presents conclusion. </w:t>
       </w:r>
     </w:p>
     <w:p>
       <w:pPr>
-        <w:spacing w:after="120" w:line="440" w:lineRule="exact"/>
-        <w:ind w:firstLine="720"/>
-        <w:jc w:val="both"/>
+        <w:pStyle w:val="ListParagraph"/>
+        <w:numPr>
+          <w:ilvl w:val="0"/>
+          <w:numId w:val="11"/>
+        </w:numPr>
+        <w:spacing w:after="0" w:line="480" w:lineRule="auto"/>
+        <w:rPr>
+          <w:rFonts w:cs="Times New Roman"/>
+        </w:rPr>
       </w:pPr>
       <w:r>
         <w:rPr>
-          <w:rFonts w:ascii="Times New Roman" w:hAnsi="Times New Roman"/>
-          <w:sz w:val="24"/>
-        </w:rPr>
-        <w:t>This study uses a county-level panel spanning 58 California counties from 2017 to 2023 (406 county-year observations). Data are assembled from five sources.</w:t>
+          <w:rFonts w:cs="Times New Roman"/>
+          <w:b/>
+        </w:rPr>
+        <w:t>Data</w:t>
       </w:r>
     </w:p>
     <w:p>
       <w:pPr>
-        <w:spacing w:after="120" w:line="440" w:lineRule="exact"/>
+        <w:spacing w:after="0" w:line="480" w:lineRule="auto"/>
         <w:ind w:firstLine="720"/>
-        <w:jc w:val="both"/>
+        <w:rPr>
+          <w:rFonts w:cs="Times New Roman"/>
+        </w:rPr>
       </w:pPr>
       <w:r>
         <w:rPr>
-          <w:rFonts w:ascii="Times New Roman" w:hAnsi="Times New Roman"/>
-          <w:sz w:val="24"/>
-        </w:rPr>
-        <w:t>Housing prices are obtained from Zillow’s Home Value Index (ZHVI), which provides ZIP-code-level monthly estimates of the median home value for single-family homes and condominiums in the 33rd–67th percentile of the local price distribution. Monthly values are averaged within calendar years and aggregated to the county level using population weights across contributing ZIP codes. Prices are expressed in natural logarithms.</w:t>
+          <w:rFonts w:cs="Times New Roman"/>
+        </w:rPr>
+        <w:t>This research combines data from multiple sources to identify the causal effects of working from home on housing prices across California</w:t>
+      </w:r>
+      <w:r>
+        <w:rPr>
+          <w:rFonts w:cs="Times New Roman"/>
+        </w:rPr>
+        <w:t xml:space="preserve"> counties</w:t>
+      </w:r>
+      <w:r>
+        <w:rPr>
+          <w:rFonts w:cs="Times New Roman"/>
+        </w:rPr>
+        <w:t xml:space="preserve"> from 2017 to 2023. Housing price datasets were obtained from Zillow’s County Home Value Index (ZHVI), which provides annual estimates of median house values. The housing prices are expressed in log form. WFH rates at the county level are constructed from the American Community Survey (ACS) 5-year estimates via IPUMS. The variable "means of transportation to work = worked from home" captures the share of employed residents who primarily work from home. Additional controls include: median household income (ACS), unemployment rate (BLS local area unemployment statistics), population (ACS), and number of housing units (ACS). The mortgage rate (Freddie Mac Primary Mortgage Market Survey) is included at the national level to control for credit conditions. Counties are classified using the 2023 OMB Core-Based Statistical Area </w:t>
+      </w:r>
+      <w:r>
+        <w:rPr>
+          <w:rFonts w:cs="Times New Roman"/>
+        </w:rPr>
+        <w:lastRenderedPageBreak/>
+        <w:t>delineations. The main analysis uses Metro-Core counties (33 x 7 = 231 observations). Non-metropolitan counties (Micropolitan + Noncore, 21 counties) serve as the comparison group for the demand outflow test. The CBSA designation is designed at the county level and reflects commuting-based economic integration, the mechanism through which WFH affects housing markets and requires no aggregation assumptions.</w:t>
       </w:r>
     </w:p>
     <w:p>
       <w:pPr>
-        <w:spacing w:after="120" w:line="440" w:lineRule="exact"/>
+        <w:spacing w:after="0" w:line="480" w:lineRule="auto"/>
         <w:ind w:firstLine="720"/>
-        <w:jc w:val="both"/>
+        <w:rPr>
+          <w:rFonts w:cs="Times New Roman"/>
+        </w:rPr>
       </w:pPr>
       <w:r>
         <w:rPr>
-          <w:rFonts w:ascii="Times New Roman" w:hAnsi="Times New Roman"/>
-          <w:sz w:val="24"/>
-        </w:rPr>
-        <w:t>Work-from-home rates are constructed from the American Community Survey (ACS) five-year estimates, Table S0801 (Commuting Characteristics by Sex). The variable captures the percentage of employed civilians aged 16 and over whose primary means of transportation to work is “worked from home.” ZIP-code-level WFH percentages are aggregated to the county level using population weights.</w:t>
-      </w:r>
-    </w:p>
-    <w:p>
-      <w:pPr>
-        <w:spacing w:after="120" w:line="440" w:lineRule="exact"/>
-        <w:ind w:firstLine="720"/>
-        <w:jc w:val="both"/>
-      </w:pPr>
-      <w:r>
-        <w:rPr>
-          <w:rFonts w:ascii="Times New Roman" w:hAnsi="Times New Roman"/>
-          <w:sz w:val="24"/>
-        </w:rPr>
-        <w:t>County controls include median household income from ACS Table B19013 and the civilian unemployment rate from the Bureau of Labor Statistics Local Area Unemployment Statistics (BLS LAUS). Median income is expressed in natural logarithms as the primary income control. County classification follows the 2023 OMB Core-Based Statistical Area (CBSA) delineations. The 33 Metropolitan Core counties—central counties of Metropolitan Statistical Areas—form the main analysis sample (231 observations). Non-Metro counties (Micropolitan + Noncore, n = 21, 147 observations) serve as a placebo group.</w:t>
-      </w:r>
-    </w:p>
-    <w:p>
-      <w:pPr>
-        <w:spacing w:before="160" w:after="80" w:line="280" w:lineRule="exact"/>
-      </w:pPr>
-      <w:r>
-        <w:rPr>
-          <w:rFonts w:ascii="Times New Roman" w:hAnsi="Times New Roman"/>
-          <w:b/>
-          <w:i/>
-          <w:sz w:val="24"/>
-        </w:rPr>
-        <w:t>2.2  Summary Statistics</w:t>
-      </w:r>
-    </w:p>
-    <w:p>
-      <w:pPr>
-        <w:spacing w:after="120" w:line="440" w:lineRule="exact"/>
-        <w:ind w:firstLine="720"/>
-        <w:jc w:val="both"/>
-      </w:pPr>
-      <w:r>
-        <w:rPr>
-          <w:rFonts w:ascii="Times New Roman" w:hAnsi="Times New Roman"/>
-          <w:sz w:val="24"/>
-        </w:rPr>
-        <w:lastRenderedPageBreak/>
-        <w:t>Table 1 reports descriptive statistics for the full 58-county panel. The average WFH rate is 9.17% (SD = 4.98%), ranging from 3.0% to 28.8%. The average log price of 12.90 corresponds to approximately $400,000. Between 2019 and 2023, the average Metro-Core WFH rate rose from 5.8% to 15.0%, a 9.2 percentage-point increase driven primarily by the COVID-19 shock. Metro-Core counties exhibit higher WFH rates and substantially higher median home prices than non-metro counties.</w:t>
-      </w:r>
-    </w:p>
-    <w:p>
-      <w:pPr>
-        <w:spacing w:before="200" w:after="80" w:line="440" w:lineRule="exact"/>
-        <w:jc w:val="center"/>
-      </w:pPr>
-      <w:r>
-        <w:rPr>
-          <w:rFonts w:ascii="Times New Roman" w:hAnsi="Times New Roman"/>
-          <w:b/>
-          <w:sz w:val="24"/>
-        </w:rPr>
-        <w:t>Table 1: Summary Statistics (County-Level Panel, N = 406 obs, 58 counties, 2017–2023)</w:t>
+          <w:rFonts w:cs="Times New Roman"/>
+        </w:rPr>
+        <w:t>Based on the Table 1: Summary Statistic, the dataset contains 406 observations from 2017 to 2023. The average of log housing price is 12.</w:t>
+      </w:r>
+      <w:r>
+        <w:rPr>
+          <w:rFonts w:cs="Times New Roman"/>
+        </w:rPr>
+        <w:t>8</w:t>
+      </w:r>
+      <w:r>
+        <w:rPr>
+          <w:rFonts w:cs="Times New Roman"/>
+        </w:rPr>
+        <w:t>97 with standard deviation of 0.</w:t>
+      </w:r>
+      <w:r>
+        <w:rPr>
+          <w:rFonts w:cs="Times New Roman"/>
+        </w:rPr>
+        <w:t>747</w:t>
+      </w:r>
+      <w:r>
+        <w:rPr>
+          <w:rFonts w:cs="Times New Roman"/>
+        </w:rPr>
+        <w:t xml:space="preserve"> indicating </w:t>
+      </w:r>
+      <w:r>
+        <w:rPr>
+          <w:rFonts w:cs="Times New Roman"/>
+        </w:rPr>
+        <w:t>fluctuation</w:t>
+      </w:r>
+      <w:r>
+        <w:rPr>
+          <w:rFonts w:cs="Times New Roman"/>
+        </w:rPr>
+        <w:t xml:space="preserve"> across</w:t>
+      </w:r>
+      <w:r>
+        <w:rPr>
+          <w:rFonts w:cs="Times New Roman"/>
+        </w:rPr>
+        <w:t xml:space="preserve"> California counties</w:t>
+      </w:r>
+      <w:r>
+        <w:rPr>
+          <w:rFonts w:cs="Times New Roman"/>
+        </w:rPr>
+        <w:t xml:space="preserve">. The </w:t>
+      </w:r>
+      <w:r>
+        <w:rPr>
+          <w:rFonts w:cs="Times New Roman"/>
+        </w:rPr>
+        <w:t>average</w:t>
+      </w:r>
+      <w:r>
+        <w:rPr>
+          <w:rFonts w:cs="Times New Roman"/>
+        </w:rPr>
+        <w:t xml:space="preserve"> working from home is 9.</w:t>
+      </w:r>
+      <w:r>
+        <w:rPr>
+          <w:rFonts w:cs="Times New Roman"/>
+        </w:rPr>
+        <w:t>17</w:t>
+      </w:r>
+      <w:r>
+        <w:rPr>
+          <w:rFonts w:cs="Times New Roman"/>
+        </w:rPr>
+        <w:t xml:space="preserve"> percent with 4.</w:t>
+      </w:r>
+      <w:r>
+        <w:rPr>
+          <w:rFonts w:cs="Times New Roman"/>
+        </w:rPr>
+        <w:t>98</w:t>
+      </w:r>
+      <w:r>
+        <w:rPr>
+          <w:rFonts w:cs="Times New Roman"/>
+        </w:rPr>
+        <w:t>% of standard deviation. The range from 3 to 28.7</w:t>
+      </w:r>
+      <w:r>
+        <w:rPr>
+          <w:rFonts w:cs="Times New Roman"/>
+        </w:rPr>
+        <w:t>6</w:t>
+      </w:r>
+      <w:r>
+        <w:rPr>
+          <w:rFonts w:cs="Times New Roman"/>
+        </w:rPr>
+        <w:t xml:space="preserve"> percent shows that working from home shares vary across area. In addition, median household income </w:t>
+      </w:r>
+      <w:r>
+        <w:rPr>
+          <w:rFonts w:cs="Times New Roman"/>
+        </w:rPr>
+        <w:t>is</w:t>
+      </w:r>
+      <w:r>
+        <w:rPr>
+          <w:rFonts w:cs="Times New Roman"/>
+        </w:rPr>
+        <w:t xml:space="preserve"> approximately $7</w:t>
+      </w:r>
+      <w:r>
+        <w:rPr>
+          <w:rFonts w:cs="Times New Roman"/>
+        </w:rPr>
+        <w:t>4,179</w:t>
+      </w:r>
+      <w:r>
+        <w:rPr>
+          <w:rFonts w:cs="Times New Roman"/>
+        </w:rPr>
+        <w:t xml:space="preserve"> with a standard deviation </w:t>
+      </w:r>
+      <w:r>
+        <w:rPr>
+          <w:rFonts w:cs="Times New Roman"/>
+        </w:rPr>
+        <w:t>of $</w:t>
+      </w:r>
+      <w:r>
+        <w:rPr>
+          <w:rFonts w:cs="Times New Roman"/>
+        </w:rPr>
+        <w:t>2</w:t>
+      </w:r>
+      <w:r>
+        <w:rPr>
+          <w:rFonts w:cs="Times New Roman"/>
+        </w:rPr>
+        <w:t>3,757</w:t>
+      </w:r>
+      <w:r>
+        <w:rPr>
+          <w:rFonts w:cs="Times New Roman"/>
+        </w:rPr>
+        <w:t>. The median income, which is between $3</w:t>
+      </w:r>
+      <w:r>
+        <w:rPr>
+          <w:rFonts w:cs="Times New Roman"/>
+        </w:rPr>
+        <w:t>6</w:t>
+      </w:r>
+      <w:r>
+        <w:rPr>
+          <w:rFonts w:cs="Times New Roman"/>
+        </w:rPr>
+        <w:t>,</w:t>
+      </w:r>
+      <w:r>
+        <w:rPr>
+          <w:rFonts w:cs="Times New Roman"/>
+        </w:rPr>
+        <w:t>099</w:t>
+      </w:r>
+      <w:r>
+        <w:rPr>
+          <w:rFonts w:cs="Times New Roman"/>
+        </w:rPr>
+        <w:t xml:space="preserve"> and $1</w:t>
+      </w:r>
+      <w:r>
+        <w:rPr>
+          <w:rFonts w:cs="Times New Roman"/>
+        </w:rPr>
+        <w:t>57,481</w:t>
+      </w:r>
+      <w:r>
+        <w:rPr>
+          <w:rFonts w:cs="Times New Roman"/>
+        </w:rPr>
+        <w:t>, indicates a dispersion across California.  Meanwhile, the population averages roughly 6</w:t>
+      </w:r>
+      <w:r>
+        <w:rPr>
+          <w:rFonts w:cs="Times New Roman"/>
+        </w:rPr>
+        <w:t>70</w:t>
+      </w:r>
+      <w:r>
+        <w:rPr>
+          <w:rFonts w:cs="Times New Roman"/>
+        </w:rPr>
+        <w:t>,</w:t>
+      </w:r>
+      <w:r>
+        <w:rPr>
+          <w:rFonts w:cs="Times New Roman"/>
+        </w:rPr>
+        <w:t>210</w:t>
+      </w:r>
+      <w:r>
+        <w:rPr>
+          <w:rFonts w:cs="Times New Roman"/>
+        </w:rPr>
+        <w:t xml:space="preserve"> per county.</w:t>
       </w:r>
     </w:p>
     <w:tbl>
       <w:tblPr>
-        <w:tblStyle w:val="TableGrid"/>
         <w:tblW w:w="0" w:type="auto"/>
         <w:jc w:val="center"/>
         <w:tblLook w:val="04A0" w:firstRow="1" w:lastRow="0" w:firstColumn="1" w:lastColumn="0" w:noHBand="0" w:noVBand="1"/>
       </w:tblPr>
       <w:tblGrid>
-        <w:gridCol w:w="4032"/>
-        <w:gridCol w:w="1008"/>
-        <w:gridCol w:w="1016"/>
-        <w:gridCol w:w="1008"/>
-        <w:gridCol w:w="1080"/>
-        <w:gridCol w:w="1116"/>
+        <w:gridCol w:w="1585"/>
+        <w:gridCol w:w="1560"/>
+        <w:gridCol w:w="1560"/>
+        <w:gridCol w:w="1560"/>
+        <w:gridCol w:w="1560"/>
+        <w:gridCol w:w="1560"/>
       </w:tblGrid>
       <w:tr>
         <w:trPr>
@@ -355,20 +868,26 @@
         </w:trPr>
         <w:tc>
           <w:tcPr>
-            <w:tcW w:w="4032" w:type="dxa"/>
-            <w:shd w:val="clear" w:color="auto" w:fill="D0D8E4"/>
-            <w:vAlign w:val="center"/>
+            <w:tcW w:w="1585" w:type="dxa"/>
+            <w:tcBorders>
+              <w:top w:val="single" w:sz="8" w:space="0" w:color="000000"/>
+              <w:left w:val="nil"/>
+              <w:bottom w:val="single" w:sz="8" w:space="0" w:color="000000"/>
+              <w:right w:val="nil"/>
+            </w:tcBorders>
           </w:tcPr>
           <w:p>
             <w:pPr>
-              <w:spacing w:before="40" w:after="40"/>
-              <w:jc w:val="center"/>
+              <w:spacing w:after="0" w:line="240" w:lineRule="auto"/>
+              <w:rPr>
+                <w:rFonts w:cs="Times New Roman"/>
+              </w:rPr>
             </w:pPr>
             <w:r>
               <w:rPr>
-                <w:rFonts w:ascii="Times New Roman" w:hAnsi="Times New Roman"/>
+                <w:rFonts w:cs="Times New Roman"/>
                 <w:b/>
-                <w:sz w:val="20"/>
+                <w:sz w:val="22"/>
               </w:rPr>
               <w:t>Variable</w:t>
             </w:r>
@@ -376,20 +895,26 @@
         </w:tc>
         <w:tc>
           <w:tcPr>
-            <w:tcW w:w="1008" w:type="dxa"/>
-            <w:shd w:val="clear" w:color="auto" w:fill="D0D8E4"/>
-            <w:vAlign w:val="center"/>
+            <w:tcW w:w="1560" w:type="dxa"/>
+            <w:tcBorders>
+              <w:top w:val="single" w:sz="8" w:space="0" w:color="000000"/>
+              <w:left w:val="nil"/>
+              <w:bottom w:val="single" w:sz="8" w:space="0" w:color="000000"/>
+              <w:right w:val="nil"/>
+            </w:tcBorders>
           </w:tcPr>
           <w:p>
             <w:pPr>
-              <w:spacing w:before="40" w:after="40"/>
-              <w:jc w:val="center"/>
+              <w:spacing w:after="0" w:line="240" w:lineRule="auto"/>
+              <w:rPr>
+                <w:rFonts w:cs="Times New Roman"/>
+              </w:rPr>
             </w:pPr>
             <w:r>
               <w:rPr>
-                <w:rFonts w:ascii="Times New Roman" w:hAnsi="Times New Roman"/>
+                <w:rFonts w:cs="Times New Roman"/>
                 <w:b/>
-                <w:sz w:val="20"/>
+                <w:sz w:val="22"/>
               </w:rPr>
               <w:t>Mean</w:t>
             </w:r>
@@ -397,20 +922,26 @@
         </w:tc>
         <w:tc>
           <w:tcPr>
-            <w:tcW w:w="936" w:type="dxa"/>
-            <w:shd w:val="clear" w:color="auto" w:fill="D0D8E4"/>
-            <w:vAlign w:val="center"/>
+            <w:tcW w:w="1560" w:type="dxa"/>
+            <w:tcBorders>
+              <w:top w:val="single" w:sz="8" w:space="0" w:color="000000"/>
+              <w:left w:val="nil"/>
+              <w:bottom w:val="single" w:sz="8" w:space="0" w:color="000000"/>
+              <w:right w:val="nil"/>
+            </w:tcBorders>
           </w:tcPr>
           <w:p>
             <w:pPr>
-              <w:spacing w:before="40" w:after="40"/>
-              <w:jc w:val="center"/>
+              <w:spacing w:after="0" w:line="240" w:lineRule="auto"/>
+              <w:rPr>
+                <w:rFonts w:cs="Times New Roman"/>
+              </w:rPr>
             </w:pPr>
             <w:r>
               <w:rPr>
-                <w:rFonts w:ascii="Times New Roman" w:hAnsi="Times New Roman"/>
+                <w:rFonts w:cs="Times New Roman"/>
                 <w:b/>
-                <w:sz w:val="20"/>
+                <w:sz w:val="22"/>
               </w:rPr>
               <w:t>SD</w:t>
             </w:r>
@@ -418,20 +949,26 @@
         </w:tc>
         <w:tc>
           <w:tcPr>
-            <w:tcW w:w="1008" w:type="dxa"/>
-            <w:shd w:val="clear" w:color="auto" w:fill="D0D8E4"/>
-            <w:vAlign w:val="center"/>
+            <w:tcW w:w="1560" w:type="dxa"/>
+            <w:tcBorders>
+              <w:top w:val="single" w:sz="8" w:space="0" w:color="000000"/>
+              <w:left w:val="nil"/>
+              <w:bottom w:val="single" w:sz="8" w:space="0" w:color="000000"/>
+              <w:right w:val="nil"/>
+            </w:tcBorders>
           </w:tcPr>
           <w:p>
             <w:pPr>
-              <w:spacing w:before="40" w:after="40"/>
-              <w:jc w:val="center"/>
+              <w:spacing w:after="0" w:line="240" w:lineRule="auto"/>
+              <w:rPr>
+                <w:rFonts w:cs="Times New Roman"/>
+              </w:rPr>
             </w:pPr>
             <w:r>
               <w:rPr>
-                <w:rFonts w:ascii="Times New Roman" w:hAnsi="Times New Roman"/>
+                <w:rFonts w:cs="Times New Roman"/>
                 <w:b/>
-                <w:sz w:val="20"/>
+                <w:sz w:val="22"/>
               </w:rPr>
               <w:t>Min</w:t>
             </w:r>
@@ -439,20 +976,26 @@
         </w:tc>
         <w:tc>
           <w:tcPr>
-            <w:tcW w:w="1080" w:type="dxa"/>
-            <w:shd w:val="clear" w:color="auto" w:fill="D0D8E4"/>
-            <w:vAlign w:val="center"/>
+            <w:tcW w:w="1560" w:type="dxa"/>
+            <w:tcBorders>
+              <w:top w:val="single" w:sz="8" w:space="0" w:color="000000"/>
+              <w:left w:val="nil"/>
+              <w:bottom w:val="single" w:sz="8" w:space="0" w:color="000000"/>
+              <w:right w:val="nil"/>
+            </w:tcBorders>
           </w:tcPr>
           <w:p>
             <w:pPr>
-              <w:spacing w:before="40" w:after="40"/>
-              <w:jc w:val="center"/>
+              <w:spacing w:after="0" w:line="240" w:lineRule="auto"/>
+              <w:rPr>
+                <w:rFonts w:cs="Times New Roman"/>
+              </w:rPr>
             </w:pPr>
             <w:r>
               <w:rPr>
-                <w:rFonts w:ascii="Times New Roman" w:hAnsi="Times New Roman"/>
+                <w:rFonts w:cs="Times New Roman"/>
                 <w:b/>
-                <w:sz w:val="20"/>
+                <w:sz w:val="22"/>
               </w:rPr>
               <w:t>Median</w:t>
             </w:r>
@@ -460,20 +1003,26 @@
         </w:tc>
         <w:tc>
           <w:tcPr>
-            <w:tcW w:w="1080" w:type="dxa"/>
-            <w:shd w:val="clear" w:color="auto" w:fill="D0D8E4"/>
-            <w:vAlign w:val="center"/>
+            <w:tcW w:w="1560" w:type="dxa"/>
+            <w:tcBorders>
+              <w:top w:val="single" w:sz="8" w:space="0" w:color="000000"/>
+              <w:left w:val="nil"/>
+              <w:bottom w:val="single" w:sz="8" w:space="0" w:color="000000"/>
+              <w:right w:val="nil"/>
+            </w:tcBorders>
           </w:tcPr>
           <w:p>
             <w:pPr>
-              <w:spacing w:before="40" w:after="40"/>
-              <w:jc w:val="center"/>
+              <w:spacing w:after="0" w:line="240" w:lineRule="auto"/>
+              <w:rPr>
+                <w:rFonts w:cs="Times New Roman"/>
+              </w:rPr>
             </w:pPr>
             <w:r>
               <w:rPr>
-                <w:rFonts w:ascii="Times New Roman" w:hAnsi="Times New Roman"/>
+                <w:rFonts w:cs="Times New Roman"/>
                 <w:b/>
-                <w:sz w:val="20"/>
+                <w:sz w:val="22"/>
               </w:rPr>
               <w:t>Max</w:t>
             </w:r>
@@ -486,17 +1035,25 @@
         </w:trPr>
         <w:tc>
           <w:tcPr>
-            <w:tcW w:w="4032" w:type="dxa"/>
-            <w:vAlign w:val="center"/>
+            <w:tcW w:w="1585" w:type="dxa"/>
+            <w:tcBorders>
+              <w:top w:val="nil"/>
+              <w:left w:val="nil"/>
+              <w:bottom w:val="nil"/>
+              <w:right w:val="nil"/>
+            </w:tcBorders>
           </w:tcPr>
           <w:p>
             <w:pPr>
-              <w:spacing w:before="20" w:after="20"/>
+              <w:spacing w:after="0" w:line="240" w:lineRule="auto"/>
+              <w:rPr>
+                <w:rFonts w:cs="Times New Roman"/>
+              </w:rPr>
             </w:pPr>
             <w:r>
               <w:rPr>
-                <w:rFonts w:ascii="Times New Roman" w:hAnsi="Times New Roman"/>
-                <w:sz w:val="20"/>
+                <w:rFonts w:cs="Times New Roman"/>
+                <w:sz w:val="22"/>
               </w:rPr>
               <w:t>WFH rate (%)</w:t>
             </w:r>
@@ -504,18 +1061,25 @@
         </w:tc>
         <w:tc>
           <w:tcPr>
-            <w:tcW w:w="1008" w:type="dxa"/>
-            <w:vAlign w:val="center"/>
+            <w:tcW w:w="1560" w:type="dxa"/>
+            <w:tcBorders>
+              <w:top w:val="nil"/>
+              <w:left w:val="nil"/>
+              <w:bottom w:val="nil"/>
+              <w:right w:val="nil"/>
+            </w:tcBorders>
           </w:tcPr>
           <w:p>
             <w:pPr>
-              <w:spacing w:before="20" w:after="20"/>
-              <w:jc w:val="center"/>
+              <w:spacing w:after="0" w:line="240" w:lineRule="auto"/>
+              <w:rPr>
+                <w:rFonts w:cs="Times New Roman"/>
+              </w:rPr>
             </w:pPr>
             <w:r>
               <w:rPr>
-                <w:rFonts w:ascii="Times New Roman" w:hAnsi="Times New Roman"/>
-                <w:sz w:val="20"/>
+                <w:rFonts w:cs="Times New Roman"/>
+                <w:sz w:val="22"/>
               </w:rPr>
               <w:t>9.17</w:t>
             </w:r>
@@ -523,18 +1087,25 @@
         </w:tc>
         <w:tc>
           <w:tcPr>
-            <w:tcW w:w="936" w:type="dxa"/>
-            <w:vAlign w:val="center"/>
+            <w:tcW w:w="1560" w:type="dxa"/>
+            <w:tcBorders>
+              <w:top w:val="nil"/>
+              <w:left w:val="nil"/>
+              <w:bottom w:val="nil"/>
+              <w:right w:val="nil"/>
+            </w:tcBorders>
           </w:tcPr>
           <w:p>
             <w:pPr>
-              <w:spacing w:before="20" w:after="20"/>
-              <w:jc w:val="center"/>
+              <w:spacing w:after="0" w:line="240" w:lineRule="auto"/>
+              <w:rPr>
+                <w:rFonts w:cs="Times New Roman"/>
+              </w:rPr>
             </w:pPr>
             <w:r>
               <w:rPr>
-                <w:rFonts w:ascii="Times New Roman" w:hAnsi="Times New Roman"/>
-                <w:sz w:val="20"/>
+                <w:rFonts w:cs="Times New Roman"/>
+                <w:sz w:val="22"/>
               </w:rPr>
               <w:t>4.98</w:t>
             </w:r>
@@ -542,18 +1113,25 @@
         </w:tc>
         <w:tc>
           <w:tcPr>
-            <w:tcW w:w="1008" w:type="dxa"/>
-            <w:vAlign w:val="center"/>
+            <w:tcW w:w="1560" w:type="dxa"/>
+            <w:tcBorders>
+              <w:top w:val="nil"/>
+              <w:left w:val="nil"/>
+              <w:bottom w:val="nil"/>
+              <w:right w:val="nil"/>
+            </w:tcBorders>
           </w:tcPr>
           <w:p>
             <w:pPr>
-              <w:spacing w:before="20" w:after="20"/>
-              <w:jc w:val="center"/>
+              <w:spacing w:after="0" w:line="240" w:lineRule="auto"/>
+              <w:rPr>
+                <w:rFonts w:cs="Times New Roman"/>
+              </w:rPr>
             </w:pPr>
             <w:r>
               <w:rPr>
-                <w:rFonts w:ascii="Times New Roman" w:hAnsi="Times New Roman"/>
-                <w:sz w:val="20"/>
+                <w:rFonts w:cs="Times New Roman"/>
+                <w:sz w:val="22"/>
               </w:rPr>
               <w:t>3.00</w:t>
             </w:r>
@@ -561,18 +1139,25 @@
         </w:tc>
         <w:tc>
           <w:tcPr>
-            <w:tcW w:w="1080" w:type="dxa"/>
-            <w:vAlign w:val="center"/>
+            <w:tcW w:w="1560" w:type="dxa"/>
+            <w:tcBorders>
+              <w:top w:val="nil"/>
+              <w:left w:val="nil"/>
+              <w:bottom w:val="nil"/>
+              <w:right w:val="nil"/>
+            </w:tcBorders>
           </w:tcPr>
           <w:p>
             <w:pPr>
-              <w:spacing w:before="20" w:after="20"/>
-              <w:jc w:val="center"/>
+              <w:spacing w:after="0" w:line="240" w:lineRule="auto"/>
+              <w:rPr>
+                <w:rFonts w:cs="Times New Roman"/>
+              </w:rPr>
             </w:pPr>
             <w:r>
               <w:rPr>
-                <w:rFonts w:ascii="Times New Roman" w:hAnsi="Times New Roman"/>
-                <w:sz w:val="20"/>
+                <w:rFonts w:cs="Times New Roman"/>
+                <w:sz w:val="22"/>
               </w:rPr>
               <w:t>7.54</w:t>
             </w:r>
@@ -580,18 +1165,25 @@
         </w:tc>
         <w:tc>
           <w:tcPr>
-            <w:tcW w:w="1080" w:type="dxa"/>
-            <w:vAlign w:val="center"/>
+            <w:tcW w:w="1560" w:type="dxa"/>
+            <w:tcBorders>
+              <w:top w:val="nil"/>
+              <w:left w:val="nil"/>
+              <w:bottom w:val="nil"/>
+              <w:right w:val="nil"/>
+            </w:tcBorders>
           </w:tcPr>
           <w:p>
             <w:pPr>
-              <w:spacing w:before="20" w:after="20"/>
-              <w:jc w:val="center"/>
+              <w:spacing w:after="0" w:line="240" w:lineRule="auto"/>
+              <w:rPr>
+                <w:rFonts w:cs="Times New Roman"/>
+              </w:rPr>
             </w:pPr>
             <w:r>
               <w:rPr>
-                <w:rFonts w:ascii="Times New Roman" w:hAnsi="Times New Roman"/>
-                <w:sz w:val="20"/>
+                <w:rFonts w:cs="Times New Roman"/>
+                <w:sz w:val="22"/>
               </w:rPr>
               <w:t>28.76</w:t>
             </w:r>
@@ -604,74 +1196,116 @@
         </w:trPr>
         <w:tc>
           <w:tcPr>
-            <w:tcW w:w="4032" w:type="dxa"/>
-            <w:vAlign w:val="center"/>
+            <w:tcW w:w="1585" w:type="dxa"/>
+            <w:tcBorders>
+              <w:top w:val="nil"/>
+              <w:left w:val="nil"/>
+              <w:bottom w:val="nil"/>
+              <w:right w:val="nil"/>
+            </w:tcBorders>
           </w:tcPr>
           <w:p>
             <w:pPr>
-              <w:spacing w:before="20" w:after="20"/>
+              <w:spacing w:after="0" w:line="240" w:lineRule="auto"/>
+              <w:rPr>
+                <w:rFonts w:cs="Times New Roman"/>
+              </w:rPr>
             </w:pPr>
             <w:r>
               <w:rPr>
-                <w:rFonts w:ascii="Times New Roman" w:hAnsi="Times New Roman"/>
-                <w:sz w:val="20"/>
-              </w:rPr>
-              <w:t>log(Median Home Price)</w:t>
+                <w:rFonts w:cs="Times New Roman"/>
+                <w:sz w:val="22"/>
+              </w:rPr>
+              <w:t>log(Median Price)</w:t>
             </w:r>
           </w:p>
         </w:tc>
         <w:tc>
           <w:tcPr>
-            <w:tcW w:w="1008" w:type="dxa"/>
-            <w:vAlign w:val="center"/>
+            <w:tcW w:w="1560" w:type="dxa"/>
+            <w:tcBorders>
+              <w:top w:val="nil"/>
+              <w:left w:val="nil"/>
+              <w:bottom w:val="nil"/>
+              <w:right w:val="nil"/>
+            </w:tcBorders>
           </w:tcPr>
           <w:p>
             <w:pPr>
-              <w:spacing w:before="20" w:after="20"/>
-              <w:jc w:val="center"/>
+              <w:spacing w:after="0" w:line="240" w:lineRule="auto"/>
+              <w:rPr>
+                <w:rFonts w:cs="Times New Roman"/>
+              </w:rPr>
             </w:pPr>
             <w:r>
               <w:rPr>
-                <w:rFonts w:ascii="Times New Roman" w:hAnsi="Times New Roman"/>
-                <w:sz w:val="20"/>
-              </w:rPr>
-              <w:t>12.90</w:t>
+                <w:rFonts w:cs="Times New Roman"/>
+                <w:sz w:val="22"/>
+              </w:rPr>
+              <w:t>12.</w:t>
+            </w:r>
+            <w:r>
+              <w:rPr>
+                <w:rFonts w:cs="Times New Roman"/>
+                <w:sz w:val="22"/>
+              </w:rPr>
+              <w:t>90</w:t>
             </w:r>
           </w:p>
         </w:tc>
         <w:tc>
           <w:tcPr>
-            <w:tcW w:w="936" w:type="dxa"/>
-            <w:vAlign w:val="center"/>
+            <w:tcW w:w="1560" w:type="dxa"/>
+            <w:tcBorders>
+              <w:top w:val="nil"/>
+              <w:left w:val="nil"/>
+              <w:bottom w:val="nil"/>
+              <w:right w:val="nil"/>
+            </w:tcBorders>
           </w:tcPr>
           <w:p>
             <w:pPr>
-              <w:spacing w:before="20" w:after="20"/>
-              <w:jc w:val="center"/>
+              <w:spacing w:after="0" w:line="240" w:lineRule="auto"/>
+              <w:rPr>
+                <w:rFonts w:cs="Times New Roman"/>
+              </w:rPr>
             </w:pPr>
             <w:r>
               <w:rPr>
-                <w:rFonts w:ascii="Times New Roman" w:hAnsi="Times New Roman"/>
-                <w:sz w:val="20"/>
-              </w:rPr>
-              <w:t>0.54</w:t>
+                <w:rFonts w:cs="Times New Roman"/>
+                <w:sz w:val="22"/>
+              </w:rPr>
+              <w:t>0.</w:t>
+            </w:r>
+            <w:r>
+              <w:rPr>
+                <w:rFonts w:cs="Times New Roman"/>
+                <w:sz w:val="22"/>
+              </w:rPr>
+              <w:t>54</w:t>
             </w:r>
           </w:p>
         </w:tc>
         <w:tc>
           <w:tcPr>
-            <w:tcW w:w="1008" w:type="dxa"/>
-            <w:vAlign w:val="center"/>
+            <w:tcW w:w="1560" w:type="dxa"/>
+            <w:tcBorders>
+              <w:top w:val="nil"/>
+              <w:left w:val="nil"/>
+              <w:bottom w:val="nil"/>
+              <w:right w:val="nil"/>
+            </w:tcBorders>
           </w:tcPr>
           <w:p>
             <w:pPr>
-              <w:spacing w:before="20" w:after="20"/>
-              <w:jc w:val="center"/>
+              <w:spacing w:after="0" w:line="240" w:lineRule="auto"/>
+              <w:rPr>
+                <w:rFonts w:cs="Times New Roman"/>
+              </w:rPr>
             </w:pPr>
             <w:r>
               <w:rPr>
-                <w:rFonts w:ascii="Times New Roman" w:hAnsi="Times New Roman"/>
-                <w:sz w:val="20"/>
+                <w:rFonts w:cs="Times New Roman"/>
               </w:rPr>
               <w:t>11.52</w:t>
             </w:r>
@@ -679,18 +1313,25 @@
         </w:tc>
         <w:tc>
           <w:tcPr>
-            <w:tcW w:w="1080" w:type="dxa"/>
-            <w:vAlign w:val="center"/>
+            <w:tcW w:w="1560" w:type="dxa"/>
+            <w:tcBorders>
+              <w:top w:val="nil"/>
+              <w:left w:val="nil"/>
+              <w:bottom w:val="nil"/>
+              <w:right w:val="nil"/>
+            </w:tcBorders>
           </w:tcPr>
           <w:p>
             <w:pPr>
-              <w:spacing w:before="20" w:after="20"/>
-              <w:jc w:val="center"/>
+              <w:spacing w:after="0" w:line="240" w:lineRule="auto"/>
+              <w:rPr>
+                <w:rFonts w:cs="Times New Roman"/>
+              </w:rPr>
             </w:pPr>
             <w:r>
               <w:rPr>
-                <w:rFonts w:ascii="Times New Roman" w:hAnsi="Times New Roman"/>
-                <w:sz w:val="20"/>
+                <w:rFonts w:cs="Times New Roman"/>
+                <w:sz w:val="22"/>
               </w:rPr>
               <w:t>12.92</w:t>
             </w:r>
@@ -698,20 +1339,34 @@
         </w:tc>
         <w:tc>
           <w:tcPr>
-            <w:tcW w:w="1080" w:type="dxa"/>
-            <w:vAlign w:val="center"/>
+            <w:tcW w:w="1560" w:type="dxa"/>
+            <w:tcBorders>
+              <w:top w:val="nil"/>
+              <w:left w:val="nil"/>
+              <w:bottom w:val="nil"/>
+              <w:right w:val="nil"/>
+            </w:tcBorders>
           </w:tcPr>
           <w:p>
             <w:pPr>
-              <w:spacing w:before="20" w:after="20"/>
-              <w:jc w:val="center"/>
+              <w:spacing w:after="0" w:line="240" w:lineRule="auto"/>
+              <w:rPr>
+                <w:rFonts w:cs="Times New Roman"/>
+              </w:rPr>
             </w:pPr>
             <w:r>
               <w:rPr>
-                <w:rFonts w:ascii="Times New Roman" w:hAnsi="Times New Roman"/>
-                <w:sz w:val="20"/>
-              </w:rPr>
-              <w:t>14.34</w:t>
+                <w:rFonts w:cs="Times New Roman"/>
+                <w:sz w:val="22"/>
+              </w:rPr>
+              <w:t>14.3</w:t>
+            </w:r>
+            <w:r>
+              <w:rPr>
+                <w:rFonts w:cs="Times New Roman"/>
+                <w:sz w:val="22"/>
+              </w:rPr>
+              <w:t>4</w:t>
             </w:r>
           </w:p>
         </w:tc>
@@ -722,114 +1377,220 @@
         </w:trPr>
         <w:tc>
           <w:tcPr>
-            <w:tcW w:w="4032" w:type="dxa"/>
-            <w:vAlign w:val="center"/>
+            <w:tcW w:w="1585" w:type="dxa"/>
+            <w:tcBorders>
+              <w:top w:val="nil"/>
+              <w:left w:val="nil"/>
+              <w:bottom w:val="nil"/>
+              <w:right w:val="nil"/>
+            </w:tcBorders>
           </w:tcPr>
           <w:p>
             <w:pPr>
-              <w:spacing w:before="20" w:after="20"/>
+              <w:spacing w:after="0" w:line="240" w:lineRule="auto"/>
+              <w:rPr>
+                <w:rFonts w:cs="Times New Roman"/>
+              </w:rPr>
             </w:pPr>
             <w:r>
               <w:rPr>
-                <w:rFonts w:ascii="Times New Roman" w:hAnsi="Times New Roman"/>
-                <w:sz w:val="20"/>
-              </w:rPr>
-              <w:t>Median income ($)</w:t>
+                <w:rFonts w:cs="Times New Roman"/>
+                <w:sz w:val="22"/>
+              </w:rPr>
+              <w:t>Median household income ($)</w:t>
             </w:r>
           </w:p>
         </w:tc>
         <w:tc>
           <w:tcPr>
-            <w:tcW w:w="1008" w:type="dxa"/>
-            <w:vAlign w:val="center"/>
+            <w:tcW w:w="1560" w:type="dxa"/>
+            <w:tcBorders>
+              <w:top w:val="nil"/>
+              <w:left w:val="nil"/>
+              <w:bottom w:val="nil"/>
+              <w:right w:val="nil"/>
+            </w:tcBorders>
           </w:tcPr>
           <w:p>
             <w:pPr>
-              <w:spacing w:before="20" w:after="20"/>
-              <w:jc w:val="center"/>
+              <w:spacing w:after="0" w:line="240" w:lineRule="auto"/>
+              <w:rPr>
+                <w:rFonts w:cs="Times New Roman"/>
+              </w:rPr>
             </w:pPr>
             <w:r>
               <w:rPr>
-                <w:rFonts w:ascii="Times New Roman" w:hAnsi="Times New Roman"/>
-                <w:sz w:val="20"/>
-              </w:rPr>
-              <w:t>74,599</w:t>
+                <w:rFonts w:cs="Times New Roman"/>
+                <w:sz w:val="22"/>
+              </w:rPr>
+              <w:t>74,</w:t>
+            </w:r>
+            <w:r>
+              <w:rPr>
+                <w:rFonts w:cs="Times New Roman"/>
+                <w:sz w:val="22"/>
+              </w:rPr>
+              <w:t>599</w:t>
             </w:r>
           </w:p>
         </w:tc>
         <w:tc>
           <w:tcPr>
-            <w:tcW w:w="936" w:type="dxa"/>
-            <w:vAlign w:val="center"/>
+            <w:tcW w:w="1560" w:type="dxa"/>
+            <w:tcBorders>
+              <w:top w:val="nil"/>
+              <w:left w:val="nil"/>
+              <w:bottom w:val="nil"/>
+              <w:right w:val="nil"/>
+            </w:tcBorders>
           </w:tcPr>
           <w:p>
             <w:pPr>
-              <w:spacing w:before="20" w:after="20"/>
-              <w:jc w:val="center"/>
+              <w:spacing w:after="0" w:line="240" w:lineRule="auto"/>
+              <w:rPr>
+                <w:rFonts w:cs="Times New Roman"/>
+              </w:rPr>
             </w:pPr>
             <w:r>
               <w:rPr>
-                <w:rFonts w:ascii="Times New Roman" w:hAnsi="Times New Roman"/>
-                <w:sz w:val="20"/>
-              </w:rPr>
-              <w:t>23,909</w:t>
+                <w:rFonts w:cs="Times New Roman"/>
+                <w:sz w:val="22"/>
+              </w:rPr>
+              <w:t>23,</w:t>
+            </w:r>
+            <w:r>
+              <w:rPr>
+                <w:rFonts w:cs="Times New Roman"/>
+                <w:sz w:val="22"/>
+              </w:rPr>
+              <w:t>909</w:t>
             </w:r>
           </w:p>
         </w:tc>
         <w:tc>
           <w:tcPr>
-            <w:tcW w:w="1008" w:type="dxa"/>
-            <w:vAlign w:val="center"/>
+            <w:tcW w:w="1560" w:type="dxa"/>
+            <w:tcBorders>
+              <w:top w:val="nil"/>
+              <w:left w:val="nil"/>
+              <w:bottom w:val="nil"/>
+              <w:right w:val="nil"/>
+            </w:tcBorders>
           </w:tcPr>
           <w:p>
             <w:pPr>
-              <w:spacing w:before="20" w:after="20"/>
-              <w:jc w:val="center"/>
+              <w:spacing w:after="0" w:line="240" w:lineRule="auto"/>
+              <w:rPr>
+                <w:rFonts w:cs="Times New Roman"/>
+              </w:rPr>
             </w:pPr>
             <w:r>
               <w:rPr>
-                <w:rFonts w:ascii="Times New Roman" w:hAnsi="Times New Roman"/>
-                <w:sz w:val="20"/>
-              </w:rPr>
-              <w:t>37,551</w:t>
+                <w:rFonts w:cs="Times New Roman"/>
+                <w:sz w:val="22"/>
+              </w:rPr>
+              <w:t>3</w:t>
+            </w:r>
+            <w:r>
+              <w:rPr>
+                <w:rFonts w:cs="Times New Roman"/>
+                <w:sz w:val="22"/>
+              </w:rPr>
+              <w:t>7</w:t>
+            </w:r>
+            <w:r>
+              <w:rPr>
+                <w:rFonts w:cs="Times New Roman"/>
+                <w:sz w:val="22"/>
+              </w:rPr>
+              <w:t>,</w:t>
+            </w:r>
+            <w:r>
+              <w:rPr>
+                <w:rFonts w:cs="Times New Roman"/>
+                <w:sz w:val="22"/>
+              </w:rPr>
+              <w:t>551</w:t>
             </w:r>
           </w:p>
         </w:tc>
         <w:tc>
           <w:tcPr>
-            <w:tcW w:w="1080" w:type="dxa"/>
-            <w:vAlign w:val="center"/>
+            <w:tcW w:w="1560" w:type="dxa"/>
+            <w:tcBorders>
+              <w:top w:val="nil"/>
+              <w:left w:val="nil"/>
+              <w:bottom w:val="nil"/>
+              <w:right w:val="nil"/>
+            </w:tcBorders>
           </w:tcPr>
           <w:p>
             <w:pPr>
-              <w:spacing w:before="20" w:after="20"/>
-              <w:jc w:val="center"/>
+              <w:spacing w:after="0" w:line="240" w:lineRule="auto"/>
+              <w:rPr>
+                <w:rFonts w:cs="Times New Roman"/>
+              </w:rPr>
             </w:pPr>
             <w:r>
               <w:rPr>
-                <w:rFonts w:ascii="Times New Roman" w:hAnsi="Times New Roman"/>
-                <w:sz w:val="20"/>
-              </w:rPr>
-              <w:t>68,467</w:t>
+                <w:rFonts w:cs="Times New Roman"/>
+                <w:sz w:val="22"/>
+              </w:rPr>
+              <w:t>68,</w:t>
+            </w:r>
+            <w:r>
+              <w:rPr>
+                <w:rFonts w:cs="Times New Roman"/>
+                <w:sz w:val="22"/>
+              </w:rPr>
+              <w:t>467</w:t>
             </w:r>
           </w:p>
         </w:tc>
         <w:tc>
           <w:tcPr>
-            <w:tcW w:w="1080" w:type="dxa"/>
-            <w:vAlign w:val="center"/>
+            <w:tcW w:w="1560" w:type="dxa"/>
+            <w:tcBorders>
+              <w:top w:val="nil"/>
+              <w:left w:val="nil"/>
+              <w:bottom w:val="nil"/>
+              <w:right w:val="nil"/>
+            </w:tcBorders>
           </w:tcPr>
           <w:p>
             <w:pPr>
-              <w:spacing w:before="20" w:after="20"/>
-              <w:jc w:val="center"/>
+              <w:spacing w:after="0" w:line="240" w:lineRule="auto"/>
+              <w:rPr>
+                <w:rFonts w:cs="Times New Roman"/>
+              </w:rPr>
             </w:pPr>
             <w:r>
               <w:rPr>
-                <w:rFonts w:ascii="Times New Roman" w:hAnsi="Times New Roman"/>
-                <w:sz w:val="20"/>
-              </w:rPr>
-              <w:t>160,731</w:t>
+                <w:rFonts w:cs="Times New Roman"/>
+                <w:sz w:val="22"/>
+              </w:rPr>
+              <w:t>1</w:t>
+            </w:r>
+            <w:r>
+              <w:rPr>
+                <w:rFonts w:cs="Times New Roman"/>
+                <w:sz w:val="22"/>
+              </w:rPr>
+              <w:t>60</w:t>
+            </w:r>
+            <w:r>
+              <w:rPr>
+                <w:rFonts w:cs="Times New Roman"/>
+                <w:sz w:val="22"/>
+              </w:rPr>
+              <w:t>,</w:t>
+            </w:r>
+            <w:r>
+              <w:rPr>
+                <w:rFonts w:cs="Times New Roman"/>
+                <w:sz w:val="22"/>
+              </w:rPr>
+              <w:t>731</w:t>
             </w:r>
           </w:p>
         </w:tc>
@@ -840,17 +1601,25 @@
         </w:trPr>
         <w:tc>
           <w:tcPr>
-            <w:tcW w:w="4032" w:type="dxa"/>
-            <w:vAlign w:val="center"/>
+            <w:tcW w:w="1585" w:type="dxa"/>
+            <w:tcBorders>
+              <w:top w:val="nil"/>
+              <w:left w:val="nil"/>
+              <w:bottom w:val="nil"/>
+              <w:right w:val="nil"/>
+            </w:tcBorders>
           </w:tcPr>
           <w:p>
             <w:pPr>
-              <w:spacing w:before="20" w:after="20"/>
+              <w:spacing w:after="0" w:line="240" w:lineRule="auto"/>
+              <w:rPr>
+                <w:rFonts w:cs="Times New Roman"/>
+              </w:rPr>
             </w:pPr>
             <w:r>
               <w:rPr>
-                <w:rFonts w:ascii="Times New Roman" w:hAnsi="Times New Roman"/>
-                <w:sz w:val="20"/>
+                <w:rFonts w:cs="Times New Roman"/>
+                <w:sz w:val="22"/>
               </w:rPr>
               <w:t>Unemployment rate</w:t>
             </w:r>
@@ -858,18 +1627,25 @@
         </w:tc>
         <w:tc>
           <w:tcPr>
-            <w:tcW w:w="1008" w:type="dxa"/>
-            <w:vAlign w:val="center"/>
+            <w:tcW w:w="1560" w:type="dxa"/>
+            <w:tcBorders>
+              <w:top w:val="nil"/>
+              <w:left w:val="nil"/>
+              <w:bottom w:val="nil"/>
+              <w:right w:val="nil"/>
+            </w:tcBorders>
           </w:tcPr>
           <w:p>
             <w:pPr>
-              <w:spacing w:before="20" w:after="20"/>
-              <w:jc w:val="center"/>
+              <w:spacing w:after="0" w:line="240" w:lineRule="auto"/>
+              <w:rPr>
+                <w:rFonts w:cs="Times New Roman"/>
+              </w:rPr>
             </w:pPr>
             <w:r>
               <w:rPr>
-                <w:rFonts w:ascii="Times New Roman" w:hAnsi="Times New Roman"/>
-                <w:sz w:val="20"/>
+                <w:rFonts w:cs="Times New Roman"/>
+                <w:sz w:val="22"/>
               </w:rPr>
               <w:t>0.071</w:t>
             </w:r>
@@ -877,18 +1653,25 @@
         </w:tc>
         <w:tc>
           <w:tcPr>
-            <w:tcW w:w="936" w:type="dxa"/>
-            <w:vAlign w:val="center"/>
+            <w:tcW w:w="1560" w:type="dxa"/>
+            <w:tcBorders>
+              <w:top w:val="nil"/>
+              <w:left w:val="nil"/>
+              <w:bottom w:val="nil"/>
+              <w:right w:val="nil"/>
+            </w:tcBorders>
           </w:tcPr>
           <w:p>
             <w:pPr>
-              <w:spacing w:before="20" w:after="20"/>
-              <w:jc w:val="center"/>
+              <w:spacing w:after="0" w:line="240" w:lineRule="auto"/>
+              <w:rPr>
+                <w:rFonts w:cs="Times New Roman"/>
+              </w:rPr>
             </w:pPr>
             <w:r>
               <w:rPr>
-                <w:rFonts w:ascii="Times New Roman" w:hAnsi="Times New Roman"/>
-                <w:sz w:val="20"/>
+                <w:rFonts w:cs="Times New Roman"/>
+                <w:sz w:val="22"/>
               </w:rPr>
               <w:t>0.025</w:t>
             </w:r>
@@ -896,18 +1679,25 @@
         </w:tc>
         <w:tc>
           <w:tcPr>
-            <w:tcW w:w="1008" w:type="dxa"/>
-            <w:vAlign w:val="center"/>
+            <w:tcW w:w="1560" w:type="dxa"/>
+            <w:tcBorders>
+              <w:top w:val="nil"/>
+              <w:left w:val="nil"/>
+              <w:bottom w:val="nil"/>
+              <w:right w:val="nil"/>
+            </w:tcBorders>
           </w:tcPr>
           <w:p>
             <w:pPr>
-              <w:spacing w:before="20" w:after="20"/>
-              <w:jc w:val="center"/>
+              <w:spacing w:after="0" w:line="240" w:lineRule="auto"/>
+              <w:rPr>
+                <w:rFonts w:cs="Times New Roman"/>
+              </w:rPr>
             </w:pPr>
             <w:r>
               <w:rPr>
-                <w:rFonts w:ascii="Times New Roman" w:hAnsi="Times New Roman"/>
-                <w:sz w:val="20"/>
+                <w:rFonts w:cs="Times New Roman"/>
+                <w:sz w:val="22"/>
               </w:rPr>
               <w:t>0.000</w:t>
             </w:r>
@@ -915,18 +1705,25 @@
         </w:tc>
         <w:tc>
           <w:tcPr>
-            <w:tcW w:w="1080" w:type="dxa"/>
-            <w:vAlign w:val="center"/>
+            <w:tcW w:w="1560" w:type="dxa"/>
+            <w:tcBorders>
+              <w:top w:val="nil"/>
+              <w:left w:val="nil"/>
+              <w:bottom w:val="nil"/>
+              <w:right w:val="nil"/>
+            </w:tcBorders>
           </w:tcPr>
           <w:p>
             <w:pPr>
-              <w:spacing w:before="20" w:after="20"/>
-              <w:jc w:val="center"/>
+              <w:spacing w:after="0" w:line="240" w:lineRule="auto"/>
+              <w:rPr>
+                <w:rFonts w:cs="Times New Roman"/>
+              </w:rPr>
             </w:pPr>
             <w:r>
               <w:rPr>
-                <w:rFonts w:ascii="Times New Roman" w:hAnsi="Times New Roman"/>
-                <w:sz w:val="20"/>
+                <w:rFonts w:cs="Times New Roman"/>
+                <w:sz w:val="22"/>
               </w:rPr>
               <w:t>0.067</w:t>
             </w:r>
@@ -934,18 +1731,25 @@
         </w:tc>
         <w:tc>
           <w:tcPr>
-            <w:tcW w:w="1080" w:type="dxa"/>
-            <w:vAlign w:val="center"/>
+            <w:tcW w:w="1560" w:type="dxa"/>
+            <w:tcBorders>
+              <w:top w:val="nil"/>
+              <w:left w:val="nil"/>
+              <w:bottom w:val="nil"/>
+              <w:right w:val="nil"/>
+            </w:tcBorders>
           </w:tcPr>
           <w:p>
             <w:pPr>
-              <w:spacing w:before="20" w:after="20"/>
-              <w:jc w:val="center"/>
+              <w:spacing w:after="0" w:line="240" w:lineRule="auto"/>
+              <w:rPr>
+                <w:rFonts w:cs="Times New Roman"/>
+              </w:rPr>
             </w:pPr>
             <w:r>
               <w:rPr>
-                <w:rFonts w:ascii="Times New Roman" w:hAnsi="Times New Roman"/>
-                <w:sz w:val="20"/>
+                <w:rFonts w:cs="Times New Roman"/>
+                <w:sz w:val="22"/>
               </w:rPr>
               <w:t>0.187</w:t>
             </w:r>
@@ -958,17 +1762,25 @@
         </w:trPr>
         <w:tc>
           <w:tcPr>
-            <w:tcW w:w="4032" w:type="dxa"/>
-            <w:vAlign w:val="center"/>
+            <w:tcW w:w="1585" w:type="dxa"/>
+            <w:tcBorders>
+              <w:top w:val="nil"/>
+              <w:left w:val="nil"/>
+              <w:bottom w:val="single" w:sz="8" w:space="0" w:color="000000"/>
+              <w:right w:val="nil"/>
+            </w:tcBorders>
           </w:tcPr>
           <w:p>
             <w:pPr>
-              <w:spacing w:before="20" w:after="20"/>
+              <w:spacing w:after="0" w:line="240" w:lineRule="auto"/>
+              <w:rPr>
+                <w:rFonts w:cs="Times New Roman"/>
+              </w:rPr>
             </w:pPr>
             <w:r>
               <w:rPr>
-                <w:rFonts w:ascii="Times New Roman" w:hAnsi="Times New Roman"/>
-                <w:sz w:val="20"/>
+                <w:rFonts w:cs="Times New Roman"/>
+                <w:sz w:val="22"/>
               </w:rPr>
               <w:t>Population</w:t>
             </w:r>
@@ -976,18 +1788,25 @@
         </w:tc>
         <w:tc>
           <w:tcPr>
-            <w:tcW w:w="1008" w:type="dxa"/>
-            <w:vAlign w:val="center"/>
+            <w:tcW w:w="1560" w:type="dxa"/>
+            <w:tcBorders>
+              <w:top w:val="nil"/>
+              <w:left w:val="nil"/>
+              <w:bottom w:val="single" w:sz="8" w:space="0" w:color="000000"/>
+              <w:right w:val="nil"/>
+            </w:tcBorders>
           </w:tcPr>
           <w:p>
             <w:pPr>
-              <w:spacing w:before="20" w:after="20"/>
-              <w:jc w:val="center"/>
+              <w:spacing w:after="0" w:line="240" w:lineRule="auto"/>
+              <w:rPr>
+                <w:rFonts w:cs="Times New Roman"/>
+              </w:rPr>
             </w:pPr>
             <w:r>
               <w:rPr>
-                <w:rFonts w:ascii="Times New Roman" w:hAnsi="Times New Roman"/>
-                <w:sz w:val="20"/>
+                <w:rFonts w:cs="Times New Roman"/>
+                <w:sz w:val="22"/>
               </w:rPr>
               <w:t>670,210</w:t>
             </w:r>
@@ -995,18 +1814,25 @@
         </w:tc>
         <w:tc>
           <w:tcPr>
-            <w:tcW w:w="936" w:type="dxa"/>
-            <w:vAlign w:val="center"/>
+            <w:tcW w:w="1560" w:type="dxa"/>
+            <w:tcBorders>
+              <w:top w:val="nil"/>
+              <w:left w:val="nil"/>
+              <w:bottom w:val="single" w:sz="8" w:space="0" w:color="000000"/>
+              <w:right w:val="nil"/>
+            </w:tcBorders>
           </w:tcPr>
           <w:p>
             <w:pPr>
-              <w:spacing w:before="20" w:after="20"/>
-              <w:jc w:val="center"/>
+              <w:spacing w:after="0" w:line="240" w:lineRule="auto"/>
+              <w:rPr>
+                <w:rFonts w:cs="Times New Roman"/>
+              </w:rPr>
             </w:pPr>
             <w:r>
               <w:rPr>
-                <w:rFonts w:ascii="Times New Roman" w:hAnsi="Times New Roman"/>
-                <w:sz w:val="20"/>
+                <w:rFonts w:cs="Times New Roman"/>
+                <w:sz w:val="22"/>
               </w:rPr>
               <w:t>1,446,830</w:t>
             </w:r>
@@ -1014,18 +1840,25 @@
         </w:tc>
         <w:tc>
           <w:tcPr>
-            <w:tcW w:w="1008" w:type="dxa"/>
-            <w:vAlign w:val="center"/>
+            <w:tcW w:w="1560" w:type="dxa"/>
+            <w:tcBorders>
+              <w:top w:val="nil"/>
+              <w:left w:val="nil"/>
+              <w:bottom w:val="single" w:sz="8" w:space="0" w:color="000000"/>
+              <w:right w:val="nil"/>
+            </w:tcBorders>
           </w:tcPr>
           <w:p>
             <w:pPr>
-              <w:spacing w:before="20" w:after="20"/>
-              <w:jc w:val="center"/>
+              <w:spacing w:after="0" w:line="240" w:lineRule="auto"/>
+              <w:rPr>
+                <w:rFonts w:cs="Times New Roman"/>
+              </w:rPr>
             </w:pPr>
             <w:r>
               <w:rPr>
-                <w:rFonts w:ascii="Times New Roman" w:hAnsi="Times New Roman"/>
-                <w:sz w:val="20"/>
+                <w:rFonts w:cs="Times New Roman"/>
+                <w:sz w:val="22"/>
               </w:rPr>
               <w:t>926</w:t>
             </w:r>
@@ -1033,18 +1866,25 @@
         </w:tc>
         <w:tc>
           <w:tcPr>
-            <w:tcW w:w="1080" w:type="dxa"/>
-            <w:vAlign w:val="center"/>
+            <w:tcW w:w="1560" w:type="dxa"/>
+            <w:tcBorders>
+              <w:top w:val="nil"/>
+              <w:left w:val="nil"/>
+              <w:bottom w:val="single" w:sz="8" w:space="0" w:color="000000"/>
+              <w:right w:val="nil"/>
+            </w:tcBorders>
           </w:tcPr>
           <w:p>
             <w:pPr>
-              <w:spacing w:before="20" w:after="20"/>
-              <w:jc w:val="center"/>
+              <w:spacing w:after="0" w:line="240" w:lineRule="auto"/>
+              <w:rPr>
+                <w:rFonts w:cs="Times New Roman"/>
+              </w:rPr>
             </w:pPr>
             <w:r>
               <w:rPr>
-                <w:rFonts w:ascii="Times New Roman" w:hAnsi="Times New Roman"/>
-                <w:sz w:val="20"/>
+                <w:rFonts w:cs="Times New Roman"/>
+                <w:sz w:val="22"/>
               </w:rPr>
               <w:t>177,652</w:t>
             </w:r>
@@ -1052,138 +1892,27 @@
         </w:tc>
         <w:tc>
           <w:tcPr>
-            <w:tcW w:w="1080" w:type="dxa"/>
-            <w:vAlign w:val="center"/>
+            <w:tcW w:w="1560" w:type="dxa"/>
+            <w:tcBorders>
+              <w:top w:val="nil"/>
+              <w:left w:val="nil"/>
+              <w:bottom w:val="single" w:sz="8" w:space="0" w:color="000000"/>
+              <w:right w:val="nil"/>
+            </w:tcBorders>
           </w:tcPr>
           <w:p>
             <w:pPr>
-              <w:spacing w:before="20" w:after="20"/>
-              <w:jc w:val="center"/>
+              <w:spacing w:after="0" w:line="240" w:lineRule="auto"/>
+              <w:rPr>
+                <w:rFonts w:cs="Times New Roman"/>
+              </w:rPr>
             </w:pPr>
             <w:r>
               <w:rPr>
-                <w:rFonts w:ascii="Times New Roman" w:hAnsi="Times New Roman"/>
-                <w:sz w:val="20"/>
+                <w:rFonts w:cs="Times New Roman"/>
+                <w:sz w:val="22"/>
               </w:rPr>
               <w:t>10,088,658</w:t>
-            </w:r>
-          </w:p>
-        </w:tc>
-      </w:tr>
-      <w:tr>
-        <w:trPr>
-          <w:jc w:val="center"/>
-        </w:trPr>
-        <w:tc>
-          <w:tcPr>
-            <w:tcW w:w="4032" w:type="dxa"/>
-            <w:vAlign w:val="center"/>
-          </w:tcPr>
-          <w:p>
-            <w:pPr>
-              <w:spacing w:before="20" w:after="20"/>
-            </w:pPr>
-            <w:r>
-              <w:rPr>
-                <w:rFonts w:ascii="Times New Roman" w:hAnsi="Times New Roman"/>
-                <w:sz w:val="20"/>
-              </w:rPr>
-              <w:t>ZIP codes per county-year</w:t>
-            </w:r>
-          </w:p>
-        </w:tc>
-        <w:tc>
-          <w:tcPr>
-            <w:tcW w:w="1008" w:type="dxa"/>
-            <w:vAlign w:val="center"/>
-          </w:tcPr>
-          <w:p>
-            <w:pPr>
-              <w:spacing w:before="20" w:after="20"/>
-              <w:jc w:val="center"/>
-            </w:pPr>
-            <w:r>
-              <w:rPr>
-                <w:rFonts w:ascii="Times New Roman" w:hAnsi="Times New Roman"/>
-                <w:sz w:val="20"/>
-              </w:rPr>
-              <w:t>18.1</w:t>
-            </w:r>
-          </w:p>
-        </w:tc>
-        <w:tc>
-          <w:tcPr>
-            <w:tcW w:w="936" w:type="dxa"/>
-            <w:vAlign w:val="center"/>
-          </w:tcPr>
-          <w:p>
-            <w:pPr>
-              <w:spacing w:before="20" w:after="20"/>
-              <w:jc w:val="center"/>
-            </w:pPr>
-            <w:r>
-              <w:rPr>
-                <w:rFonts w:ascii="Times New Roman" w:hAnsi="Times New Roman"/>
-                <w:sz w:val="20"/>
-              </w:rPr>
-              <w:t>30.2</w:t>
-            </w:r>
-          </w:p>
-        </w:tc>
-        <w:tc>
-          <w:tcPr>
-            <w:tcW w:w="1008" w:type="dxa"/>
-            <w:vAlign w:val="center"/>
-          </w:tcPr>
-          <w:p>
-            <w:pPr>
-              <w:spacing w:before="20" w:after="20"/>
-              <w:jc w:val="center"/>
-            </w:pPr>
-            <w:r>
-              <w:rPr>
-                <w:rFonts w:ascii="Times New Roman" w:hAnsi="Times New Roman"/>
-                <w:sz w:val="20"/>
-              </w:rPr>
-              <w:t>1.0</w:t>
-            </w:r>
-          </w:p>
-        </w:tc>
-        <w:tc>
-          <w:tcPr>
-            <w:tcW w:w="1080" w:type="dxa"/>
-            <w:vAlign w:val="center"/>
-          </w:tcPr>
-          <w:p>
-            <w:pPr>
-              <w:spacing w:before="20" w:after="20"/>
-              <w:jc w:val="center"/>
-            </w:pPr>
-            <w:r>
-              <w:rPr>
-                <w:rFonts w:ascii="Times New Roman" w:hAnsi="Times New Roman"/>
-                <w:sz w:val="20"/>
-              </w:rPr>
-              <w:t>6.0</w:t>
-            </w:r>
-          </w:p>
-        </w:tc>
-        <w:tc>
-          <w:tcPr>
-            <w:tcW w:w="1080" w:type="dxa"/>
-            <w:vAlign w:val="center"/>
-          </w:tcPr>
-          <w:p>
-            <w:pPr>
-              <w:spacing w:before="20" w:after="20"/>
-              <w:jc w:val="center"/>
-            </w:pPr>
-            <w:r>
-              <w:rPr>
-                <w:rFonts w:ascii="Times New Roman" w:hAnsi="Times New Roman"/>
-                <w:sz w:val="20"/>
-              </w:rPr>
-              <w:t>184.0</w:t>
             </w:r>
           </w:p>
         </w:tc>
@@ -1191,282 +1920,1051 @@
     </w:tbl>
     <w:p>
       <w:pPr>
-        <w:spacing w:before="40" w:line="260" w:lineRule="exact"/>
+        <w:spacing w:after="0" w:line="480" w:lineRule="auto"/>
+        <w:jc w:val="center"/>
+        <w:rPr>
+          <w:rFonts w:cs="Times New Roman"/>
+          <w:i/>
+        </w:rPr>
       </w:pPr>
       <w:r>
         <w:rPr>
-          <w:rFonts w:ascii="Times New Roman" w:hAnsi="Times New Roman"/>
-          <w:b/>
-          <w:sz w:val="19"/>
-        </w:rPr>
-        <w:t xml:space="preserve">Note. </w:t>
-      </w:r>
-      <w:r>
-        <w:rPr>
-          <w:rFonts w:ascii="Times New Roman" w:hAnsi="Times New Roman"/>
-          <w:sz w:val="19"/>
-        </w:rPr>
-        <w:t>WFH rate is the population-weighted mean of ZIP-level ACS S0801 WFH percentages. Prices are annual population-weighted means of monthly Zillow ZHVI, in logarithms. Unemployment is expressed as a decimal fraction. N = 406 county–years (58 California counties × 7 years, 2017–2023).</w:t>
+          <w:rFonts w:cs="Times New Roman"/>
+        </w:rPr>
+        <w:t xml:space="preserve">Table 1 </w:t>
+      </w:r>
+      <w:r>
+        <w:rPr>
+          <w:rFonts w:cs="Times New Roman"/>
+          <w:i/>
+        </w:rPr>
+        <w:t>Summary Statistics (County Level, N = 406 observations, 58 counties)</w:t>
       </w:r>
     </w:p>
     <w:p>
       <w:pPr>
-        <w:spacing w:before="280" w:after="120" w:line="280" w:lineRule="exact"/>
+        <w:spacing w:before="40" w:line="260" w:lineRule="exact"/>
+        <w:rPr>
+          <w:rFonts w:cs="Times New Roman"/>
+        </w:rPr>
       </w:pPr>
       <w:r>
         <w:rPr>
-          <w:rFonts w:ascii="Times New Roman" w:hAnsi="Times New Roman"/>
+          <w:rFonts w:cs="Times New Roman"/>
           <w:b/>
-          <w:sz w:val="28"/>
-        </w:rPr>
-        <w:t>3. Empirical Strategy</w:t>
+          <w:sz w:val="19"/>
+        </w:rPr>
+        <w:t xml:space="preserve">Note. </w:t>
+      </w:r>
+      <w:r>
+        <w:rPr>
+          <w:rFonts w:cs="Times New Roman"/>
+          <w:sz w:val="19"/>
+        </w:rPr>
+        <w:t>WFH rate is the population-weighted mean of ZIP-level ACS S0801 WFH percentages. Prices are annual population-weighted means of monthly Zillow ZHVI, in logarithms. Unemployment is expressed as a decimal fraction. N = 406 county–years (58 California counties × 7 years, 2017–2023).</w:t>
       </w:r>
     </w:p>
     <w:p>
       <w:pPr>
-        <w:spacing w:before="160" w:after="80" w:line="280" w:lineRule="exact"/>
+        <w:pStyle w:val="ListParagraph"/>
+        <w:numPr>
+          <w:ilvl w:val="0"/>
+          <w:numId w:val="11"/>
+        </w:numPr>
+        <w:spacing w:after="0" w:line="480" w:lineRule="auto"/>
+        <w:rPr>
+          <w:rFonts w:cs="Times New Roman"/>
+        </w:rPr>
       </w:pPr>
       <w:r>
         <w:rPr>
-          <w:rFonts w:ascii="Times New Roman" w:hAnsi="Times New Roman"/>
+          <w:rFonts w:cs="Times New Roman"/>
           <w:b/>
-          <w:i/>
-          <w:sz w:val="24"/>
-        </w:rPr>
-        <w:t>3.1  Main TWFE Specification</w:t>
+        </w:rPr>
+        <w:t>Empirical Strategy</w:t>
       </w:r>
     </w:p>
     <w:p>
       <w:pPr>
-        <w:spacing w:after="120" w:line="440" w:lineRule="exact"/>
-        <w:ind w:firstLine="720"/>
-        <w:jc w:val="both"/>
+        <w:spacing w:after="0" w:line="480" w:lineRule="auto"/>
+        <w:ind w:firstLine="360"/>
+        <w:rPr>
+          <w:rFonts w:cs="Times New Roman"/>
+          <w:b/>
+        </w:rPr>
       </w:pPr>
       <w:r>
         <w:rPr>
-          <w:rFonts w:ascii="Times New Roman" w:hAnsi="Times New Roman"/>
-          <w:sz w:val="24"/>
+          <w:rFonts w:cs="Times New Roman"/>
+          <w:b/>
+        </w:rPr>
+        <w:t xml:space="preserve">3.1 </w:t>
+      </w:r>
+      <w:r>
+        <w:rPr>
+          <w:rFonts w:cs="Times New Roman"/>
+          <w:b/>
+        </w:rPr>
+        <w:t>Main TWFE Specification</w:t>
+      </w:r>
+    </w:p>
+    <w:p>
+      <w:pPr>
+        <w:spacing w:after="0" w:line="480" w:lineRule="auto"/>
+        <w:ind w:firstLine="360"/>
+        <w:rPr>
+          <w:rFonts w:cs="Times New Roman"/>
+          <w:bCs/>
+        </w:rPr>
+      </w:pPr>
+      <w:r>
+        <w:rPr>
+          <w:rFonts w:cs="Times New Roman"/>
+          <w:bCs/>
         </w:rPr>
         <w:t>The primary specification is a two-way fixed effects (TWFE) panel regression:</w:t>
+      </w:r>
+    </w:p>
+    <w:p>
+      <w:pPr>
+        <w:spacing w:after="0" w:line="480" w:lineRule="auto"/>
+        <w:ind w:firstLine="360"/>
+        <w:rPr>
+          <w:rFonts w:cs="Times New Roman"/>
+          <w:bCs/>
+        </w:rPr>
+      </w:pPr>
+      <w:r>
+        <w:rPr>
+          <w:rFonts w:cs="Times New Roman"/>
+          <w:bCs/>
+        </w:rPr>
+        <w:lastRenderedPageBreak/>
+        <w:t>log(</w:t>
+      </w:r>
+      <w:proofErr w:type="spellStart"/>
+      <w:r>
+        <w:rPr>
+          <w:rFonts w:cs="Times New Roman"/>
+          <w:bCs/>
+        </w:rPr>
+        <w:t>P_ct</w:t>
+      </w:r>
+      <w:proofErr w:type="spellEnd"/>
+      <w:r>
+        <w:rPr>
+          <w:rFonts w:cs="Times New Roman"/>
+          <w:bCs/>
+        </w:rPr>
+        <w:t xml:space="preserve">) = β </w:t>
+      </w:r>
+      <w:proofErr w:type="spellStart"/>
+      <w:r>
+        <w:rPr>
+          <w:rFonts w:cs="Times New Roman"/>
+          <w:bCs/>
+        </w:rPr>
+        <w:t>WFH_ct</w:t>
+      </w:r>
+      <w:proofErr w:type="spellEnd"/>
+      <w:r>
+        <w:rPr>
+          <w:rFonts w:cs="Times New Roman"/>
+          <w:bCs/>
+        </w:rPr>
+        <w:t xml:space="preserve"> + δ </w:t>
+      </w:r>
+      <w:proofErr w:type="gramStart"/>
+      <w:r>
+        <w:rPr>
+          <w:rFonts w:cs="Times New Roman"/>
+          <w:bCs/>
+        </w:rPr>
+        <w:t>log(</w:t>
+      </w:r>
+      <w:proofErr w:type="spellStart"/>
+      <w:proofErr w:type="gramEnd"/>
+      <w:r>
+        <w:rPr>
+          <w:rFonts w:cs="Times New Roman"/>
+          <w:bCs/>
+        </w:rPr>
+        <w:t>Income_ct</w:t>
+      </w:r>
+      <w:proofErr w:type="spellEnd"/>
+      <w:r>
+        <w:rPr>
+          <w:rFonts w:cs="Times New Roman"/>
+          <w:bCs/>
+        </w:rPr>
+        <w:t xml:space="preserve">) + α_c + </w:t>
+      </w:r>
+      <w:proofErr w:type="spellStart"/>
+      <w:r>
+        <w:rPr>
+          <w:rFonts w:cs="Times New Roman"/>
+          <w:bCs/>
+        </w:rPr>
+        <w:t>γ_t</w:t>
+      </w:r>
+      <w:proofErr w:type="spellEnd"/>
+      <w:r>
+        <w:rPr>
+          <w:rFonts w:cs="Times New Roman"/>
+          <w:bCs/>
+        </w:rPr>
+        <w:t xml:space="preserve"> + </w:t>
+      </w:r>
+      <w:proofErr w:type="spellStart"/>
+      <w:r>
+        <w:rPr>
+          <w:rFonts w:cs="Times New Roman"/>
+          <w:bCs/>
+        </w:rPr>
+        <w:t>ε_ct</w:t>
+      </w:r>
+      <w:proofErr w:type="spellEnd"/>
+      <w:r>
+        <w:rPr>
+          <w:rFonts w:cs="Times New Roman"/>
+          <w:bCs/>
+        </w:rPr>
+        <w:t xml:space="preserve">  </w:t>
+      </w:r>
+      <w:proofErr w:type="gramStart"/>
+      <w:r>
+        <w:rPr>
+          <w:rFonts w:cs="Times New Roman"/>
+          <w:bCs/>
+        </w:rPr>
+        <w:t xml:space="preserve">   (</w:t>
+      </w:r>
+      <w:proofErr w:type="gramEnd"/>
+      <w:r>
+        <w:rPr>
+          <w:rFonts w:cs="Times New Roman"/>
+          <w:bCs/>
+        </w:rPr>
+        <w:t>1)</w:t>
+      </w:r>
+    </w:p>
+    <w:p>
+      <w:pPr>
+        <w:spacing w:after="0" w:line="480" w:lineRule="auto"/>
+        <w:ind w:firstLine="360"/>
+        <w:rPr>
+          <w:rFonts w:cs="Times New Roman"/>
+          <w:bCs/>
+        </w:rPr>
+      </w:pPr>
+      <w:r>
+        <w:rPr>
+          <w:rFonts w:cs="Times New Roman"/>
+          <w:bCs/>
+        </w:rPr>
+        <w:t xml:space="preserve">where </w:t>
+      </w:r>
+      <w:proofErr w:type="spellStart"/>
+      <w:r>
+        <w:rPr>
+          <w:rFonts w:cs="Times New Roman"/>
+          <w:bCs/>
+        </w:rPr>
+        <w:t>P_ct</w:t>
+      </w:r>
+      <w:proofErr w:type="spellEnd"/>
+      <w:r>
+        <w:rPr>
+          <w:rFonts w:cs="Times New Roman"/>
+          <w:bCs/>
+        </w:rPr>
+        <w:t xml:space="preserve"> is the population-weighted mean Zillow ZHVI in county c and year t, </w:t>
+      </w:r>
+      <w:proofErr w:type="spellStart"/>
+      <w:r>
+        <w:rPr>
+          <w:rFonts w:cs="Times New Roman"/>
+          <w:bCs/>
+        </w:rPr>
+        <w:t>WFH_ct</w:t>
+      </w:r>
+      <w:proofErr w:type="spellEnd"/>
+      <w:r>
+        <w:rPr>
+          <w:rFonts w:cs="Times New Roman"/>
+          <w:bCs/>
+        </w:rPr>
+        <w:t xml:space="preserve"> is the county WFH rate (in percentage points), α_c are county fixed effects absorbing all time-invariant county characteristics, </w:t>
+      </w:r>
+      <w:proofErr w:type="spellStart"/>
+      <w:r>
+        <w:rPr>
+          <w:rFonts w:cs="Times New Roman"/>
+          <w:bCs/>
+        </w:rPr>
+        <w:t>γ_t</w:t>
+      </w:r>
+      <w:proofErr w:type="spellEnd"/>
+      <w:r>
+        <w:rPr>
+          <w:rFonts w:cs="Times New Roman"/>
+          <w:bCs/>
+        </w:rPr>
+        <w:t xml:space="preserve"> are year fixed effects absorbing common macroeconomic shocks, and </w:t>
+      </w:r>
+      <w:proofErr w:type="spellStart"/>
+      <w:r>
+        <w:rPr>
+          <w:rFonts w:cs="Times New Roman"/>
+          <w:bCs/>
+        </w:rPr>
+        <w:t>ε_ct</w:t>
+      </w:r>
+      <w:proofErr w:type="spellEnd"/>
+      <w:r>
+        <w:rPr>
+          <w:rFonts w:cs="Times New Roman"/>
+          <w:bCs/>
+        </w:rPr>
+        <w:t xml:space="preserve"> is a</w:t>
+      </w:r>
+      <w:r>
+        <w:rPr>
+          <w:rFonts w:cs="Times New Roman"/>
+          <w:bCs/>
+        </w:rPr>
+        <w:t>n</w:t>
+      </w:r>
+      <w:r>
+        <w:rPr>
+          <w:rFonts w:cs="Times New Roman"/>
+          <w:bCs/>
+        </w:rPr>
+        <w:t xml:space="preserve"> error term. Standard errors are clustered by county (CRV1). The coefficient β estimates the within-county effect of a one-percentage-point increase in the WFH rate on </w:t>
+      </w:r>
+      <w:proofErr w:type="gramStart"/>
+      <w:r>
+        <w:rPr>
+          <w:rFonts w:cs="Times New Roman"/>
+          <w:bCs/>
+        </w:rPr>
+        <w:t>log housing</w:t>
+      </w:r>
+      <w:proofErr w:type="gramEnd"/>
+      <w:r>
+        <w:rPr>
+          <w:rFonts w:cs="Times New Roman"/>
+          <w:bCs/>
+        </w:rPr>
+        <w:t xml:space="preserve"> prices, controlling for contemporaneous income growth</w:t>
+      </w:r>
+    </w:p>
+    <w:p>
+      <w:pPr>
+        <w:spacing w:after="0" w:line="480" w:lineRule="auto"/>
+        <w:ind w:firstLine="360"/>
+        <w:rPr>
+          <w:rFonts w:cs="Times New Roman"/>
+        </w:rPr>
+      </w:pPr>
+      <w:r>
+        <w:rPr>
+          <w:rFonts w:cs="Times New Roman"/>
+          <w:b/>
+        </w:rPr>
+        <w:t>3.2 Primary Methodology: Dynamic TWFE Event Study</w:t>
       </w:r>
     </w:p>
     <w:p>
       <w:pPr>
         <w:spacing w:before="120" w:after="120"/>
         <w:jc w:val="center"/>
+        <w:rPr>
+          <w:rFonts w:cs="Times New Roman"/>
+          <w:b/>
+          <w:bCs/>
+          <w:szCs w:val="24"/>
+        </w:rPr>
       </w:pPr>
       <w:r>
         <w:rPr>
-          <w:rFonts w:ascii="Courier New" w:hAnsi="Courier New"/>
-        </w:rPr>
-        <w:t>log(P_ct) = β WFH_ct + δ log(Income_ct) + α_c + γ_t + ε_ct     (1)</w:t>
+          <w:rFonts w:cs="Times New Roman"/>
+          <w:b/>
+          <w:bCs/>
+          <w:szCs w:val="24"/>
+        </w:rPr>
+        <w:t>log(</w:t>
+      </w:r>
+      <w:proofErr w:type="spellStart"/>
+      <w:r>
+        <w:rPr>
+          <w:rFonts w:cs="Times New Roman"/>
+          <w:b/>
+          <w:bCs/>
+          <w:szCs w:val="24"/>
+        </w:rPr>
+        <w:t>P_ct</w:t>
+      </w:r>
+      <w:proofErr w:type="spellEnd"/>
+      <w:r>
+        <w:rPr>
+          <w:rFonts w:cs="Times New Roman"/>
+          <w:b/>
+          <w:bCs/>
+          <w:szCs w:val="24"/>
+        </w:rPr>
+        <w:t>) = Σ_{t’2019} β_t (</w:t>
+      </w:r>
+      <w:proofErr w:type="spellStart"/>
+      <w:r>
+        <w:rPr>
+          <w:rFonts w:cs="Times New Roman"/>
+          <w:b/>
+          <w:bCs/>
+          <w:szCs w:val="24"/>
+        </w:rPr>
+        <w:t>WFH_ct</w:t>
+      </w:r>
+      <w:proofErr w:type="spellEnd"/>
+      <w:r>
+        <w:rPr>
+          <w:rFonts w:cs="Times New Roman"/>
+          <w:b/>
+          <w:bCs/>
+          <w:szCs w:val="24"/>
+        </w:rPr>
+        <w:t xml:space="preserve"> × 1[Year=t]) + δ </w:t>
+      </w:r>
+      <w:proofErr w:type="gramStart"/>
+      <w:r>
+        <w:rPr>
+          <w:rFonts w:cs="Times New Roman"/>
+          <w:b/>
+          <w:bCs/>
+          <w:szCs w:val="24"/>
+        </w:rPr>
+        <w:t>log(</w:t>
+      </w:r>
+      <w:proofErr w:type="spellStart"/>
+      <w:proofErr w:type="gramEnd"/>
+      <w:r>
+        <w:rPr>
+          <w:rFonts w:cs="Times New Roman"/>
+          <w:b/>
+          <w:bCs/>
+          <w:szCs w:val="24"/>
+        </w:rPr>
+        <w:t>Income_ct</w:t>
+      </w:r>
+      <w:proofErr w:type="spellEnd"/>
+      <w:r>
+        <w:rPr>
+          <w:rFonts w:cs="Times New Roman"/>
+          <w:b/>
+          <w:bCs/>
+          <w:szCs w:val="24"/>
+        </w:rPr>
+        <w:t xml:space="preserve">) + α_c + </w:t>
+      </w:r>
+      <w:proofErr w:type="spellStart"/>
+      <w:r>
+        <w:rPr>
+          <w:rFonts w:cs="Times New Roman"/>
+          <w:b/>
+          <w:bCs/>
+          <w:szCs w:val="24"/>
+        </w:rPr>
+        <w:t>γ_t</w:t>
+      </w:r>
+      <w:proofErr w:type="spellEnd"/>
+      <w:r>
+        <w:rPr>
+          <w:rFonts w:cs="Times New Roman"/>
+          <w:b/>
+          <w:bCs/>
+          <w:szCs w:val="24"/>
+        </w:rPr>
+        <w:t xml:space="preserve"> + </w:t>
+      </w:r>
+      <w:proofErr w:type="spellStart"/>
+      <w:r>
+        <w:rPr>
+          <w:rFonts w:cs="Times New Roman"/>
+          <w:b/>
+          <w:bCs/>
+          <w:szCs w:val="24"/>
+        </w:rPr>
+        <w:t>ε_ct</w:t>
+      </w:r>
+      <w:proofErr w:type="spellEnd"/>
+      <w:r>
+        <w:rPr>
+          <w:rFonts w:cs="Times New Roman"/>
+          <w:b/>
+          <w:bCs/>
+          <w:szCs w:val="24"/>
+        </w:rPr>
+        <w:t xml:space="preserve">  </w:t>
+      </w:r>
+      <w:proofErr w:type="gramStart"/>
+      <w:r>
+        <w:rPr>
+          <w:rFonts w:cs="Times New Roman"/>
+          <w:b/>
+          <w:bCs/>
+          <w:szCs w:val="24"/>
+        </w:rPr>
+        <w:t xml:space="preserve">   (</w:t>
+      </w:r>
+      <w:proofErr w:type="gramEnd"/>
+      <w:r>
+        <w:rPr>
+          <w:rFonts w:cs="Times New Roman"/>
+          <w:b/>
+          <w:bCs/>
+          <w:szCs w:val="24"/>
+        </w:rPr>
+        <w:t>2)</w:t>
       </w:r>
     </w:p>
     <w:p>
       <w:pPr>
-        <w:spacing w:after="120" w:line="440" w:lineRule="exact"/>
+        <w:spacing w:after="0" w:line="480" w:lineRule="auto"/>
         <w:ind w:firstLine="720"/>
-        <w:jc w:val="both"/>
+        <w:rPr>
+          <w:rFonts w:cs="Times New Roman"/>
+        </w:rPr>
       </w:pPr>
       <w:r>
         <w:rPr>
-          <w:rFonts w:ascii="Times New Roman" w:hAnsi="Times New Roman"/>
-          <w:sz w:val="24"/>
-        </w:rPr>
-        <w:t>where P_ct is the population-weighted mean Zillow ZHVI in county c and year t, WFH_ct is the county WFH rate (in percentage points), α_c are county fixed effects absorbing all time-invariant county characteristics, γ_t are year fixed effects absorbing common macroeconomic shocks, and ε_ct is an idiosyncratic error. Standard errors are clustered by county (CRV1). The coefficient β estimates the within-county effect of a one-percentage-point increase in the WFH rate on log housing prices, controlling for contemporaneous income growth.</w:t>
+          <w:rFonts w:cs="Times New Roman"/>
+        </w:rPr>
+        <w:t>where P_ct is the median house price in county c in year t, WFH_ct is the county WFH rate (continuous</w:t>
+      </w:r>
+      <w:r>
+        <w:rPr>
+          <w:rFonts w:cs="Times New Roman"/>
+        </w:rPr>
+        <w:t>), are</w:t>
+      </w:r>
+      <w:r>
+        <w:rPr>
+          <w:rFonts w:cs="Times New Roman"/>
+        </w:rPr>
+        <w:t xml:space="preserve"> county fixed effects, are year fixed effects, and X_ct includes log median income. Standard errors are clustered by county. The reference year is 2019. The coefficients  are year-specific slopes of WFH on log housing price relative to the 2019 baseline. This specification is appropriate for continuous treatments in panel data (Angrist and Pischke 2009; Callaway, Goodman-Bacon, and Sant'Anna 2024). The pre-2019 coefficients (beta_2017, beta_2018) provide a formal parallel trends test; I report a joint chi-squared test of H0: beta_2017 = beta_2018 = 0. I estimate equation (1) separately for Metro-Core and Non-Metro counties to document heterogeneous effects by CBSA tier.</w:t>
       </w:r>
     </w:p>
     <w:p>
       <w:pPr>
-        <w:spacing w:before="160" w:after="80" w:line="280" w:lineRule="exact"/>
+        <w:spacing w:after="0" w:line="480" w:lineRule="auto"/>
+        <w:ind w:firstLine="360"/>
+        <w:rPr>
+          <w:rFonts w:cs="Times New Roman"/>
+          <w:b/>
+        </w:rPr>
       </w:pPr>
       <w:r>
         <w:rPr>
-          <w:rFonts w:ascii="Times New Roman" w:hAnsi="Times New Roman"/>
+          <w:rFonts w:cs="Times New Roman"/>
           <w:b/>
-          <w:i/>
-          <w:sz w:val="24"/>
-        </w:rPr>
-        <w:t>3.2  Dynamic Event Study</w:t>
-      </w:r>
-    </w:p>
-    <w:p>
-      <w:pPr>
-        <w:spacing w:after="120" w:line="440" w:lineRule="exact"/>
-        <w:ind w:firstLine="720"/>
-        <w:jc w:val="both"/>
-      </w:pPr>
-      <w:r>
-        <w:rPr>
-          <w:rFonts w:ascii="Times New Roman" w:hAnsi="Times New Roman"/>
-          <w:sz w:val="24"/>
-        </w:rPr>
-        <w:t>To test the parallel pre-trends assumption and characterize the time path of the WFH effect, I estimate a dynamic TWFE event study:</w:t>
+        </w:rPr>
+        <w:t>3.</w:t>
+      </w:r>
+      <w:r>
+        <w:rPr>
+          <w:rFonts w:cs="Times New Roman"/>
+          <w:b/>
+        </w:rPr>
+        <w:t>3</w:t>
+      </w:r>
+      <w:r>
+        <w:rPr>
+          <w:rFonts w:cs="Times New Roman"/>
+          <w:b/>
+        </w:rPr>
+        <w:t xml:space="preserve"> Supporting Method: TWFE with Supply Interaction</w:t>
       </w:r>
     </w:p>
     <w:p>
       <w:pPr>
         <w:spacing w:before="120" w:after="120"/>
         <w:jc w:val="center"/>
+        <w:rPr>
+          <w:rFonts w:cs="Times New Roman"/>
+          <w:szCs w:val="24"/>
+        </w:rPr>
       </w:pPr>
       <w:r>
         <w:rPr>
-          <w:rFonts w:ascii="Courier New" w:hAnsi="Courier New"/>
-        </w:rPr>
-        <w:t>log(P_ct) = Σ_{t’2019} β_t (WFH_ct × 1[Year=t]) + δ log(Income_ct) + α_c + γ_t + ε_ct     (2)</w:t>
+          <w:rFonts w:cs="Times New Roman"/>
+          <w:szCs w:val="24"/>
+        </w:rPr>
+        <w:t>log(</w:t>
+      </w:r>
+      <w:proofErr w:type="spellStart"/>
+      <w:r>
+        <w:rPr>
+          <w:rFonts w:cs="Times New Roman"/>
+          <w:szCs w:val="24"/>
+        </w:rPr>
+        <w:t>P_ct</w:t>
+      </w:r>
+      <w:proofErr w:type="spellEnd"/>
+      <w:r>
+        <w:rPr>
+          <w:rFonts w:cs="Times New Roman"/>
+          <w:szCs w:val="24"/>
+        </w:rPr>
+        <w:t>) = β_</w:t>
+      </w:r>
+      <w:proofErr w:type="gramStart"/>
+      <w:r>
+        <w:rPr>
+          <w:rFonts w:cs="Times New Roman"/>
+          <w:szCs w:val="24"/>
+        </w:rPr>
+        <w:t>Con(</w:t>
+      </w:r>
+      <w:proofErr w:type="spellStart"/>
+      <w:proofErr w:type="gramEnd"/>
+      <w:r>
+        <w:rPr>
+          <w:rFonts w:cs="Times New Roman"/>
+          <w:szCs w:val="24"/>
+        </w:rPr>
+        <w:t>WFH_ct</w:t>
+      </w:r>
+      <w:proofErr w:type="spellEnd"/>
+      <w:r>
+        <w:rPr>
+          <w:rFonts w:cs="Times New Roman"/>
+          <w:szCs w:val="24"/>
+        </w:rPr>
+        <w:t xml:space="preserve"> × </w:t>
+      </w:r>
+      <w:proofErr w:type="spellStart"/>
+      <w:r>
+        <w:rPr>
+          <w:rFonts w:cs="Times New Roman"/>
+          <w:szCs w:val="24"/>
+        </w:rPr>
+        <w:t>Constrained_c</w:t>
+      </w:r>
+      <w:proofErr w:type="spellEnd"/>
+      <w:r>
+        <w:rPr>
+          <w:rFonts w:cs="Times New Roman"/>
+          <w:szCs w:val="24"/>
+        </w:rPr>
+        <w:t>) + β_</w:t>
+      </w:r>
+      <w:proofErr w:type="gramStart"/>
+      <w:r>
+        <w:rPr>
+          <w:rFonts w:cs="Times New Roman"/>
+          <w:szCs w:val="24"/>
+        </w:rPr>
+        <w:t>Ela(</w:t>
+      </w:r>
+      <w:proofErr w:type="spellStart"/>
+      <w:proofErr w:type="gramEnd"/>
+      <w:r>
+        <w:rPr>
+          <w:rFonts w:cs="Times New Roman"/>
+          <w:szCs w:val="24"/>
+        </w:rPr>
+        <w:t>WFH_ct</w:t>
+      </w:r>
+      <w:proofErr w:type="spellEnd"/>
+      <w:r>
+        <w:rPr>
+          <w:rFonts w:cs="Times New Roman"/>
+          <w:szCs w:val="24"/>
+        </w:rPr>
+        <w:t xml:space="preserve"> × </w:t>
+      </w:r>
+      <w:proofErr w:type="spellStart"/>
+      <w:r>
+        <w:rPr>
+          <w:rFonts w:cs="Times New Roman"/>
+          <w:szCs w:val="24"/>
+        </w:rPr>
+        <w:t>Elastic_c</w:t>
+      </w:r>
+      <w:proofErr w:type="spellEnd"/>
+      <w:r>
+        <w:rPr>
+          <w:rFonts w:cs="Times New Roman"/>
+          <w:szCs w:val="24"/>
+        </w:rPr>
+        <w:t xml:space="preserve">) + δ </w:t>
+      </w:r>
+      <w:proofErr w:type="gramStart"/>
+      <w:r>
+        <w:rPr>
+          <w:rFonts w:cs="Times New Roman"/>
+          <w:szCs w:val="24"/>
+        </w:rPr>
+        <w:t>log(</w:t>
+      </w:r>
+      <w:proofErr w:type="spellStart"/>
+      <w:proofErr w:type="gramEnd"/>
+      <w:r>
+        <w:rPr>
+          <w:rFonts w:cs="Times New Roman"/>
+          <w:szCs w:val="24"/>
+        </w:rPr>
+        <w:t>Income_ct</w:t>
+      </w:r>
+      <w:proofErr w:type="spellEnd"/>
+      <w:r>
+        <w:rPr>
+          <w:rFonts w:cs="Times New Roman"/>
+          <w:szCs w:val="24"/>
+        </w:rPr>
+        <w:t xml:space="preserve">) + α_c + </w:t>
+      </w:r>
+      <w:proofErr w:type="spellStart"/>
+      <w:r>
+        <w:rPr>
+          <w:rFonts w:cs="Times New Roman"/>
+          <w:szCs w:val="24"/>
+        </w:rPr>
+        <w:t>γ_t</w:t>
+      </w:r>
+      <w:proofErr w:type="spellEnd"/>
+      <w:r>
+        <w:rPr>
+          <w:rFonts w:cs="Times New Roman"/>
+          <w:szCs w:val="24"/>
+        </w:rPr>
+        <w:t xml:space="preserve"> + </w:t>
+      </w:r>
+      <w:proofErr w:type="spellStart"/>
+      <w:r>
+        <w:rPr>
+          <w:rFonts w:cs="Times New Roman"/>
+          <w:szCs w:val="24"/>
+        </w:rPr>
+        <w:t>ε_ct</w:t>
+      </w:r>
+      <w:proofErr w:type="spellEnd"/>
+      <w:r>
+        <w:rPr>
+          <w:rFonts w:cs="Times New Roman"/>
+          <w:szCs w:val="24"/>
+        </w:rPr>
+        <w:t xml:space="preserve">  </w:t>
+      </w:r>
+      <w:proofErr w:type="gramStart"/>
+      <w:r>
+        <w:rPr>
+          <w:rFonts w:cs="Times New Roman"/>
+          <w:szCs w:val="24"/>
+        </w:rPr>
+        <w:t xml:space="preserve">   (</w:t>
+      </w:r>
+      <w:proofErr w:type="gramEnd"/>
+      <w:r>
+        <w:rPr>
+          <w:rFonts w:cs="Times New Roman"/>
+          <w:szCs w:val="24"/>
+        </w:rPr>
+        <w:t>3)</w:t>
       </w:r>
     </w:p>
     <w:p>
       <w:pPr>
-        <w:spacing w:after="120" w:line="440" w:lineRule="exact"/>
+        <w:spacing w:after="0" w:line="480" w:lineRule="auto"/>
         <w:ind w:firstLine="720"/>
-        <w:jc w:val="both"/>
+        <w:rPr>
+          <w:rFonts w:cs="Times New Roman"/>
+        </w:rPr>
       </w:pPr>
-      <w:r>
-        <w:rPr>
-          <w:rFonts w:ascii="Times New Roman" w:hAnsi="Times New Roman"/>
-          <w:sz w:val="24"/>
+      <w:proofErr w:type="gramStart"/>
+      <w:r>
+        <w:rPr>
+          <w:rFonts w:cs="Times New Roman"/>
+        </w:rPr>
+        <w:t>Where</w:t>
+      </w:r>
+      <w:r>
+        <w:rPr>
+          <w:rFonts w:cs="Times New Roman"/>
+        </w:rPr>
+        <w:t xml:space="preserve">  </w:t>
+      </w:r>
+      <w:proofErr w:type="spellStart"/>
+      <w:r>
+        <w:rPr>
+          <w:rFonts w:cs="Times New Roman"/>
+          <w:b/>
+          <w:bCs/>
+          <w:szCs w:val="24"/>
+        </w:rPr>
+        <w:t>Constrained</w:t>
+      </w:r>
+      <w:proofErr w:type="gramEnd"/>
+      <w:r>
+        <w:rPr>
+          <w:rFonts w:cs="Times New Roman"/>
+          <w:b/>
+          <w:bCs/>
+          <w:szCs w:val="24"/>
+        </w:rPr>
+        <w:t>_c</w:t>
+      </w:r>
+      <w:proofErr w:type="spellEnd"/>
+      <w:r>
+        <w:rPr>
+          <w:rFonts w:cs="Times New Roman"/>
+        </w:rPr>
+        <w:t xml:space="preserve"> equals to one for the Metro-cores Counties in the top half of the 2017-2023 price to income ratio distribution, and </w:t>
+      </w:r>
+      <w:proofErr w:type="spellStart"/>
+      <w:r>
+        <w:rPr>
+          <w:rFonts w:cs="Times New Roman"/>
+          <w:b/>
+          <w:bCs/>
+          <w:szCs w:val="24"/>
+        </w:rPr>
+        <w:t>Elastic_c</w:t>
+      </w:r>
+      <w:proofErr w:type="spellEnd"/>
+      <w:r>
+        <w:rPr>
+          <w:rFonts w:cs="Times New Roman"/>
+        </w:rPr>
+        <w:t xml:space="preserve"> equals to one for counties in the </w:t>
+      </w:r>
+      <w:r>
+        <w:rPr>
+          <w:rFonts w:cs="Times New Roman"/>
         </w:rPr>
         <w:lastRenderedPageBreak/>
-        <w:t>The reference year is 2019 (the last pre-pandemic year). Pre-period coefficients (β₂₀₁₇, β₂₀₁₈) provide a formal parallel trends test: I report a joint Wald test of H₀: β₂₀₁₇ = β₂₀₁₈ = 0.</w:t>
+        <w:t xml:space="preserve">bottom half. Higher housing price-to-income ratios are interpreted as a proxy for more binding housing supply </w:t>
+      </w:r>
+      <w:proofErr w:type="spellStart"/>
+      <w:proofErr w:type="gramStart"/>
+      <w:r>
+        <w:rPr>
+          <w:rFonts w:cs="Times New Roman"/>
+        </w:rPr>
+        <w:t>constrains</w:t>
+      </w:r>
+      <w:proofErr w:type="spellEnd"/>
+      <w:proofErr w:type="gramEnd"/>
+      <w:r>
+        <w:rPr>
+          <w:rFonts w:cs="Times New Roman"/>
+        </w:rPr>
+        <w:t>.</w:t>
+      </w:r>
+      <w:r>
+        <w:rPr>
+          <w:rFonts w:cs="Times New Roman"/>
+        </w:rPr>
+        <w:t xml:space="preserve"> The P/I threshold is 5.41.</w:t>
       </w:r>
     </w:p>
     <w:p>
       <w:pPr>
-        <w:spacing w:before="160" w:after="80" w:line="280" w:lineRule="exact"/>
+        <w:spacing w:after="0" w:line="480" w:lineRule="auto"/>
+        <w:ind w:firstLine="720"/>
+        <w:rPr>
+          <w:rFonts w:cs="Times New Roman"/>
+        </w:rPr>
       </w:pPr>
       <w:r>
         <w:rPr>
-          <w:rFonts w:ascii="Times New Roman" w:hAnsi="Times New Roman"/>
+          <w:rFonts w:cs="Times New Roman"/>
           <w:b/>
-          <w:i/>
-          <w:sz w:val="24"/>
-        </w:rPr>
-        <w:t>3.3  Supply Heterogeneity</w:t>
+        </w:rPr>
+        <w:t>3.</w:t>
+      </w:r>
+      <w:r>
+        <w:rPr>
+          <w:rFonts w:cs="Times New Roman"/>
+          <w:b/>
+        </w:rPr>
+        <w:t>4</w:t>
+      </w:r>
+      <w:r>
+        <w:rPr>
+          <w:rFonts w:cs="Times New Roman"/>
+          <w:b/>
+        </w:rPr>
+        <w:t xml:space="preserve"> Identification</w:t>
       </w:r>
     </w:p>
     <w:p>
       <w:pPr>
-        <w:spacing w:after="120" w:line="440" w:lineRule="exact"/>
+        <w:spacing w:after="0" w:line="480" w:lineRule="auto"/>
         <w:ind w:firstLine="720"/>
-        <w:jc w:val="both"/>
+        <w:rPr>
+          <w:rFonts w:cs="Times New Roman"/>
+        </w:rPr>
       </w:pPr>
       <w:r>
         <w:rPr>
-          <w:rFonts w:ascii="Times New Roman" w:hAnsi="Times New Roman"/>
-          <w:sz w:val="24"/>
-        </w:rPr>
-        <w:t>To test whether supply constraints amplify the WFH price effect, I estimate an interacted TWFE:</w:t>
+          <w:rFonts w:cs="Times New Roman"/>
+        </w:rPr>
+        <w:t>The key identification assumption is the parallel trends under continuous treatment: in the absence of WFH shock, counties with different WFH rate would have followed similar housing price trajectories. The formal test shows that with chi-</w:t>
+      </w:r>
+      <w:proofErr w:type="gramStart"/>
+      <w:r>
+        <w:rPr>
+          <w:rFonts w:cs="Times New Roman"/>
+        </w:rPr>
+        <w:t>squared  =</w:t>
+      </w:r>
+      <w:proofErr w:type="gramEnd"/>
+      <w:r>
+        <w:rPr>
+          <w:rFonts w:cs="Times New Roman"/>
+        </w:rPr>
+        <w:t>1.85</w:t>
+      </w:r>
+      <w:r>
+        <w:rPr>
+          <w:rFonts w:cs="Times New Roman"/>
+        </w:rPr>
+        <w:t xml:space="preserve">, and </w:t>
+      </w:r>
+      <w:proofErr w:type="spellStart"/>
+      <w:r>
+        <w:rPr>
+          <w:rFonts w:cs="Times New Roman"/>
+        </w:rPr>
+        <w:t>p_value</w:t>
+      </w:r>
+      <w:proofErr w:type="spellEnd"/>
+      <w:r>
+        <w:rPr>
+          <w:rFonts w:cs="Times New Roman"/>
+        </w:rPr>
+        <w:t xml:space="preserve"> =0.</w:t>
+      </w:r>
+      <w:r>
+        <w:rPr>
+          <w:rFonts w:cs="Times New Roman"/>
+        </w:rPr>
+        <w:t>4</w:t>
+      </w:r>
+      <w:r>
+        <w:rPr>
+          <w:rFonts w:cs="Times New Roman"/>
+        </w:rPr>
+        <w:t>, so I fail to reject the H0: beta_2017 = beta_2018 = 0. This provides no evidence of differential pre-trends, supporting the parallel trend assumption.</w:t>
       </w:r>
     </w:p>
     <w:p>
       <w:pPr>
-        <w:spacing w:before="120" w:after="120"/>
-        <w:jc w:val="center"/>
+        <w:spacing w:after="0" w:line="480" w:lineRule="auto"/>
+        <w:ind w:firstLine="720"/>
+        <w:rPr>
+          <w:rFonts w:cs="Times New Roman"/>
+        </w:rPr>
       </w:pPr>
       <w:r>
         <w:rPr>
-          <w:rFonts w:ascii="Courier New" w:hAnsi="Courier New"/>
-        </w:rPr>
-        <w:t>log(P_ct) = β_Con(WFH_ct × Constrained_c) + β_Ela(WFH_ct × Elastic_c) + δ log(Income_ct) + α_c + γ_t + ε_ct     (3)</w:t>
+          <w:rFonts w:cs="Times New Roman"/>
+        </w:rPr>
+        <w:t xml:space="preserve">The most threat to identification is endogeneity of WFH. High-WFH counties such as Santa Clara, San Francisco, etc. may have simultaneously experienced stronger income growth and tech-sector demand, which independently affects housing prices. I address this problem in three ways. First, I include median household income as the control variable to absorb income shocks that may be correlated with both WFH rate and housing prices. Second, I use a pre-determined WFH measure by </w:t>
+      </w:r>
+      <w:proofErr w:type="gramStart"/>
+      <w:r>
+        <w:rPr>
+          <w:rFonts w:cs="Times New Roman"/>
+        </w:rPr>
+        <w:t>interacting</w:t>
+      </w:r>
+      <w:proofErr w:type="gramEnd"/>
+      <w:r>
+        <w:rPr>
+          <w:rFonts w:cs="Times New Roman"/>
+        </w:rPr>
+        <w:t xml:space="preserve"> the 2019 W</w:t>
+      </w:r>
+      <w:r>
+        <w:rPr>
+          <w:rFonts w:cs="Times New Roman"/>
+        </w:rPr>
+        <w:t>FH</w:t>
+      </w:r>
+      <w:r>
+        <w:rPr>
+          <w:rFonts w:cs="Times New Roman"/>
+        </w:rPr>
+        <w:t xml:space="preserve"> rate with a post-2020 indicator. This captures pre-existing industry composition and helps rule out reverse causality.</w:t>
+      </w:r>
+      <w:r>
+        <w:rPr>
+          <w:rFonts w:cs="Times New Roman"/>
+        </w:rPr>
+        <w:t xml:space="preserve"> </w:t>
+      </w:r>
+      <w:r>
+        <w:rPr>
+          <w:rFonts w:cs="Times New Roman"/>
+        </w:rPr>
+        <w:t>Finally, I apply Frisch-Waugh detrending to remove county-specific secular trends before estimating TWFE model, which absorbs differential tech-sector or demographic trends across counties.</w:t>
       </w:r>
     </w:p>
     <w:p>
       <w:pPr>
-        <w:spacing w:after="120" w:line="440" w:lineRule="exact"/>
-        <w:ind w:firstLine="720"/>
-        <w:jc w:val="both"/>
+        <w:pStyle w:val="ListParagraph"/>
+        <w:numPr>
+          <w:ilvl w:val="0"/>
+          <w:numId w:val="11"/>
+        </w:numPr>
+        <w:spacing w:after="0" w:line="480" w:lineRule="auto"/>
+        <w:rPr>
+          <w:rFonts w:cs="Times New Roman"/>
+        </w:rPr>
       </w:pPr>
       <w:r>
         <w:rPr>
-          <w:rFonts w:ascii="Times New Roman" w:hAnsi="Times New Roman"/>
-          <w:sz w:val="24"/>
-        </w:rPr>
-        <w:t>Constrained_c equals one for Metro-Core counties in the top half of the 2017–2023 average price-to-income (P/I) ratio distribution; Elastic_c for the bottom half. The P/I ratio serves as a proxy for housing supply constraints (Glaeser and Gyourko, 2018; Saiz, 2010). The median P/I threshold is 5.41.</w:t>
+          <w:rFonts w:cs="Times New Roman"/>
+          <w:b/>
+        </w:rPr>
+        <w:t>Results</w:t>
       </w:r>
     </w:p>
     <w:p>
       <w:pPr>
-        <w:spacing w:before="160" w:after="80" w:line="280" w:lineRule="exact"/>
+        <w:spacing w:after="0" w:line="480" w:lineRule="auto"/>
+        <w:ind w:firstLine="360"/>
+        <w:rPr>
+          <w:rFonts w:cs="Times New Roman"/>
+        </w:rPr>
       </w:pPr>
       <w:r>
         <w:rPr>
-          <w:rFonts w:ascii="Times New Roman" w:hAnsi="Times New Roman"/>
+          <w:rFonts w:cs="Times New Roman"/>
           <w:b/>
-          <w:i/>
-          <w:sz w:val="24"/>
-        </w:rPr>
-        <w:t>3.4  Identification</w:t>
+        </w:rPr>
+        <w:t>4.1 Descriptive Evidence</w:t>
       </w:r>
     </w:p>
     <w:p>
       <w:pPr>
-        <w:spacing w:after="120" w:line="440" w:lineRule="exact"/>
-        <w:ind w:firstLine="720"/>
-        <w:jc w:val="both"/>
+        <w:spacing w:after="0" w:line="480" w:lineRule="auto"/>
+        <w:jc w:val="center"/>
+        <w:rPr>
+          <w:rFonts w:cs="Times New Roman"/>
+        </w:rPr>
       </w:pPr>
       <w:r>
         <w:rPr>
-          <w:rFonts w:ascii="Times New Roman" w:hAnsi="Times New Roman"/>
-          <w:sz w:val="24"/>
-        </w:rPr>
-        <w:t>The key identifying assumption is parallel trends under continuous treatment: absent the WFH shock, counties with different WFH rates would have followed similar housing price trajectories. This is supported by the pre-period event study coefficients, which are small, positive, and jointly insignificant (Wald χ²(2) = 1.85, p = 0.40). The main threat to identification is endogeneity of the WFH rate: high-WFH counties (San Francisco, Santa Clara, Marin) may have simultaneously experienced stronger tech-sector income growth that independently affected housing prices. I address this in three ways: (i) including log median income as a contemporaneous control; (ii) using a pre-determined WFH proxy (2019 WFH rate × post-2020 indicator); and (iii) applying Frisch–Waugh detrending to remove county-specific secular trends.</w:t>
-      </w:r>
-    </w:p>
-    <w:p>
-      <w:pPr>
-        <w:spacing w:before="280" w:after="120" w:line="280" w:lineRule="exact"/>
-      </w:pPr>
-      <w:r>
-        <w:rPr>
-          <w:rFonts w:ascii="Times New Roman" w:hAnsi="Times New Roman"/>
-          <w:b/>
-          <w:sz w:val="28"/>
-        </w:rPr>
-        <w:t>4. Results</w:t>
-      </w:r>
-    </w:p>
-    <w:p>
-      <w:pPr>
-        <w:spacing w:before="160" w:after="80" w:line="280" w:lineRule="exact"/>
-      </w:pPr>
-      <w:r>
-        <w:rPr>
-          <w:rFonts w:ascii="Times New Roman" w:hAnsi="Times New Roman"/>
-          <w:b/>
-          <w:i/>
-          <w:sz w:val="24"/>
-        </w:rPr>
-        <w:t>4.1  Descriptive Evidence</w:t>
-      </w:r>
-    </w:p>
-    <w:p>
-      <w:pPr>
-        <w:spacing w:after="120" w:line="440" w:lineRule="exact"/>
-        <w:ind w:firstLine="720"/>
-        <w:jc w:val="both"/>
-      </w:pPr>
-      <w:r>
-        <w:rPr>
-          <w:rFonts w:ascii="Times New Roman" w:hAnsi="Times New Roman"/>
-          <w:sz w:val="24"/>
-        </w:rPr>
-        <w:t>Figure 1 plots average WFH rates and log housing prices by CBSA tier from 2017 to 2023. WFH rates rose sharply for all tiers after 2019, with Metro-Core counties exhibiting the largest absolute increase (approximately +9 percentage points). Log housing prices in Metro-Core counties rose more slowly than in Non-Metro counties after 2020, consistent with WFH-driven demand reallocation away from metropolitan cores.</w:t>
-      </w:r>
-    </w:p>
-    <w:p>
-      <w:pPr>
-        <w:spacing w:before="120"/>
-        <w:jc w:val="center"/>
-      </w:pPr>
-      <w:r>
-        <w:rPr>
+          <w:rFonts w:cs="Times New Roman"/>
           <w:noProof/>
         </w:rPr>
         <w:lastRenderedPageBreak/>
         <w:drawing>
-          <wp:inline distT="0" distB="0" distL="0" distR="0" wp14:anchorId="7D1E161B" wp14:editId="06431002">
-            <wp:extent cx="5760720" cy="2199385"/>
+          <wp:inline distT="0" distB="0" distL="0" distR="0" wp14:anchorId="08E80C7E" wp14:editId="4933ED21">
+            <wp:extent cx="5486400" cy="2099243"/>
             <wp:effectExtent l="0" t="0" r="0" b="0"/>
             <wp:docPr id="1" name="Picture 1"/>
             <wp:cNvGraphicFramePr>
@@ -1476,7 +2974,7 @@
               <a:graphicData uri="http://schemas.openxmlformats.org/drawingml/2006/picture">
                 <pic:pic xmlns:pic="http://schemas.openxmlformats.org/drawingml/2006/picture">
                   <pic:nvPicPr>
-                    <pic:cNvPr id="0" name="fig1_cbsa_trends.png"/>
+                    <pic:cNvPr id="0" name="original_figure1.png"/>
                     <pic:cNvPicPr/>
                   </pic:nvPicPr>
                   <pic:blipFill>
@@ -1488,7 +2986,7 @@
                   <pic:spPr>
                     <a:xfrm>
                       <a:off x="0" y="0"/>
-                      <a:ext cx="5760720" cy="2199385"/>
+                      <a:ext cx="5486400" cy="2099243"/>
                     </a:xfrm>
                     <a:prstGeom prst="rect">
                       <a:avLst/>
@@ -1503,58 +3001,307 @@
     </w:p>
     <w:p>
       <w:pPr>
-        <w:spacing w:line="280" w:lineRule="exact"/>
+        <w:spacing w:after="0" w:line="480" w:lineRule="auto"/>
         <w:jc w:val="center"/>
+        <w:rPr>
+          <w:rFonts w:cs="Times New Roman"/>
+        </w:rPr>
       </w:pPr>
       <w:r>
         <w:rPr>
-          <w:rFonts w:ascii="Times New Roman" w:hAnsi="Times New Roman"/>
+          <w:rFonts w:cs="Times New Roman"/>
+        </w:rPr>
+        <w:t>Figure 1</w:t>
+      </w:r>
+      <w:r>
+        <w:rPr>
+          <w:rFonts w:cs="Times New Roman"/>
+        </w:rPr>
+        <w:t xml:space="preserve"> </w:t>
+      </w:r>
+      <w:r>
+        <w:rPr>
+          <w:rFonts w:cs="Times New Roman"/>
           <w:i/>
-          <w:sz w:val="20"/>
-        </w:rPr>
-        <w:t>Figure 1: WFH Rate and log(Median Home Price) Trends by CBSA Tier, California 2017–2023.</w:t>
+        </w:rPr>
+        <w:t>Descriptive Trends by CBSA Tier</w:t>
       </w:r>
     </w:p>
     <w:p>
       <w:pPr>
-        <w:spacing w:before="160" w:after="80" w:line="280" w:lineRule="exact"/>
+        <w:spacing w:after="0" w:line="480" w:lineRule="auto"/>
+        <w:ind w:firstLine="720"/>
+        <w:rPr>
+          <w:rFonts w:cs="Times New Roman"/>
+        </w:rPr>
       </w:pPr>
       <w:r>
         <w:rPr>
-          <w:rFonts w:ascii="Times New Roman" w:hAnsi="Times New Roman"/>
-          <w:b/>
-          <w:i/>
-          <w:sz w:val="24"/>
-        </w:rPr>
-        <w:t>4.2  Main TWFE Results</w:t>
+          <w:rFonts w:cs="Times New Roman"/>
+        </w:rPr>
+        <w:t>Figure 1 shows WFH rate trends and log housing price trends by CBSA tier from 2017 to 2023. Between 2019 and 2023, the average WFH rate in Metro-core counties rose from 5.8% to 15% (+ 9 pp), compared with 8.2% to 12.2% (+4 pp). The difference mainly comes from an increase in WFH rate in Metro areas such as San Francsico, Santa Clara and Los Angeles where there are many tech giants.</w:t>
       </w:r>
     </w:p>
     <w:p>
       <w:pPr>
-        <w:spacing w:after="120" w:line="440" w:lineRule="exact"/>
+        <w:spacing w:after="0" w:line="480" w:lineRule="auto"/>
         <w:ind w:firstLine="720"/>
-        <w:jc w:val="both"/>
+        <w:rPr>
+          <w:rFonts w:cs="Times New Roman"/>
+        </w:rPr>
       </w:pPr>
       <w:r>
         <w:rPr>
-          <w:rFonts w:ascii="Times New Roman" w:hAnsi="Times New Roman"/>
-          <w:sz w:val="24"/>
-        </w:rPr>
-        <w:t>Table 2 reports TWFE estimates for both Metro-Core and Non-Metro counties. The baseline Metro-Core estimate is −1.229%*** (SE = 0.336%), robust to the inclusion of log income (−1.234%***) and the unemployment rate (−1.021%**). Strikingly, Non-Metro counties also exhibit a negative and highly significant WFH effect: −0.638%*** (SE = 0.189%) in the baseline, −0.637%*** (SE = 0.187%) with income controls, and −0.627%** (SE = 0.203%) with both controls. The Metro-Core effect is approximately twice the Non-Metro effect across all specifications. Both results suggest WFH adoption is associated with a broad reduction in housing demand across California, inconsistent with simple within-state spatial reallocation.</w:t>
+          <w:rFonts w:cs="Times New Roman"/>
+        </w:rPr>
+        <w:t xml:space="preserve">Housing across </w:t>
+      </w:r>
+      <w:r>
+        <w:rPr>
+          <w:rFonts w:cs="Times New Roman"/>
+        </w:rPr>
+        <w:t>m</w:t>
+      </w:r>
+      <w:r>
+        <w:rPr>
+          <w:rFonts w:cs="Times New Roman"/>
+        </w:rPr>
+        <w:t xml:space="preserve">etro and non-metro areas rose sharply from 2019 to 2023. While the log housing price in metro area rose from 13.2 to </w:t>
+      </w:r>
+      <w:proofErr w:type="gramStart"/>
+      <w:r>
+        <w:rPr>
+          <w:rFonts w:cs="Times New Roman"/>
+        </w:rPr>
+        <w:t>13.5 ,</w:t>
+      </w:r>
+      <w:proofErr w:type="gramEnd"/>
+      <w:r>
+        <w:rPr>
+          <w:rFonts w:cs="Times New Roman"/>
+        </w:rPr>
+        <w:t xml:space="preserve"> </w:t>
+      </w:r>
+      <w:r>
+        <w:rPr>
+          <w:rFonts w:cs="Times New Roman"/>
+        </w:rPr>
+        <w:t>the</w:t>
+      </w:r>
+      <w:r>
+        <w:rPr>
+          <w:rFonts w:cs="Times New Roman"/>
+        </w:rPr>
+        <w:t xml:space="preserve"> non-metro </w:t>
+      </w:r>
+      <w:r>
+        <w:rPr>
+          <w:rFonts w:cs="Times New Roman"/>
+        </w:rPr>
+        <w:t>average</w:t>
+      </w:r>
+      <w:r>
+        <w:rPr>
+          <w:rFonts w:cs="Times New Roman"/>
+        </w:rPr>
+        <w:t xml:space="preserve"> rose from 12.3 to 12.8. However, Metro-Core counties show notably slower appreciation relative to their 2017-2019 trend compared to Non-Metro counties, consistent with WFH-driven demand reallocation away from metro cores.</w:t>
       </w:r>
     </w:p>
     <w:p>
       <w:pPr>
-        <w:spacing w:before="200" w:after="80" w:line="440" w:lineRule="exact"/>
-        <w:jc w:val="center"/>
+        <w:spacing w:after="0" w:line="480" w:lineRule="auto"/>
+        <w:ind w:firstLine="720"/>
+        <w:rPr>
+          <w:rFonts w:cs="Times New Roman"/>
+        </w:rPr>
       </w:pPr>
       <w:r>
         <w:rPr>
-          <w:rFonts w:ascii="Times New Roman" w:hAnsi="Times New Roman"/>
+          <w:rFonts w:cs="Times New Roman"/>
           <w:b/>
-          <w:sz w:val="24"/>
-        </w:rPr>
-        <w:t>Table 2: TWFE Estimates — Metro-Core vs. Non-Metro Counties</w:t>
+        </w:rPr>
+        <w:t>4.</w:t>
+      </w:r>
+      <w:r>
+        <w:rPr>
+          <w:rFonts w:cs="Times New Roman"/>
+          <w:b/>
+        </w:rPr>
+        <w:t xml:space="preserve">2 </w:t>
+      </w:r>
+      <w:r>
+        <w:rPr>
+          <w:rFonts w:cs="Times New Roman"/>
+          <w:b/>
+        </w:rPr>
+        <w:t>Main TWFE Results</w:t>
+      </w:r>
+    </w:p>
+    <w:p>
+      <w:pPr>
+        <w:spacing w:after="0" w:line="480" w:lineRule="auto"/>
+        <w:ind w:firstLine="720"/>
+        <w:rPr>
+          <w:rFonts w:cs="Times New Roman"/>
+        </w:rPr>
+      </w:pPr>
+      <w:r>
+        <w:rPr>
+          <w:rFonts w:cs="Times New Roman"/>
+        </w:rPr>
+        <w:t>Table 2 reports the TWFE estimates for both Metro-Core and Non-Metro counties. In Metro-Core counties, the baseline specification yields a coefficient of −1.22</w:t>
+      </w:r>
+      <w:r>
+        <w:rPr>
+          <w:rFonts w:cs="Times New Roman"/>
+        </w:rPr>
+        <w:t>9</w:t>
+      </w:r>
+      <w:r>
+        <w:rPr>
+          <w:rFonts w:cs="Times New Roman"/>
+        </w:rPr>
+        <w:t xml:space="preserve">%, indicating that a 1 percentage point increase in the WFH </w:t>
+      </w:r>
+      <w:r>
+        <w:rPr>
+          <w:rFonts w:cs="Times New Roman"/>
+        </w:rPr>
+        <w:t>rate</w:t>
+      </w:r>
+      <w:r>
+        <w:rPr>
+          <w:rFonts w:cs="Times New Roman"/>
+        </w:rPr>
+        <w:t xml:space="preserve"> is associated with a 1.22</w:t>
+      </w:r>
+      <w:r>
+        <w:rPr>
+          <w:rFonts w:cs="Times New Roman"/>
+        </w:rPr>
+        <w:t>9</w:t>
+      </w:r>
+      <w:r>
+        <w:rPr>
+          <w:rFonts w:cs="Times New Roman"/>
+        </w:rPr>
+        <w:t>% decrease in housing prices. This effect is statistically significant at the 1% level.</w:t>
+      </w:r>
+    </w:p>
+    <w:p>
+      <w:pPr>
+        <w:spacing w:after="0" w:line="480" w:lineRule="auto"/>
+        <w:ind w:firstLine="720"/>
+        <w:rPr>
+          <w:rFonts w:cs="Times New Roman"/>
+        </w:rPr>
+      </w:pPr>
+      <w:r>
+        <w:rPr>
+          <w:rFonts w:cs="Times New Roman"/>
+        </w:rPr>
+        <w:lastRenderedPageBreak/>
+        <w:t xml:space="preserve">In </w:t>
+      </w:r>
+      <w:r>
+        <w:rPr>
+          <w:rFonts w:cs="Times New Roman"/>
+        </w:rPr>
+        <w:t>addition</w:t>
+      </w:r>
+      <w:r>
+        <w:rPr>
+          <w:rFonts w:cs="Times New Roman"/>
+        </w:rPr>
+        <w:t xml:space="preserve">, the coefficient for </w:t>
+      </w:r>
+      <w:proofErr w:type="gramStart"/>
+      <w:r>
+        <w:rPr>
+          <w:rFonts w:cs="Times New Roman"/>
+        </w:rPr>
+        <w:t>Non-Metro</w:t>
+      </w:r>
+      <w:proofErr w:type="gramEnd"/>
+      <w:r>
+        <w:rPr>
+          <w:rFonts w:cs="Times New Roman"/>
+        </w:rPr>
+        <w:t xml:space="preserve"> counties </w:t>
+      </w:r>
+      <w:proofErr w:type="gramStart"/>
+      <w:r>
+        <w:rPr>
+          <w:rFonts w:cs="Times New Roman"/>
+        </w:rPr>
+        <w:t>is</w:t>
+      </w:r>
+      <w:proofErr w:type="gramEnd"/>
+      <w:r>
+        <w:rPr>
+          <w:rFonts w:cs="Times New Roman"/>
+        </w:rPr>
+        <w:t xml:space="preserve"> </w:t>
+      </w:r>
+      <w:r>
+        <w:rPr>
+          <w:rFonts w:cs="Times New Roman"/>
+        </w:rPr>
+        <w:t>also nega</w:t>
+      </w:r>
+      <w:r>
+        <w:rPr>
+          <w:rFonts w:cs="Times New Roman"/>
+        </w:rPr>
+        <w:t xml:space="preserve">tive </w:t>
+      </w:r>
+      <w:r>
+        <w:rPr>
+          <w:rFonts w:cs="Times New Roman"/>
+        </w:rPr>
+        <w:t>(-</w:t>
+      </w:r>
+      <w:r>
+        <w:rPr>
+          <w:rFonts w:cs="Times New Roman"/>
+        </w:rPr>
+        <w:t>0.</w:t>
+      </w:r>
+      <w:r>
+        <w:rPr>
+          <w:rFonts w:cs="Times New Roman"/>
+        </w:rPr>
+        <w:t>638</w:t>
+      </w:r>
+      <w:r>
+        <w:rPr>
+          <w:rFonts w:cs="Times New Roman"/>
+        </w:rPr>
+        <w:t xml:space="preserve">%) </w:t>
+      </w:r>
+      <w:r>
+        <w:rPr>
+          <w:rFonts w:cs="Times New Roman"/>
+        </w:rPr>
+        <w:t xml:space="preserve">and </w:t>
+      </w:r>
+      <w:r>
+        <w:rPr>
+          <w:rFonts w:cs="Times New Roman"/>
+        </w:rPr>
+        <w:t xml:space="preserve">statistically significant. This </w:t>
+      </w:r>
+      <w:r>
+        <w:rPr>
+          <w:rFonts w:cs="Times New Roman"/>
+        </w:rPr>
+        <w:t>result</w:t>
+      </w:r>
+      <w:r>
+        <w:rPr>
+          <w:rFonts w:cs="Times New Roman"/>
+        </w:rPr>
+        <w:t xml:space="preserve"> raises concerns that increased WFH adoption may lead workers to migrate out of state rather than simply relocating to more affordable areas within California.</w:t>
       </w:r>
     </w:p>
     <w:tbl>
@@ -1587,10 +3334,13 @@
             <w:pPr>
               <w:spacing w:before="40" w:after="40"/>
               <w:jc w:val="center"/>
+              <w:rPr>
+                <w:rFonts w:cs="Times New Roman"/>
+              </w:rPr>
             </w:pPr>
             <w:r>
               <w:rPr>
-                <w:rFonts w:ascii="Times New Roman" w:hAnsi="Times New Roman"/>
+                <w:rFonts w:cs="Times New Roman"/>
                 <w:b/>
                 <w:sz w:val="20"/>
               </w:rPr>
@@ -1608,10 +3358,13 @@
             <w:pPr>
               <w:spacing w:before="40" w:after="40"/>
               <w:jc w:val="center"/>
+              <w:rPr>
+                <w:rFonts w:cs="Times New Roman"/>
+              </w:rPr>
             </w:pPr>
             <w:r>
               <w:rPr>
-                <w:rFonts w:ascii="Times New Roman" w:hAnsi="Times New Roman"/>
+                <w:rFonts w:cs="Times New Roman"/>
                 <w:b/>
                 <w:sz w:val="20"/>
               </w:rPr>
@@ -1629,10 +3382,13 @@
             <w:pPr>
               <w:spacing w:before="40" w:after="40"/>
               <w:jc w:val="center"/>
+              <w:rPr>
+                <w:rFonts w:cs="Times New Roman"/>
+              </w:rPr>
             </w:pPr>
             <w:r>
               <w:rPr>
-                <w:rFonts w:ascii="Times New Roman" w:hAnsi="Times New Roman"/>
+                <w:rFonts w:cs="Times New Roman"/>
                 <w:b/>
                 <w:sz w:val="20"/>
               </w:rPr>
@@ -1650,10 +3406,13 @@
             <w:pPr>
               <w:spacing w:before="40" w:after="40"/>
               <w:jc w:val="center"/>
+              <w:rPr>
+                <w:rFonts w:cs="Times New Roman"/>
+              </w:rPr>
             </w:pPr>
             <w:r>
               <w:rPr>
-                <w:rFonts w:ascii="Times New Roman" w:hAnsi="Times New Roman"/>
+                <w:rFonts w:cs="Times New Roman"/>
                 <w:b/>
                 <w:sz w:val="20"/>
               </w:rPr>
@@ -1671,10 +3430,13 @@
             <w:pPr>
               <w:spacing w:before="40" w:after="40"/>
               <w:jc w:val="center"/>
+              <w:rPr>
+                <w:rFonts w:cs="Times New Roman"/>
+              </w:rPr>
             </w:pPr>
             <w:r>
               <w:rPr>
-                <w:rFonts w:ascii="Times New Roman" w:hAnsi="Times New Roman"/>
+                <w:rFonts w:cs="Times New Roman"/>
                 <w:b/>
                 <w:sz w:val="20"/>
               </w:rPr>
@@ -1692,10 +3454,13 @@
             <w:pPr>
               <w:spacing w:before="40" w:after="40"/>
               <w:jc w:val="center"/>
+              <w:rPr>
+                <w:rFonts w:cs="Times New Roman"/>
+              </w:rPr>
             </w:pPr>
             <w:r>
               <w:rPr>
-                <w:rFonts w:ascii="Times New Roman" w:hAnsi="Times New Roman"/>
+                <w:rFonts w:cs="Times New Roman"/>
                 <w:b/>
                 <w:sz w:val="20"/>
               </w:rPr>
@@ -1713,10 +3478,13 @@
             <w:pPr>
               <w:spacing w:before="40" w:after="40"/>
               <w:jc w:val="center"/>
+              <w:rPr>
+                <w:rFonts w:cs="Times New Roman"/>
+              </w:rPr>
             </w:pPr>
             <w:r>
               <w:rPr>
-                <w:rFonts w:ascii="Times New Roman" w:hAnsi="Times New Roman"/>
+                <w:rFonts w:cs="Times New Roman"/>
                 <w:b/>
                 <w:sz w:val="20"/>
               </w:rPr>
@@ -1737,10 +3505,13 @@
           <w:p>
             <w:pPr>
               <w:spacing w:before="20" w:after="20"/>
+              <w:rPr>
+                <w:rFonts w:cs="Times New Roman"/>
+              </w:rPr>
             </w:pPr>
             <w:r>
               <w:rPr>
-                <w:rFonts w:ascii="Times New Roman" w:hAnsi="Times New Roman"/>
+                <w:rFonts w:cs="Times New Roman"/>
                 <w:sz w:val="20"/>
               </w:rPr>
               <w:t>(1) Baseline TWFE</w:t>
@@ -1756,10 +3527,13 @@
             <w:pPr>
               <w:spacing w:before="20" w:after="20"/>
               <w:jc w:val="center"/>
+              <w:rPr>
+                <w:rFonts w:cs="Times New Roman"/>
+              </w:rPr>
             </w:pPr>
             <w:r>
               <w:rPr>
-                <w:rFonts w:ascii="Times New Roman" w:hAnsi="Times New Roman"/>
+                <w:rFonts w:cs="Times New Roman"/>
                 <w:sz w:val="20"/>
               </w:rPr>
               <w:t>−1.229</w:t>
@@ -1775,10 +3549,13 @@
             <w:pPr>
               <w:spacing w:before="20" w:after="20"/>
               <w:jc w:val="center"/>
+              <w:rPr>
+                <w:rFonts w:cs="Times New Roman"/>
+              </w:rPr>
             </w:pPr>
             <w:r>
               <w:rPr>
-                <w:rFonts w:ascii="Times New Roman" w:hAnsi="Times New Roman"/>
+                <w:rFonts w:cs="Times New Roman"/>
                 <w:sz w:val="20"/>
               </w:rPr>
               <w:t>0.336</w:t>
@@ -1794,10 +3571,13 @@
             <w:pPr>
               <w:spacing w:before="20" w:after="20"/>
               <w:jc w:val="center"/>
+              <w:rPr>
+                <w:rFonts w:cs="Times New Roman"/>
+              </w:rPr>
             </w:pPr>
             <w:r>
               <w:rPr>
-                <w:rFonts w:ascii="Times New Roman" w:hAnsi="Times New Roman"/>
+                <w:rFonts w:cs="Times New Roman"/>
                 <w:sz w:val="20"/>
               </w:rPr>
               <w:t>***</w:t>
@@ -1813,10 +3593,13 @@
             <w:pPr>
               <w:spacing w:before="20" w:after="20"/>
               <w:jc w:val="center"/>
+              <w:rPr>
+                <w:rFonts w:cs="Times New Roman"/>
+              </w:rPr>
             </w:pPr>
             <w:r>
               <w:rPr>
-                <w:rFonts w:ascii="Times New Roman" w:hAnsi="Times New Roman"/>
+                <w:rFonts w:cs="Times New Roman"/>
                 <w:sz w:val="20"/>
               </w:rPr>
               <w:t>−0.638</w:t>
@@ -1832,10 +3615,13 @@
             <w:pPr>
               <w:spacing w:before="20" w:after="20"/>
               <w:jc w:val="center"/>
+              <w:rPr>
+                <w:rFonts w:cs="Times New Roman"/>
+              </w:rPr>
             </w:pPr>
             <w:r>
               <w:rPr>
-                <w:rFonts w:ascii="Times New Roman" w:hAnsi="Times New Roman"/>
+                <w:rFonts w:cs="Times New Roman"/>
                 <w:sz w:val="20"/>
               </w:rPr>
               <w:t>0.189</w:t>
@@ -1851,10 +3637,13 @@
             <w:pPr>
               <w:spacing w:before="20" w:after="20"/>
               <w:jc w:val="center"/>
+              <w:rPr>
+                <w:rFonts w:cs="Times New Roman"/>
+              </w:rPr>
             </w:pPr>
             <w:r>
               <w:rPr>
-                <w:rFonts w:ascii="Times New Roman" w:hAnsi="Times New Roman"/>
+                <w:rFonts w:cs="Times New Roman"/>
                 <w:sz w:val="20"/>
               </w:rPr>
               <w:t>***</w:t>
@@ -1874,13 +3663,32 @@
           <w:p>
             <w:pPr>
               <w:spacing w:before="20" w:after="20"/>
+              <w:rPr>
+                <w:rFonts w:cs="Times New Roman"/>
+              </w:rPr>
             </w:pPr>
             <w:r>
               <w:rPr>
-                <w:rFonts w:ascii="Times New Roman" w:hAnsi="Times New Roman"/>
+                <w:rFonts w:cs="Times New Roman"/>
                 <w:sz w:val="20"/>
               </w:rPr>
-              <w:t>(2) + log(Income)</w:t>
+              <w:t xml:space="preserve">(2) + </w:t>
+            </w:r>
+            <w:proofErr w:type="gramStart"/>
+            <w:r>
+              <w:rPr>
+                <w:rFonts w:cs="Times New Roman"/>
+                <w:sz w:val="20"/>
+              </w:rPr>
+              <w:t>log(</w:t>
+            </w:r>
+            <w:proofErr w:type="gramEnd"/>
+            <w:r>
+              <w:rPr>
+                <w:rFonts w:cs="Times New Roman"/>
+                <w:sz w:val="20"/>
+              </w:rPr>
+              <w:t>Income)</w:t>
             </w:r>
           </w:p>
         </w:tc>
@@ -1893,10 +3701,13 @@
             <w:pPr>
               <w:spacing w:before="20" w:after="20"/>
               <w:jc w:val="center"/>
+              <w:rPr>
+                <w:rFonts w:cs="Times New Roman"/>
+              </w:rPr>
             </w:pPr>
             <w:r>
               <w:rPr>
-                <w:rFonts w:ascii="Times New Roman" w:hAnsi="Times New Roman"/>
+                <w:rFonts w:cs="Times New Roman"/>
                 <w:sz w:val="20"/>
               </w:rPr>
               <w:t>−1.234</w:t>
@@ -1912,10 +3723,13 @@
             <w:pPr>
               <w:spacing w:before="20" w:after="20"/>
               <w:jc w:val="center"/>
+              <w:rPr>
+                <w:rFonts w:cs="Times New Roman"/>
+              </w:rPr>
             </w:pPr>
             <w:r>
               <w:rPr>
-                <w:rFonts w:ascii="Times New Roman" w:hAnsi="Times New Roman"/>
+                <w:rFonts w:cs="Times New Roman"/>
                 <w:sz w:val="20"/>
               </w:rPr>
               <w:t>0.336</w:t>
@@ -1931,10 +3745,13 @@
             <w:pPr>
               <w:spacing w:before="20" w:after="20"/>
               <w:jc w:val="center"/>
+              <w:rPr>
+                <w:rFonts w:cs="Times New Roman"/>
+              </w:rPr>
             </w:pPr>
             <w:r>
               <w:rPr>
-                <w:rFonts w:ascii="Times New Roman" w:hAnsi="Times New Roman"/>
+                <w:rFonts w:cs="Times New Roman"/>
                 <w:sz w:val="20"/>
               </w:rPr>
               <w:t>***</w:t>
@@ -1950,10 +3767,13 @@
             <w:pPr>
               <w:spacing w:before="20" w:after="20"/>
               <w:jc w:val="center"/>
+              <w:rPr>
+                <w:rFonts w:cs="Times New Roman"/>
+              </w:rPr>
             </w:pPr>
             <w:r>
               <w:rPr>
-                <w:rFonts w:ascii="Times New Roman" w:hAnsi="Times New Roman"/>
+                <w:rFonts w:cs="Times New Roman"/>
                 <w:sz w:val="20"/>
               </w:rPr>
               <w:t>−0.637</w:t>
@@ -1969,10 +3789,13 @@
             <w:pPr>
               <w:spacing w:before="20" w:after="20"/>
               <w:jc w:val="center"/>
+              <w:rPr>
+                <w:rFonts w:cs="Times New Roman"/>
+              </w:rPr>
             </w:pPr>
             <w:r>
               <w:rPr>
-                <w:rFonts w:ascii="Times New Roman" w:hAnsi="Times New Roman"/>
+                <w:rFonts w:cs="Times New Roman"/>
                 <w:sz w:val="20"/>
               </w:rPr>
               <w:t>0.187</w:t>
@@ -1988,10 +3811,13 @@
             <w:pPr>
               <w:spacing w:before="20" w:after="20"/>
               <w:jc w:val="center"/>
+              <w:rPr>
+                <w:rFonts w:cs="Times New Roman"/>
+              </w:rPr>
             </w:pPr>
             <w:r>
               <w:rPr>
-                <w:rFonts w:ascii="Times New Roman" w:hAnsi="Times New Roman"/>
+                <w:rFonts w:cs="Times New Roman"/>
                 <w:sz w:val="20"/>
               </w:rPr>
               <w:t>***</w:t>
@@ -2011,13 +3837,48 @@
           <w:p>
             <w:pPr>
               <w:spacing w:before="20" w:after="20"/>
+              <w:rPr>
+                <w:rFonts w:cs="Times New Roman"/>
+              </w:rPr>
             </w:pPr>
             <w:r>
               <w:rPr>
-                <w:rFonts w:ascii="Times New Roman" w:hAnsi="Times New Roman"/>
+                <w:rFonts w:cs="Times New Roman"/>
                 <w:sz w:val="20"/>
               </w:rPr>
-              <w:t>(3) + log(Income) + Unemp.</w:t>
+              <w:t xml:space="preserve">(3) + </w:t>
+            </w:r>
+            <w:proofErr w:type="gramStart"/>
+            <w:r>
+              <w:rPr>
+                <w:rFonts w:cs="Times New Roman"/>
+                <w:sz w:val="20"/>
+              </w:rPr>
+              <w:t>log(</w:t>
+            </w:r>
+            <w:proofErr w:type="gramEnd"/>
+            <w:r>
+              <w:rPr>
+                <w:rFonts w:cs="Times New Roman"/>
+                <w:sz w:val="20"/>
+              </w:rPr>
+              <w:t xml:space="preserve">Income) + </w:t>
+            </w:r>
+            <w:proofErr w:type="spellStart"/>
+            <w:r>
+              <w:rPr>
+                <w:rFonts w:cs="Times New Roman"/>
+                <w:sz w:val="20"/>
+              </w:rPr>
+              <w:t>Unemp</w:t>
+            </w:r>
+            <w:proofErr w:type="spellEnd"/>
+            <w:r>
+              <w:rPr>
+                <w:rFonts w:cs="Times New Roman"/>
+                <w:sz w:val="20"/>
+              </w:rPr>
+              <w:t>.</w:t>
             </w:r>
           </w:p>
         </w:tc>
@@ -2030,10 +3891,13 @@
             <w:pPr>
               <w:spacing w:before="20" w:after="20"/>
               <w:jc w:val="center"/>
+              <w:rPr>
+                <w:rFonts w:cs="Times New Roman"/>
+              </w:rPr>
             </w:pPr>
             <w:r>
               <w:rPr>
-                <w:rFonts w:ascii="Times New Roman" w:hAnsi="Times New Roman"/>
+                <w:rFonts w:cs="Times New Roman"/>
                 <w:sz w:val="20"/>
               </w:rPr>
               <w:t>−1.021</w:t>
@@ -2049,10 +3913,13 @@
             <w:pPr>
               <w:spacing w:before="20" w:after="20"/>
               <w:jc w:val="center"/>
+              <w:rPr>
+                <w:rFonts w:cs="Times New Roman"/>
+              </w:rPr>
             </w:pPr>
             <w:r>
               <w:rPr>
-                <w:rFonts w:ascii="Times New Roman" w:hAnsi="Times New Roman"/>
+                <w:rFonts w:cs="Times New Roman"/>
                 <w:sz w:val="20"/>
               </w:rPr>
               <w:t>0.329</w:t>
@@ -2068,10 +3935,13 @@
             <w:pPr>
               <w:spacing w:before="20" w:after="20"/>
               <w:jc w:val="center"/>
+              <w:rPr>
+                <w:rFonts w:cs="Times New Roman"/>
+              </w:rPr>
             </w:pPr>
             <w:r>
               <w:rPr>
-                <w:rFonts w:ascii="Times New Roman" w:hAnsi="Times New Roman"/>
+                <w:rFonts w:cs="Times New Roman"/>
                 <w:sz w:val="20"/>
               </w:rPr>
               <w:t>**</w:t>
@@ -2087,10 +3957,13 @@
             <w:pPr>
               <w:spacing w:before="20" w:after="20"/>
               <w:jc w:val="center"/>
+              <w:rPr>
+                <w:rFonts w:cs="Times New Roman"/>
+              </w:rPr>
             </w:pPr>
             <w:r>
               <w:rPr>
-                <w:rFonts w:ascii="Times New Roman" w:hAnsi="Times New Roman"/>
+                <w:rFonts w:cs="Times New Roman"/>
                 <w:sz w:val="20"/>
               </w:rPr>
               <w:t>−0.627</w:t>
@@ -2106,10 +3979,13 @@
             <w:pPr>
               <w:spacing w:before="20" w:after="20"/>
               <w:jc w:val="center"/>
+              <w:rPr>
+                <w:rFonts w:cs="Times New Roman"/>
+              </w:rPr>
             </w:pPr>
             <w:r>
               <w:rPr>
-                <w:rFonts w:ascii="Times New Roman" w:hAnsi="Times New Roman"/>
+                <w:rFonts w:cs="Times New Roman"/>
                 <w:sz w:val="20"/>
               </w:rPr>
               <w:t>0.203</w:t>
@@ -2125,10 +4001,13 @@
             <w:pPr>
               <w:spacing w:before="20" w:after="20"/>
               <w:jc w:val="center"/>
+              <w:rPr>
+                <w:rFonts w:cs="Times New Roman"/>
+              </w:rPr>
             </w:pPr>
             <w:r>
               <w:rPr>
-                <w:rFonts w:ascii="Times New Roman" w:hAnsi="Times New Roman"/>
+                <w:rFonts w:cs="Times New Roman"/>
                 <w:sz w:val="20"/>
               </w:rPr>
               <w:t>**</w:t>
@@ -2139,125 +4018,372 @@
     </w:tbl>
     <w:p>
       <w:pPr>
-        <w:spacing w:before="40" w:line="260" w:lineRule="exact"/>
+        <w:spacing w:after="0" w:line="480" w:lineRule="auto"/>
+        <w:jc w:val="center"/>
+        <w:rPr>
+          <w:rFonts w:cs="Times New Roman"/>
+          <w:i/>
+        </w:rPr>
       </w:pPr>
       <w:r>
         <w:rPr>
-          <w:rFonts w:ascii="Times New Roman" w:hAnsi="Times New Roman"/>
-          <w:b/>
-          <w:sz w:val="19"/>
-        </w:rPr>
-        <w:t xml:space="preserve">Note. </w:t>
-      </w:r>
-      <w:r>
-        <w:rPr>
-          <w:rFonts w:ascii="Times New Roman" w:hAnsi="Times New Roman"/>
-          <w:sz w:val="19"/>
-        </w:rPr>
-        <w:t>Metro-Core: 33 counties × 7 years (231 obs). Non-Metro (Micropolitan + Noncore): 21 counties × 7 years (147 obs). Specification: log(Price) ~ WFH rate + controls | County + Year. CRV1 SE clustered by county. Coefficients are % price change per 1-pp WFH increase. *** p&lt;.001, ** p&lt;.01, * p&lt;.05.</w:t>
+          <w:rFonts w:cs="Times New Roman"/>
+        </w:rPr>
+        <w:t xml:space="preserve">Table 2 </w:t>
+      </w:r>
+      <w:r>
+        <w:rPr>
+          <w:rFonts w:cs="Times New Roman"/>
+          <w:i/>
+        </w:rPr>
+        <w:t>Main TWFE Estimates: Metro-Core vs. Non-Metro Counties</w:t>
       </w:r>
     </w:p>
     <w:p>
       <w:pPr>
-        <w:spacing w:before="120"/>
-        <w:jc w:val="center"/>
+        <w:spacing w:before="40" w:line="260" w:lineRule="exact"/>
+        <w:rPr>
+          <w:rFonts w:cs="Times New Roman"/>
+          <w:sz w:val="19"/>
+        </w:rPr>
       </w:pPr>
       <w:r>
         <w:rPr>
-          <w:noProof/>
-        </w:rPr>
-        <w:lastRenderedPageBreak/>
-        <w:drawing>
-          <wp:inline distT="0" distB="0" distL="0" distR="0" wp14:anchorId="55C9DC7D" wp14:editId="3C1C975B">
-            <wp:extent cx="5760720" cy="3172069"/>
-            <wp:effectExtent l="0" t="0" r="0" b="0"/>
-            <wp:docPr id="2" name="Picture 2"/>
-            <wp:cNvGraphicFramePr>
-              <a:graphicFrameLocks xmlns:a="http://schemas.openxmlformats.org/drawingml/2006/main" noChangeAspect="1"/>
-            </wp:cNvGraphicFramePr>
-            <a:graphic xmlns:a="http://schemas.openxmlformats.org/drawingml/2006/main">
-              <a:graphicData uri="http://schemas.openxmlformats.org/drawingml/2006/picture">
-                <pic:pic xmlns:pic="http://schemas.openxmlformats.org/drawingml/2006/picture">
-                  <pic:nvPicPr>
-                    <pic:cNvPr id="0" name="fig_twfe_metro_vs_nonmetro.png"/>
-                    <pic:cNvPicPr/>
-                  </pic:nvPicPr>
-                  <pic:blipFill>
-                    <a:blip r:embed="rId7"/>
-                    <a:stretch>
-                      <a:fillRect/>
-                    </a:stretch>
-                  </pic:blipFill>
-                  <pic:spPr>
-                    <a:xfrm>
-                      <a:off x="0" y="0"/>
-                      <a:ext cx="5760720" cy="3172069"/>
-                    </a:xfrm>
-                    <a:prstGeom prst="rect">
-                      <a:avLst/>
-                    </a:prstGeom>
-                  </pic:spPr>
-                </pic:pic>
-              </a:graphicData>
-            </a:graphic>
-          </wp:inline>
-        </w:drawing>
+          <w:rFonts w:cs="Times New Roman"/>
+          <w:b/>
+          <w:sz w:val="19"/>
+        </w:rPr>
+        <w:t xml:space="preserve">Note. </w:t>
+      </w:r>
+      <w:r>
+        <w:rPr>
+          <w:rFonts w:cs="Times New Roman"/>
+          <w:sz w:val="19"/>
+        </w:rPr>
+        <w:t xml:space="preserve">Metro-Core: 33 counties × 7 years (231 </w:t>
+      </w:r>
+      <w:proofErr w:type="spellStart"/>
+      <w:r>
+        <w:rPr>
+          <w:rFonts w:cs="Times New Roman"/>
+          <w:sz w:val="19"/>
+        </w:rPr>
+        <w:t>obs</w:t>
+      </w:r>
+      <w:proofErr w:type="spellEnd"/>
+      <w:r>
+        <w:rPr>
+          <w:rFonts w:cs="Times New Roman"/>
+          <w:sz w:val="19"/>
+        </w:rPr>
+        <w:t xml:space="preserve">). Non-Metro (Micropolitan + Noncore): 21 counties × 7 years (147 </w:t>
+      </w:r>
+      <w:proofErr w:type="spellStart"/>
+      <w:r>
+        <w:rPr>
+          <w:rFonts w:cs="Times New Roman"/>
+          <w:sz w:val="19"/>
+        </w:rPr>
+        <w:t>obs</w:t>
+      </w:r>
+      <w:proofErr w:type="spellEnd"/>
+      <w:r>
+        <w:rPr>
+          <w:rFonts w:cs="Times New Roman"/>
+          <w:sz w:val="19"/>
+        </w:rPr>
+        <w:t xml:space="preserve">). Specification: </w:t>
+      </w:r>
+      <w:proofErr w:type="gramStart"/>
+      <w:r>
+        <w:rPr>
+          <w:rFonts w:cs="Times New Roman"/>
+          <w:sz w:val="19"/>
+        </w:rPr>
+        <w:t>log(</w:t>
+      </w:r>
+      <w:proofErr w:type="gramEnd"/>
+      <w:r>
+        <w:rPr>
+          <w:rFonts w:cs="Times New Roman"/>
+          <w:sz w:val="19"/>
+        </w:rPr>
+        <w:t>Price) ~ WFH rate + controls | County + Year. CRV1 SE clustered by county. Coefficients are % price change per 1-pp WFH increase. *** p&lt;.001, ** p&lt;.01, * p&lt;.05.</w:t>
       </w:r>
     </w:p>
     <w:p>
       <w:pPr>
-        <w:spacing w:line="280" w:lineRule="exact"/>
-        <w:jc w:val="center"/>
+        <w:pStyle w:val="ListParagraph"/>
+        <w:numPr>
+          <w:ilvl w:val="1"/>
+          <w:numId w:val="11"/>
+        </w:numPr>
+        <w:spacing w:after="0" w:line="480" w:lineRule="auto"/>
+        <w:rPr>
+          <w:rFonts w:cs="Times New Roman"/>
+        </w:rPr>
       </w:pPr>
       <w:r>
         <w:rPr>
-          <w:rFonts w:ascii="Times New Roman" w:hAnsi="Times New Roman"/>
-          <w:i/>
-          <w:sz w:val="20"/>
-        </w:rPr>
-        <w:t>Figure 2: TWFE WFH Coefficients — Metro-Core vs Non-Metro Counties. Error bars are 95% CRV1 CI. All three specifications shown.</w:t>
+          <w:rFonts w:cs="Times New Roman"/>
+          <w:b/>
+        </w:rPr>
+        <w:t xml:space="preserve"> </w:t>
+      </w:r>
+      <w:r>
+        <w:rPr>
+          <w:rFonts w:cs="Times New Roman"/>
+          <w:b/>
+        </w:rPr>
+        <w:t>Dynamic TWFE Event Study</w:t>
       </w:r>
     </w:p>
     <w:p>
       <w:pPr>
-        <w:spacing w:before="160" w:after="80" w:line="280" w:lineRule="exact"/>
+        <w:spacing w:after="0" w:line="480" w:lineRule="auto"/>
+        <w:ind w:firstLine="720"/>
+        <w:rPr>
+          <w:rFonts w:cs="Times New Roman"/>
+        </w:rPr>
       </w:pPr>
       <w:r>
         <w:rPr>
-          <w:rFonts w:ascii="Times New Roman" w:hAnsi="Times New Roman"/>
-          <w:b/>
-          <w:i/>
-          <w:sz w:val="24"/>
-        </w:rPr>
-        <w:t>4.3  Dynamic TWFE Event Study</w:t>
+          <w:rFonts w:cs="Times New Roman"/>
+        </w:rPr>
+        <w:t xml:space="preserve">Table </w:t>
+      </w:r>
+      <w:r>
+        <w:rPr>
+          <w:rFonts w:cs="Times New Roman"/>
+        </w:rPr>
+        <w:t>3</w:t>
+      </w:r>
+      <w:r>
+        <w:rPr>
+          <w:rFonts w:cs="Times New Roman"/>
+        </w:rPr>
+        <w:t xml:space="preserve"> reports the dynamic TWFE event study estimates using 2019 as the reference year. The pre-treatment coefficients are small and statistically insignificant: 0.</w:t>
+      </w:r>
+      <w:r>
+        <w:rPr>
+          <w:rFonts w:cs="Times New Roman"/>
+        </w:rPr>
+        <w:t>753</w:t>
+      </w:r>
+      <w:r>
+        <w:rPr>
+          <w:rFonts w:cs="Times New Roman"/>
+        </w:rPr>
+        <w:t>% (SE = 0.</w:t>
+      </w:r>
+      <w:r>
+        <w:rPr>
+          <w:rFonts w:cs="Times New Roman"/>
+        </w:rPr>
+        <w:t>568</w:t>
+      </w:r>
+      <w:r>
+        <w:rPr>
+          <w:rFonts w:cs="Times New Roman"/>
+        </w:rPr>
+        <w:t>, p = 0.</w:t>
+      </w:r>
+      <w:r>
+        <w:rPr>
+          <w:rFonts w:cs="Times New Roman"/>
+        </w:rPr>
+        <w:t>185</w:t>
+      </w:r>
+      <w:r>
+        <w:rPr>
+          <w:rFonts w:cs="Times New Roman"/>
+        </w:rPr>
+        <w:t>) in 2017 and 0.</w:t>
+      </w:r>
+      <w:r>
+        <w:rPr>
+          <w:rFonts w:cs="Times New Roman"/>
+        </w:rPr>
+        <w:t>151</w:t>
+      </w:r>
+      <w:r>
+        <w:rPr>
+          <w:rFonts w:cs="Times New Roman"/>
+        </w:rPr>
+        <w:t>% (SE = 0.49</w:t>
+      </w:r>
+      <w:r>
+        <w:rPr>
+          <w:rFonts w:cs="Times New Roman"/>
+        </w:rPr>
+        <w:t>7</w:t>
+      </w:r>
+      <w:r>
+        <w:rPr>
+          <w:rFonts w:cs="Times New Roman"/>
+        </w:rPr>
+        <w:t>, p = 0.</w:t>
+      </w:r>
+      <w:r>
+        <w:rPr>
+          <w:rFonts w:cs="Times New Roman"/>
+        </w:rPr>
+        <w:t>761</w:t>
+      </w:r>
+      <w:r>
+        <w:rPr>
+          <w:rFonts w:cs="Times New Roman"/>
+        </w:rPr>
+        <w:t xml:space="preserve">) in 2018. A joint test fails to reject the null of no pre-trend (chi-squared = </w:t>
+      </w:r>
+      <w:r>
+        <w:rPr>
+          <w:rFonts w:cs="Times New Roman"/>
+        </w:rPr>
+        <w:t>1.85</w:t>
+      </w:r>
+      <w:r>
+        <w:rPr>
+          <w:rFonts w:cs="Times New Roman"/>
+        </w:rPr>
+        <w:t>, p = 0.</w:t>
+      </w:r>
+      <w:r>
+        <w:rPr>
+          <w:rFonts w:cs="Times New Roman"/>
+        </w:rPr>
+        <w:t>4</w:t>
+      </w:r>
+      <w:r>
+        <w:rPr>
+          <w:rFonts w:cs="Times New Roman"/>
+        </w:rPr>
+        <w:t>), providing no evidence of differential trends prior to the WFH shock.</w:t>
       </w:r>
     </w:p>
     <w:p>
       <w:pPr>
-        <w:spacing w:after="120" w:line="440" w:lineRule="exact"/>
+        <w:spacing w:after="0" w:line="480" w:lineRule="auto"/>
         <w:ind w:firstLine="720"/>
-        <w:jc w:val="both"/>
+        <w:rPr>
+          <w:rFonts w:cs="Times New Roman"/>
+        </w:rPr>
       </w:pPr>
       <w:r>
         <w:rPr>
-          <w:rFonts w:ascii="Times New Roman" w:hAnsi="Times New Roman"/>
-          <w:sz w:val="24"/>
-        </w:rPr>
-        <w:t>Table 3 and Figure 3 present the dynamic event study for Metro-Core counties. The pre-period coefficients are small and jointly insignificant (Wald χ²(2) = 1.85, p = 0.40), supporting the parallel trends assumption. Post-2019 coefficients are negative, statistically significant, and monotonically deepening: −0.74%** in 2020, −0.75%** in 2021, −0.78%* in 2022, and −1.04%** in 2023. The growing magnitude suggests that residential adjustment to remote work is a gradual, cumulative process rather than a one-time relocation shock.</w:t>
+          <w:rFonts w:cs="Times New Roman"/>
+        </w:rPr>
+        <w:t>In contrast, the post-2020 coefficients are consistently negative and statistically significant. In 2020, a one percentage point increase in the WFH rate is associated with a −0.</w:t>
+      </w:r>
+      <w:r>
+        <w:rPr>
+          <w:rFonts w:cs="Times New Roman"/>
+        </w:rPr>
+        <w:t>744</w:t>
+      </w:r>
+      <w:r>
+        <w:rPr>
+          <w:rFonts w:cs="Times New Roman"/>
+        </w:rPr>
+        <w:t xml:space="preserve">% change in housing prices at </w:t>
+      </w:r>
+      <w:r>
+        <w:rPr>
+          <w:rFonts w:cs="Times New Roman"/>
+        </w:rPr>
+        <w:t>1</w:t>
+      </w:r>
+      <w:r>
+        <w:rPr>
+          <w:rFonts w:cs="Times New Roman"/>
+        </w:rPr>
+        <w:t>% level. The effect persists and slightly strengthens in subsequent years: −0.7</w:t>
+      </w:r>
+      <w:r>
+        <w:rPr>
+          <w:rFonts w:cs="Times New Roman"/>
+        </w:rPr>
+        <w:t>49</w:t>
+      </w:r>
+      <w:proofErr w:type="gramStart"/>
+      <w:r>
+        <w:rPr>
+          <w:rFonts w:cs="Times New Roman"/>
+        </w:rPr>
+        <w:t>%  in</w:t>
+      </w:r>
+      <w:proofErr w:type="gramEnd"/>
+      <w:r>
+        <w:rPr>
+          <w:rFonts w:cs="Times New Roman"/>
+        </w:rPr>
+        <w:t xml:space="preserve"> 2021, −0.</w:t>
+      </w:r>
+      <w:r>
+        <w:rPr>
+          <w:rFonts w:cs="Times New Roman"/>
+        </w:rPr>
+        <w:t>778</w:t>
+      </w:r>
+      <w:r>
+        <w:rPr>
+          <w:rFonts w:cs="Times New Roman"/>
+        </w:rPr>
+        <w:t>% in 2022, and −1.</w:t>
+      </w:r>
+      <w:r>
+        <w:rPr>
+          <w:rFonts w:cs="Times New Roman"/>
+        </w:rPr>
+        <w:t>037</w:t>
+      </w:r>
+      <w:proofErr w:type="gramStart"/>
+      <w:r>
+        <w:rPr>
+          <w:rFonts w:cs="Times New Roman"/>
+        </w:rPr>
+        <w:t>%  in</w:t>
+      </w:r>
+      <w:proofErr w:type="gramEnd"/>
+      <w:r>
+        <w:rPr>
+          <w:rFonts w:cs="Times New Roman"/>
+        </w:rPr>
+        <w:t xml:space="preserve"> 2023. These effects from 2021 to 2023 are significant at 1%</w:t>
+      </w:r>
+      <w:r>
+        <w:rPr>
+          <w:rFonts w:cs="Times New Roman"/>
+        </w:rPr>
+        <w:t xml:space="preserve"> and 5%</w:t>
+      </w:r>
+      <w:r>
+        <w:rPr>
+          <w:rFonts w:cs="Times New Roman"/>
+        </w:rPr>
+        <w:t xml:space="preserve"> level.</w:t>
       </w:r>
     </w:p>
     <w:p>
       <w:pPr>
-        <w:spacing w:before="200" w:after="80" w:line="440" w:lineRule="exact"/>
-        <w:jc w:val="center"/>
+        <w:spacing w:after="0" w:line="480" w:lineRule="auto"/>
+        <w:ind w:firstLine="720"/>
+        <w:rPr>
+          <w:rFonts w:cs="Times New Roman"/>
+        </w:rPr>
       </w:pPr>
       <w:r>
         <w:rPr>
-          <w:rFonts w:ascii="Times New Roman" w:hAnsi="Times New Roman"/>
-          <w:b/>
-          <w:sz w:val="24"/>
-        </w:rPr>
-        <w:t>Table 3: Dynamic TWFE Event Study — Metro-Core Counties (Reference Year = 2019)</w:t>
+          <w:rFonts w:cs="Times New Roman"/>
+        </w:rPr>
+        <w:t xml:space="preserve">The increasing magnitude over time suggests a gradual adjustment of housing demand to remote work, with the largest effect observed in 2023. Overall, the results indicate a persistent </w:t>
+      </w:r>
+      <w:r>
+        <w:rPr>
+          <w:rFonts w:cs="Times New Roman"/>
+        </w:rPr>
+        <w:lastRenderedPageBreak/>
+        <w:t>and economically meaningful negative relationship between WFH adoption and housing prices in metropolitan core counties.</w:t>
       </w:r>
     </w:p>
     <w:tbl>
@@ -2289,10 +4415,13 @@
             <w:pPr>
               <w:spacing w:before="40" w:after="40"/>
               <w:jc w:val="center"/>
+              <w:rPr>
+                <w:rFonts w:cs="Times New Roman"/>
+              </w:rPr>
             </w:pPr>
             <w:r>
               <w:rPr>
-                <w:rFonts w:ascii="Times New Roman" w:hAnsi="Times New Roman"/>
+                <w:rFonts w:cs="Times New Roman"/>
                 <w:b/>
                 <w:sz w:val="20"/>
               </w:rPr>
@@ -2310,10 +4439,13 @@
             <w:pPr>
               <w:spacing w:before="40" w:after="40"/>
               <w:jc w:val="center"/>
+              <w:rPr>
+                <w:rFonts w:cs="Times New Roman"/>
+              </w:rPr>
             </w:pPr>
             <w:r>
               <w:rPr>
-                <w:rFonts w:ascii="Times New Roman" w:hAnsi="Times New Roman"/>
+                <w:rFonts w:cs="Times New Roman"/>
                 <w:b/>
                 <w:sz w:val="20"/>
               </w:rPr>
@@ -2331,10 +4463,13 @@
             <w:pPr>
               <w:spacing w:before="40" w:after="40"/>
               <w:jc w:val="center"/>
+              <w:rPr>
+                <w:rFonts w:cs="Times New Roman"/>
+              </w:rPr>
             </w:pPr>
             <w:r>
               <w:rPr>
-                <w:rFonts w:ascii="Times New Roman" w:hAnsi="Times New Roman"/>
+                <w:rFonts w:cs="Times New Roman"/>
                 <w:b/>
                 <w:sz w:val="20"/>
               </w:rPr>
@@ -2352,10 +4487,13 @@
             <w:pPr>
               <w:spacing w:before="40" w:after="40"/>
               <w:jc w:val="center"/>
+              <w:rPr>
+                <w:rFonts w:cs="Times New Roman"/>
+              </w:rPr>
             </w:pPr>
             <w:r>
               <w:rPr>
-                <w:rFonts w:ascii="Times New Roman" w:hAnsi="Times New Roman"/>
+                <w:rFonts w:cs="Times New Roman"/>
                 <w:b/>
                 <w:sz w:val="20"/>
               </w:rPr>
@@ -2373,10 +4511,13 @@
             <w:pPr>
               <w:spacing w:before="40" w:after="40"/>
               <w:jc w:val="center"/>
+              <w:rPr>
+                <w:rFonts w:cs="Times New Roman"/>
+              </w:rPr>
             </w:pPr>
             <w:r>
               <w:rPr>
-                <w:rFonts w:ascii="Times New Roman" w:hAnsi="Times New Roman"/>
+                <w:rFonts w:cs="Times New Roman"/>
                 <w:b/>
                 <w:sz w:val="20"/>
               </w:rPr>
@@ -2394,10 +4535,13 @@
             <w:pPr>
               <w:spacing w:before="40" w:after="40"/>
               <w:jc w:val="center"/>
+              <w:rPr>
+                <w:rFonts w:cs="Times New Roman"/>
+              </w:rPr>
             </w:pPr>
             <w:r>
               <w:rPr>
-                <w:rFonts w:ascii="Times New Roman" w:hAnsi="Times New Roman"/>
+                <w:rFonts w:cs="Times New Roman"/>
                 <w:b/>
                 <w:sz w:val="20"/>
               </w:rPr>
@@ -2418,10 +4562,13 @@
           <w:p>
             <w:pPr>
               <w:spacing w:before="20" w:after="20"/>
+              <w:rPr>
+                <w:rFonts w:cs="Times New Roman"/>
+              </w:rPr>
             </w:pPr>
             <w:r>
               <w:rPr>
-                <w:rFonts w:ascii="Times New Roman" w:hAnsi="Times New Roman"/>
+                <w:rFonts w:cs="Times New Roman"/>
                 <w:sz w:val="20"/>
               </w:rPr>
               <w:t>2017 (pre)</w:t>
@@ -2437,10 +4584,13 @@
             <w:pPr>
               <w:spacing w:before="20" w:after="20"/>
               <w:jc w:val="center"/>
+              <w:rPr>
+                <w:rFonts w:cs="Times New Roman"/>
+              </w:rPr>
             </w:pPr>
             <w:r>
               <w:rPr>
-                <w:rFonts w:ascii="Times New Roman" w:hAnsi="Times New Roman"/>
+                <w:rFonts w:cs="Times New Roman"/>
                 <w:sz w:val="20"/>
               </w:rPr>
               <w:t>+0.753</w:t>
@@ -2456,10 +4606,13 @@
             <w:pPr>
               <w:spacing w:before="20" w:after="20"/>
               <w:jc w:val="center"/>
+              <w:rPr>
+                <w:rFonts w:cs="Times New Roman"/>
+              </w:rPr>
             </w:pPr>
             <w:r>
               <w:rPr>
-                <w:rFonts w:ascii="Times New Roman" w:hAnsi="Times New Roman"/>
+                <w:rFonts w:cs="Times New Roman"/>
                 <w:sz w:val="20"/>
               </w:rPr>
               <w:t>0.568</w:t>
@@ -2475,10 +4628,13 @@
             <w:pPr>
               <w:spacing w:before="20" w:after="20"/>
               <w:jc w:val="center"/>
+              <w:rPr>
+                <w:rFonts w:cs="Times New Roman"/>
+              </w:rPr>
             </w:pPr>
             <w:r>
               <w:rPr>
-                <w:rFonts w:ascii="Times New Roman" w:hAnsi="Times New Roman"/>
+                <w:rFonts w:cs="Times New Roman"/>
                 <w:sz w:val="20"/>
               </w:rPr>
               <w:t>[−0.36, +1.87]</w:t>
@@ -2494,10 +4650,13 @@
             <w:pPr>
               <w:spacing w:before="20" w:after="20"/>
               <w:jc w:val="center"/>
+              <w:rPr>
+                <w:rFonts w:cs="Times New Roman"/>
+              </w:rPr>
             </w:pPr>
             <w:r>
               <w:rPr>
-                <w:rFonts w:ascii="Times New Roman" w:hAnsi="Times New Roman"/>
+                <w:rFonts w:cs="Times New Roman"/>
                 <w:sz w:val="20"/>
               </w:rPr>
               <w:t>0.185</w:t>
@@ -2513,6 +4672,9 @@
             <w:pPr>
               <w:spacing w:before="20" w:after="20"/>
               <w:jc w:val="center"/>
+              <w:rPr>
+                <w:rFonts w:cs="Times New Roman"/>
+              </w:rPr>
             </w:pPr>
           </w:p>
         </w:tc>
@@ -2529,10 +4691,13 @@
           <w:p>
             <w:pPr>
               <w:spacing w:before="20" w:after="20"/>
+              <w:rPr>
+                <w:rFonts w:cs="Times New Roman"/>
+              </w:rPr>
             </w:pPr>
             <w:r>
               <w:rPr>
-                <w:rFonts w:ascii="Times New Roman" w:hAnsi="Times New Roman"/>
+                <w:rFonts w:cs="Times New Roman"/>
                 <w:sz w:val="20"/>
               </w:rPr>
               <w:t>2018 (pre)</w:t>
@@ -2548,10 +4713,13 @@
             <w:pPr>
               <w:spacing w:before="20" w:after="20"/>
               <w:jc w:val="center"/>
+              <w:rPr>
+                <w:rFonts w:cs="Times New Roman"/>
+              </w:rPr>
             </w:pPr>
             <w:r>
               <w:rPr>
-                <w:rFonts w:ascii="Times New Roman" w:hAnsi="Times New Roman"/>
+                <w:rFonts w:cs="Times New Roman"/>
                 <w:sz w:val="20"/>
               </w:rPr>
               <w:t>+0.151</w:t>
@@ -2567,10 +4735,13 @@
             <w:pPr>
               <w:spacing w:before="20" w:after="20"/>
               <w:jc w:val="center"/>
+              <w:rPr>
+                <w:rFonts w:cs="Times New Roman"/>
+              </w:rPr>
             </w:pPr>
             <w:r>
               <w:rPr>
-                <w:rFonts w:ascii="Times New Roman" w:hAnsi="Times New Roman"/>
+                <w:rFonts w:cs="Times New Roman"/>
                 <w:sz w:val="20"/>
               </w:rPr>
               <w:t>0.497</w:t>
@@ -2586,10 +4757,13 @@
             <w:pPr>
               <w:spacing w:before="20" w:after="20"/>
               <w:jc w:val="center"/>
+              <w:rPr>
+                <w:rFonts w:cs="Times New Roman"/>
+              </w:rPr>
             </w:pPr>
             <w:r>
               <w:rPr>
-                <w:rFonts w:ascii="Times New Roman" w:hAnsi="Times New Roman"/>
+                <w:rFonts w:cs="Times New Roman"/>
                 <w:sz w:val="20"/>
               </w:rPr>
               <w:t>[−0.82, +1.13]</w:t>
@@ -2605,10 +4779,13 @@
             <w:pPr>
               <w:spacing w:before="20" w:after="20"/>
               <w:jc w:val="center"/>
+              <w:rPr>
+                <w:rFonts w:cs="Times New Roman"/>
+              </w:rPr>
             </w:pPr>
             <w:r>
               <w:rPr>
-                <w:rFonts w:ascii="Times New Roman" w:hAnsi="Times New Roman"/>
+                <w:rFonts w:cs="Times New Roman"/>
                 <w:sz w:val="20"/>
               </w:rPr>
               <w:t>0.761</w:t>
@@ -2624,6 +4801,9 @@
             <w:pPr>
               <w:spacing w:before="20" w:after="20"/>
               <w:jc w:val="center"/>
+              <w:rPr>
+                <w:rFonts w:cs="Times New Roman"/>
+              </w:rPr>
             </w:pPr>
           </w:p>
         </w:tc>
@@ -2640,10 +4820,13 @@
           <w:p>
             <w:pPr>
               <w:spacing w:before="20" w:after="20"/>
+              <w:rPr>
+                <w:rFonts w:cs="Times New Roman"/>
+              </w:rPr>
             </w:pPr>
             <w:r>
               <w:rPr>
-                <w:rFonts w:ascii="Times New Roman" w:hAnsi="Times New Roman"/>
+                <w:rFonts w:cs="Times New Roman"/>
                 <w:sz w:val="20"/>
               </w:rPr>
               <w:t>2019 (ref)</w:t>
@@ -2659,10 +4842,13 @@
             <w:pPr>
               <w:spacing w:before="20" w:after="20"/>
               <w:jc w:val="center"/>
+              <w:rPr>
+                <w:rFonts w:cs="Times New Roman"/>
+              </w:rPr>
             </w:pPr>
             <w:r>
               <w:rPr>
-                <w:rFonts w:ascii="Times New Roman" w:hAnsi="Times New Roman"/>
+                <w:rFonts w:cs="Times New Roman"/>
                 <w:sz w:val="20"/>
               </w:rPr>
               <w:t>0.000</w:t>
@@ -2678,10 +4864,13 @@
             <w:pPr>
               <w:spacing w:before="20" w:after="20"/>
               <w:jc w:val="center"/>
+              <w:rPr>
+                <w:rFonts w:cs="Times New Roman"/>
+              </w:rPr>
             </w:pPr>
             <w:r>
               <w:rPr>
-                <w:rFonts w:ascii="Times New Roman" w:hAnsi="Times New Roman"/>
+                <w:rFonts w:cs="Times New Roman"/>
                 <w:sz w:val="20"/>
               </w:rPr>
               <w:t>—</w:t>
@@ -2697,10 +4886,13 @@
             <w:pPr>
               <w:spacing w:before="20" w:after="20"/>
               <w:jc w:val="center"/>
+              <w:rPr>
+                <w:rFonts w:cs="Times New Roman"/>
+              </w:rPr>
             </w:pPr>
             <w:r>
               <w:rPr>
-                <w:rFonts w:ascii="Times New Roman" w:hAnsi="Times New Roman"/>
+                <w:rFonts w:cs="Times New Roman"/>
                 <w:sz w:val="20"/>
               </w:rPr>
               <w:t>—</w:t>
@@ -2716,10 +4908,13 @@
             <w:pPr>
               <w:spacing w:before="20" w:after="20"/>
               <w:jc w:val="center"/>
+              <w:rPr>
+                <w:rFonts w:cs="Times New Roman"/>
+              </w:rPr>
             </w:pPr>
             <w:r>
               <w:rPr>
-                <w:rFonts w:ascii="Times New Roman" w:hAnsi="Times New Roman"/>
+                <w:rFonts w:cs="Times New Roman"/>
                 <w:sz w:val="20"/>
               </w:rPr>
               <w:t>—</w:t>
@@ -2735,10 +4930,13 @@
             <w:pPr>
               <w:spacing w:before="20" w:after="20"/>
               <w:jc w:val="center"/>
+              <w:rPr>
+                <w:rFonts w:cs="Times New Roman"/>
+              </w:rPr>
             </w:pPr>
             <w:r>
               <w:rPr>
-                <w:rFonts w:ascii="Times New Roman" w:hAnsi="Times New Roman"/>
+                <w:rFonts w:cs="Times New Roman"/>
                 <w:sz w:val="20"/>
               </w:rPr>
               <w:t>ref</w:t>
@@ -2758,10 +4956,13 @@
           <w:p>
             <w:pPr>
               <w:spacing w:before="20" w:after="20"/>
+              <w:rPr>
+                <w:rFonts w:cs="Times New Roman"/>
+              </w:rPr>
             </w:pPr>
             <w:r>
               <w:rPr>
-                <w:rFonts w:ascii="Times New Roman" w:hAnsi="Times New Roman"/>
+                <w:rFonts w:cs="Times New Roman"/>
                 <w:sz w:val="20"/>
               </w:rPr>
               <w:t>2020</w:t>
@@ -2777,10 +4978,13 @@
             <w:pPr>
               <w:spacing w:before="20" w:after="20"/>
               <w:jc w:val="center"/>
+              <w:rPr>
+                <w:rFonts w:cs="Times New Roman"/>
+              </w:rPr>
             </w:pPr>
             <w:r>
               <w:rPr>
-                <w:rFonts w:ascii="Times New Roman" w:hAnsi="Times New Roman"/>
+                <w:rFonts w:cs="Times New Roman"/>
                 <w:sz w:val="20"/>
               </w:rPr>
               <w:t>−0.744</w:t>
@@ -2796,10 +5000,13 @@
             <w:pPr>
               <w:spacing w:before="20" w:after="20"/>
               <w:jc w:val="center"/>
+              <w:rPr>
+                <w:rFonts w:cs="Times New Roman"/>
+              </w:rPr>
             </w:pPr>
             <w:r>
               <w:rPr>
-                <w:rFonts w:ascii="Times New Roman" w:hAnsi="Times New Roman"/>
+                <w:rFonts w:cs="Times New Roman"/>
                 <w:sz w:val="20"/>
               </w:rPr>
               <w:t>0.253</w:t>
@@ -2815,10 +5022,13 @@
             <w:pPr>
               <w:spacing w:before="20" w:after="20"/>
               <w:jc w:val="center"/>
+              <w:rPr>
+                <w:rFonts w:cs="Times New Roman"/>
+              </w:rPr>
             </w:pPr>
             <w:r>
               <w:rPr>
-                <w:rFonts w:ascii="Times New Roman" w:hAnsi="Times New Roman"/>
+                <w:rFonts w:cs="Times New Roman"/>
                 <w:sz w:val="20"/>
               </w:rPr>
               <w:t>[−1.24, −0.25]</w:t>
@@ -2834,10 +5044,13 @@
             <w:pPr>
               <w:spacing w:before="20" w:after="20"/>
               <w:jc w:val="center"/>
+              <w:rPr>
+                <w:rFonts w:cs="Times New Roman"/>
+              </w:rPr>
             </w:pPr>
             <w:r>
               <w:rPr>
-                <w:rFonts w:ascii="Times New Roman" w:hAnsi="Times New Roman"/>
+                <w:rFonts w:cs="Times New Roman"/>
                 <w:sz w:val="20"/>
               </w:rPr>
               <w:t>0.003</w:t>
@@ -2853,10 +5066,13 @@
             <w:pPr>
               <w:spacing w:before="20" w:after="20"/>
               <w:jc w:val="center"/>
+              <w:rPr>
+                <w:rFonts w:cs="Times New Roman"/>
+              </w:rPr>
             </w:pPr>
             <w:r>
               <w:rPr>
-                <w:rFonts w:ascii="Times New Roman" w:hAnsi="Times New Roman"/>
+                <w:rFonts w:cs="Times New Roman"/>
                 <w:sz w:val="20"/>
               </w:rPr>
               <w:t>**</w:t>
@@ -2876,10 +5092,13 @@
           <w:p>
             <w:pPr>
               <w:spacing w:before="20" w:after="20"/>
+              <w:rPr>
+                <w:rFonts w:cs="Times New Roman"/>
+              </w:rPr>
             </w:pPr>
             <w:r>
               <w:rPr>
-                <w:rFonts w:ascii="Times New Roman" w:hAnsi="Times New Roman"/>
+                <w:rFonts w:cs="Times New Roman"/>
                 <w:sz w:val="20"/>
               </w:rPr>
               <w:t>2021</w:t>
@@ -2895,10 +5114,13 @@
             <w:pPr>
               <w:spacing w:before="20" w:after="20"/>
               <w:jc w:val="center"/>
+              <w:rPr>
+                <w:rFonts w:cs="Times New Roman"/>
+              </w:rPr>
             </w:pPr>
             <w:r>
               <w:rPr>
-                <w:rFonts w:ascii="Times New Roman" w:hAnsi="Times New Roman"/>
+                <w:rFonts w:cs="Times New Roman"/>
                 <w:sz w:val="20"/>
               </w:rPr>
               <w:t>−0.749</w:t>
@@ -2914,10 +5136,13 @@
             <w:pPr>
               <w:spacing w:before="20" w:after="20"/>
               <w:jc w:val="center"/>
+              <w:rPr>
+                <w:rFonts w:cs="Times New Roman"/>
+              </w:rPr>
             </w:pPr>
             <w:r>
               <w:rPr>
-                <w:rFonts w:ascii="Times New Roman" w:hAnsi="Times New Roman"/>
+                <w:rFonts w:cs="Times New Roman"/>
                 <w:sz w:val="20"/>
               </w:rPr>
               <w:t>0.290</w:t>
@@ -2933,10 +5158,13 @@
             <w:pPr>
               <w:spacing w:before="20" w:after="20"/>
               <w:jc w:val="center"/>
+              <w:rPr>
+                <w:rFonts w:cs="Times New Roman"/>
+              </w:rPr>
             </w:pPr>
             <w:r>
               <w:rPr>
-                <w:rFonts w:ascii="Times New Roman" w:hAnsi="Times New Roman"/>
+                <w:rFonts w:cs="Times New Roman"/>
                 <w:sz w:val="20"/>
               </w:rPr>
               <w:t>[−1.32, −0.18]</w:t>
@@ -2952,10 +5180,13 @@
             <w:pPr>
               <w:spacing w:before="20" w:after="20"/>
               <w:jc w:val="center"/>
+              <w:rPr>
+                <w:rFonts w:cs="Times New Roman"/>
+              </w:rPr>
             </w:pPr>
             <w:r>
               <w:rPr>
-                <w:rFonts w:ascii="Times New Roman" w:hAnsi="Times New Roman"/>
+                <w:rFonts w:cs="Times New Roman"/>
                 <w:sz w:val="20"/>
               </w:rPr>
               <w:t>0.010</w:t>
@@ -2971,10 +5202,13 @@
             <w:pPr>
               <w:spacing w:before="20" w:after="20"/>
               <w:jc w:val="center"/>
+              <w:rPr>
+                <w:rFonts w:cs="Times New Roman"/>
+              </w:rPr>
             </w:pPr>
             <w:r>
               <w:rPr>
-                <w:rFonts w:ascii="Times New Roman" w:hAnsi="Times New Roman"/>
+                <w:rFonts w:cs="Times New Roman"/>
                 <w:sz w:val="20"/>
               </w:rPr>
               <w:t>**</w:t>
@@ -2994,10 +5228,13 @@
           <w:p>
             <w:pPr>
               <w:spacing w:before="20" w:after="20"/>
+              <w:rPr>
+                <w:rFonts w:cs="Times New Roman"/>
+              </w:rPr>
             </w:pPr>
             <w:r>
               <w:rPr>
-                <w:rFonts w:ascii="Times New Roman" w:hAnsi="Times New Roman"/>
+                <w:rFonts w:cs="Times New Roman"/>
                 <w:sz w:val="20"/>
               </w:rPr>
               <w:t>2022</w:t>
@@ -3013,10 +5250,13 @@
             <w:pPr>
               <w:spacing w:before="20" w:after="20"/>
               <w:jc w:val="center"/>
+              <w:rPr>
+                <w:rFonts w:cs="Times New Roman"/>
+              </w:rPr>
             </w:pPr>
             <w:r>
               <w:rPr>
-                <w:rFonts w:ascii="Times New Roman" w:hAnsi="Times New Roman"/>
+                <w:rFonts w:cs="Times New Roman"/>
                 <w:sz w:val="20"/>
               </w:rPr>
               <w:t>−0.778</w:t>
@@ -3032,10 +5272,13 @@
             <w:pPr>
               <w:spacing w:before="20" w:after="20"/>
               <w:jc w:val="center"/>
+              <w:rPr>
+                <w:rFonts w:cs="Times New Roman"/>
+              </w:rPr>
             </w:pPr>
             <w:r>
               <w:rPr>
-                <w:rFonts w:ascii="Times New Roman" w:hAnsi="Times New Roman"/>
+                <w:rFonts w:cs="Times New Roman"/>
                 <w:sz w:val="20"/>
               </w:rPr>
               <w:t>0.309</w:t>
@@ -3051,10 +5294,13 @@
             <w:pPr>
               <w:spacing w:before="20" w:after="20"/>
               <w:jc w:val="center"/>
+              <w:rPr>
+                <w:rFonts w:cs="Times New Roman"/>
+              </w:rPr>
             </w:pPr>
             <w:r>
               <w:rPr>
-                <w:rFonts w:ascii="Times New Roman" w:hAnsi="Times New Roman"/>
+                <w:rFonts w:cs="Times New Roman"/>
                 <w:sz w:val="20"/>
               </w:rPr>
               <w:t>[−1.38, −0.17]</w:t>
@@ -3070,10 +5316,13 @@
             <w:pPr>
               <w:spacing w:before="20" w:after="20"/>
               <w:jc w:val="center"/>
+              <w:rPr>
+                <w:rFonts w:cs="Times New Roman"/>
+              </w:rPr>
             </w:pPr>
             <w:r>
               <w:rPr>
-                <w:rFonts w:ascii="Times New Roman" w:hAnsi="Times New Roman"/>
+                <w:rFonts w:cs="Times New Roman"/>
                 <w:sz w:val="20"/>
               </w:rPr>
               <w:t>0.012</w:t>
@@ -3089,10 +5338,13 @@
             <w:pPr>
               <w:spacing w:before="20" w:after="20"/>
               <w:jc w:val="center"/>
+              <w:rPr>
+                <w:rFonts w:cs="Times New Roman"/>
+              </w:rPr>
             </w:pPr>
             <w:r>
               <w:rPr>
-                <w:rFonts w:ascii="Times New Roman" w:hAnsi="Times New Roman"/>
+                <w:rFonts w:cs="Times New Roman"/>
                 <w:sz w:val="20"/>
               </w:rPr>
               <w:t>*</w:t>
@@ -3112,10 +5364,13 @@
           <w:p>
             <w:pPr>
               <w:spacing w:before="20" w:after="20"/>
+              <w:rPr>
+                <w:rFonts w:cs="Times New Roman"/>
+              </w:rPr>
             </w:pPr>
             <w:r>
               <w:rPr>
-                <w:rFonts w:ascii="Times New Roman" w:hAnsi="Times New Roman"/>
+                <w:rFonts w:cs="Times New Roman"/>
                 <w:sz w:val="20"/>
               </w:rPr>
               <w:t>2023</w:t>
@@ -3131,10 +5386,13 @@
             <w:pPr>
               <w:spacing w:before="20" w:after="20"/>
               <w:jc w:val="center"/>
+              <w:rPr>
+                <w:rFonts w:cs="Times New Roman"/>
+              </w:rPr>
             </w:pPr>
             <w:r>
               <w:rPr>
-                <w:rFonts w:ascii="Times New Roman" w:hAnsi="Times New Roman"/>
+                <w:rFonts w:cs="Times New Roman"/>
                 <w:sz w:val="20"/>
               </w:rPr>
               <w:t>−1.037</w:t>
@@ -3150,10 +5408,13 @@
             <w:pPr>
               <w:spacing w:before="20" w:after="20"/>
               <w:jc w:val="center"/>
+              <w:rPr>
+                <w:rFonts w:cs="Times New Roman"/>
+              </w:rPr>
             </w:pPr>
             <w:r>
               <w:rPr>
-                <w:rFonts w:ascii="Times New Roman" w:hAnsi="Times New Roman"/>
+                <w:rFonts w:cs="Times New Roman"/>
                 <w:sz w:val="20"/>
               </w:rPr>
               <w:t>0.337</w:t>
@@ -3169,10 +5430,13 @@
             <w:pPr>
               <w:spacing w:before="20" w:after="20"/>
               <w:jc w:val="center"/>
+              <w:rPr>
+                <w:rFonts w:cs="Times New Roman"/>
+              </w:rPr>
             </w:pPr>
             <w:r>
               <w:rPr>
-                <w:rFonts w:ascii="Times New Roman" w:hAnsi="Times New Roman"/>
+                <w:rFonts w:cs="Times New Roman"/>
                 <w:sz w:val="20"/>
               </w:rPr>
               <w:t>[−1.70, −0.38]</w:t>
@@ -3188,10 +5452,13 @@
             <w:pPr>
               <w:spacing w:before="20" w:after="20"/>
               <w:jc w:val="center"/>
+              <w:rPr>
+                <w:rFonts w:cs="Times New Roman"/>
+              </w:rPr>
             </w:pPr>
             <w:r>
               <w:rPr>
-                <w:rFonts w:ascii="Times New Roman" w:hAnsi="Times New Roman"/>
+                <w:rFonts w:cs="Times New Roman"/>
                 <w:sz w:val="20"/>
               </w:rPr>
               <w:t>0.002</w:t>
@@ -3207,10 +5474,13 @@
             <w:pPr>
               <w:spacing w:before="20" w:after="20"/>
               <w:jc w:val="center"/>
+              <w:rPr>
+                <w:rFonts w:cs="Times New Roman"/>
+              </w:rPr>
             </w:pPr>
             <w:r>
               <w:rPr>
-                <w:rFonts w:ascii="Times New Roman" w:hAnsi="Times New Roman"/>
+                <w:rFonts w:cs="Times New Roman"/>
                 <w:sz w:val="20"/>
               </w:rPr>
               <w:t>**</w:t>
@@ -3221,36 +5491,114 @@
     </w:tbl>
     <w:p>
       <w:pPr>
-        <w:spacing w:before="40" w:line="260" w:lineRule="exact"/>
+        <w:spacing w:after="0" w:line="480" w:lineRule="auto"/>
+        <w:jc w:val="center"/>
+        <w:rPr>
+          <w:rFonts w:cs="Times New Roman"/>
+          <w:b/>
+          <w:bCs/>
+        </w:rPr>
       </w:pPr>
       <w:r>
         <w:rPr>
-          <w:rFonts w:ascii="Times New Roman" w:hAnsi="Times New Roman"/>
+          <w:rFonts w:cs="Times New Roman"/>
           <w:b/>
-          <w:sz w:val="19"/>
-        </w:rPr>
-        <w:t xml:space="preserve">Note. </w:t>
-      </w:r>
-      <w:r>
-        <w:rPr>
-          <w:rFonts w:ascii="Times New Roman" w:hAnsi="Times New Roman"/>
-          <w:sz w:val="19"/>
-        </w:rPr>
-        <w:t>Pre-trend joint Wald test: H₀: β₂₀₁₇ = β₂₀₁₈ = 0; χ²(2) = 1.85, p = 0.40 (PASS). Sample: 33 Metro-Core counties × 7 years (231 obs). log(Income) control included. CRV1 SE.</w:t>
+          <w:bCs/>
+        </w:rPr>
+        <w:t xml:space="preserve">Table 3 </w:t>
+      </w:r>
+      <w:r>
+        <w:rPr>
+          <w:rFonts w:cs="Times New Roman"/>
+          <w:b/>
+          <w:bCs/>
+          <w:i/>
+        </w:rPr>
+        <w:t>Dynamic TWFE Event Study, Metro-Core Counties (Reference Year = 2019)</w:t>
       </w:r>
     </w:p>
     <w:p>
       <w:pPr>
-        <w:spacing w:before="120"/>
-        <w:jc w:val="center"/>
+        <w:spacing w:after="0" w:line="480" w:lineRule="auto"/>
+        <w:rPr>
+          <w:rFonts w:cs="Times New Roman"/>
+          <w:sz w:val="22"/>
+        </w:rPr>
       </w:pPr>
       <w:r>
         <w:rPr>
+          <w:rFonts w:cs="Times New Roman"/>
+          <w:i/>
+          <w:sz w:val="22"/>
+        </w:rPr>
+        <w:t xml:space="preserve">Note. </w:t>
+      </w:r>
+      <w:r>
+        <w:rPr>
+          <w:rFonts w:cs="Times New Roman"/>
+          <w:sz w:val="22"/>
+        </w:rPr>
+        <w:t>Pre-trend joint Wald test: H₀: β₂₀₁₇ = β₂₀₁₈ = 0; χ</w:t>
+      </w:r>
+      <w:proofErr w:type="gramStart"/>
+      <w:r>
+        <w:rPr>
+          <w:rFonts w:cs="Times New Roman"/>
+          <w:sz w:val="22"/>
+        </w:rPr>
+        <w:t>²(</w:t>
+      </w:r>
+      <w:proofErr w:type="gramEnd"/>
+      <w:r>
+        <w:rPr>
+          <w:rFonts w:cs="Times New Roman"/>
+          <w:sz w:val="22"/>
+        </w:rPr>
+        <w:t xml:space="preserve">2) = </w:t>
+      </w:r>
+      <w:r>
+        <w:rPr>
+          <w:rFonts w:cs="Times New Roman"/>
+          <w:sz w:val="22"/>
+        </w:rPr>
+        <w:t>1.853</w:t>
+      </w:r>
+      <w:r>
+        <w:rPr>
+          <w:rFonts w:cs="Times New Roman"/>
+          <w:sz w:val="22"/>
+        </w:rPr>
+        <w:t>, p = 0.</w:t>
+      </w:r>
+      <w:r>
+        <w:rPr>
+          <w:rFonts w:cs="Times New Roman"/>
+          <w:sz w:val="22"/>
+        </w:rPr>
+        <w:t>3959</w:t>
+      </w:r>
+      <w:r>
+        <w:rPr>
+          <w:rFonts w:cs="Times New Roman"/>
+          <w:sz w:val="22"/>
+        </w:rPr>
+        <w:t>. Sample: 33 Metro-Core counties × 7 years (231 obs). County and year fixed effects; CRV1 SE. *** p &lt; .001, ** p &lt; .01, * p &lt; .05.</w:t>
+      </w:r>
+    </w:p>
+    <w:p>
+      <w:pPr>
+        <w:spacing w:after="0" w:line="480" w:lineRule="auto"/>
+        <w:rPr>
+          <w:rFonts w:cs="Times New Roman"/>
+        </w:rPr>
+      </w:pPr>
+      <w:r>
+        <w:rPr>
+          <w:rFonts w:cs="Times New Roman"/>
           <w:noProof/>
         </w:rPr>
-        <w:lastRenderedPageBreak/>
         <w:drawing>
-          <wp:inline distT="0" distB="0" distL="0" distR="0" wp14:anchorId="2FE73FC6" wp14:editId="55864DDE">
+          <wp:inline distT="0" distB="0" distL="0" distR="0" wp14:anchorId="5FC51868" wp14:editId="2746472B">
             <wp:extent cx="5760720" cy="2820150"/>
             <wp:effectExtent l="0" t="0" r="0" b="0"/>
             <wp:docPr id="3" name="Picture 3"/>
@@ -3265,7 +5613,7 @@
                     <pic:cNvPicPr/>
                   </pic:nvPicPr>
                   <pic:blipFill>
-                    <a:blip r:embed="rId8"/>
+                    <a:blip r:embed="rId7"/>
                     <a:stretch>
                       <a:fillRect/>
                     </a:stretch>
@@ -3288,58 +5636,130 @@
     </w:p>
     <w:p>
       <w:pPr>
-        <w:spacing w:line="280" w:lineRule="exact"/>
-        <w:jc w:val="center"/>
+        <w:spacing w:after="0" w:line="480" w:lineRule="auto"/>
+        <w:ind w:firstLine="720"/>
+        <w:rPr>
+          <w:rFonts w:cs="Times New Roman"/>
+        </w:rPr>
       </w:pPr>
       <w:r>
         <w:rPr>
-          <w:rFonts w:ascii="Times New Roman" w:hAnsi="Times New Roman"/>
-          <w:i/>
-          <w:sz w:val="20"/>
-        </w:rPr>
-        <w:t>Figure 3: Dynamic TWFE Event Study, Metro-Core Counties. Reference year 2019. 95% CI from CRV1 SE. Wald χ²(2)=1.85, p=0.40.</w:t>
+          <w:rFonts w:cs="Times New Roman"/>
+          <w:b/>
+        </w:rPr>
+        <w:t>4.4 TWFE with Supply Interaction</w:t>
       </w:r>
     </w:p>
     <w:p>
       <w:pPr>
-        <w:spacing w:before="160" w:after="80" w:line="280" w:lineRule="exact"/>
+        <w:spacing w:after="0" w:line="480" w:lineRule="auto"/>
+        <w:ind w:firstLine="720"/>
+        <w:rPr>
+          <w:rFonts w:cs="Times New Roman"/>
+        </w:rPr>
       </w:pPr>
       <w:r>
         <w:rPr>
-          <w:rFonts w:ascii="Times New Roman" w:hAnsi="Times New Roman"/>
-          <w:b/>
-          <w:i/>
-          <w:sz w:val="24"/>
-        </w:rPr>
-        <w:t>4.4  Supply Heterogeneity</w:t>
+          <w:rFonts w:cs="Times New Roman"/>
+        </w:rPr>
+        <w:t>Urban economics theory predicts that negative demand shocks translate into larger price declines where new construction cannot respond (Saiz 2010; Glaeser and Gyourko 2018). I test this using the pre-period (2017-2019) average price-to-income ratio among Metro-Core counties as a supply constraint proxy. The 33 Metro-Core counties are split at the median P/I ratio of 5.4</w:t>
+      </w:r>
+      <w:r>
+        <w:rPr>
+          <w:rFonts w:cs="Times New Roman"/>
+        </w:rPr>
+        <w:t>1</w:t>
       </w:r>
     </w:p>
     <w:p>
       <w:pPr>
-        <w:spacing w:after="120" w:line="440" w:lineRule="exact"/>
+        <w:spacing w:after="0" w:line="480" w:lineRule="auto"/>
         <w:ind w:firstLine="720"/>
-        <w:jc w:val="both"/>
+        <w:rPr>
+          <w:rFonts w:cs="Times New Roman"/>
+        </w:rPr>
       </w:pPr>
       <w:r>
         <w:rPr>
-          <w:rFonts w:ascii="Times New Roman" w:hAnsi="Times New Roman"/>
-          <w:sz w:val="24"/>
-        </w:rPr>
-        <w:t>Table 4 presents supply heterogeneity estimates. Constrained counties—those with pre-period P/I ratios above the median of 5.41, including San Francisco (P/I = 11.8), San Mateo (11.0), Santa Cruz (9.8), and Marin (9.7)—experience a WFH price effect of −1.195%*** (SE = 0.322%). Elastic counties—including Kern (P/I = 3.6), Kings (3.9), and Fresno (4.3)—experience −0.402% (SE = 0.353%, p = 0.25). The difference of −0.79%† (p = 0.097) is marginally significant, consistent with supply constraints amplifying the price impact of demand shifts.</w:t>
+          <w:rFonts w:cs="Times New Roman"/>
+        </w:rPr>
+        <w:lastRenderedPageBreak/>
+        <w:t xml:space="preserve">Table </w:t>
+      </w:r>
+      <w:r>
+        <w:rPr>
+          <w:rFonts w:cs="Times New Roman"/>
+        </w:rPr>
+        <w:t>4</w:t>
+      </w:r>
+      <w:r>
+        <w:rPr>
+          <w:rFonts w:cs="Times New Roman"/>
+        </w:rPr>
+        <w:t xml:space="preserve"> examines whether the effect of WFH on housing prices differs by supply constraints, proxied by the pre-period price-to-income (P/I) ratio. In supply-constrained counties (high P/I), a one percentage point increase in the WFH rate is associated with a −1.1</w:t>
+      </w:r>
+      <w:r>
+        <w:rPr>
+          <w:rFonts w:cs="Times New Roman"/>
+        </w:rPr>
+        <w:t>95</w:t>
+      </w:r>
+      <w:r>
+        <w:rPr>
+          <w:rFonts w:cs="Times New Roman"/>
+        </w:rPr>
+        <w:t>% change in housing prices and statistically significant at 1% level. In contrast, the effect in supply-elastic counties is smaller in magnitude at −0.</w:t>
+      </w:r>
+      <w:r>
+        <w:rPr>
+          <w:rFonts w:cs="Times New Roman"/>
+        </w:rPr>
+        <w:t>402</w:t>
+      </w:r>
+      <w:r>
+        <w:rPr>
+          <w:rFonts w:cs="Times New Roman"/>
+        </w:rPr>
+        <w:t>% and statistically insignificant. The finding is directionally consistent with supply elasticity theory and Saiz (2010), but should be treated as suggestive given the limited power at this sample size.</w:t>
       </w:r>
     </w:p>
     <w:p>
       <w:pPr>
-        <w:spacing w:before="200" w:after="80" w:line="440" w:lineRule="exact"/>
-        <w:jc w:val="center"/>
+        <w:spacing w:after="0" w:line="480" w:lineRule="auto"/>
+        <w:ind w:firstLine="720"/>
+        <w:rPr>
+          <w:rFonts w:cs="Times New Roman"/>
+        </w:rPr>
       </w:pPr>
       <w:r>
         <w:rPr>
-          <w:rFonts w:ascii="Times New Roman" w:hAnsi="Times New Roman"/>
-          <w:b/>
-          <w:sz w:val="24"/>
-        </w:rPr>
-        <w:t>Table 4: Supply Heterogeneity — Constrained vs. Elastic Metro-Core Counties</w:t>
+          <w:rFonts w:cs="Times New Roman"/>
+        </w:rPr>
+        <w:t>The difference between the two groups is −0.</w:t>
+      </w:r>
+      <w:r>
+        <w:rPr>
+          <w:rFonts w:cs="Times New Roman"/>
+        </w:rPr>
+        <w:t>792</w:t>
+      </w:r>
+      <w:r>
+        <w:rPr>
+          <w:rFonts w:cs="Times New Roman"/>
+        </w:rPr>
+        <w:t xml:space="preserve"> percentage points, which is statistically significant at the </w:t>
+      </w:r>
+      <w:r>
+        <w:rPr>
+          <w:rFonts w:cs="Times New Roman"/>
+        </w:rPr>
+        <w:t>10</w:t>
+      </w:r>
+      <w:r>
+        <w:rPr>
+          <w:rFonts w:cs="Times New Roman"/>
+        </w:rPr>
+        <w:t>% level. This indicates that the negative effect of WFH on housing prices is significantly larger in supply-constrained counties.</w:t>
       </w:r>
     </w:p>
     <w:tbl>
@@ -3363,7 +5783,7 @@
         </w:trPr>
         <w:tc>
           <w:tcPr>
-            <w:tcW w:w="3528" w:type="dxa"/>
+            <w:tcW w:w="3459" w:type="dxa"/>
             <w:shd w:val="clear" w:color="auto" w:fill="D0D8E4"/>
             <w:vAlign w:val="center"/>
           </w:tcPr>
@@ -3371,10 +5791,13 @@
             <w:pPr>
               <w:spacing w:before="40" w:after="40"/>
               <w:jc w:val="center"/>
+              <w:rPr>
+                <w:rFonts w:cs="Times New Roman"/>
+              </w:rPr>
             </w:pPr>
             <w:r>
               <w:rPr>
-                <w:rFonts w:ascii="Times New Roman" w:hAnsi="Times New Roman"/>
+                <w:rFonts w:cs="Times New Roman"/>
                 <w:b/>
                 <w:sz w:val="20"/>
               </w:rPr>
@@ -3384,7 +5807,7 @@
         </w:tc>
         <w:tc>
           <w:tcPr>
-            <w:tcW w:w="1440" w:type="dxa"/>
+            <w:tcW w:w="1426" w:type="dxa"/>
             <w:shd w:val="clear" w:color="auto" w:fill="D0D8E4"/>
             <w:vAlign w:val="center"/>
           </w:tcPr>
@@ -3392,10 +5815,13 @@
             <w:pPr>
               <w:spacing w:before="40" w:after="40"/>
               <w:jc w:val="center"/>
+              <w:rPr>
+                <w:rFonts w:cs="Times New Roman"/>
+              </w:rPr>
             </w:pPr>
             <w:r>
               <w:rPr>
-                <w:rFonts w:ascii="Times New Roman" w:hAnsi="Times New Roman"/>
+                <w:rFonts w:cs="Times New Roman"/>
                 <w:b/>
                 <w:sz w:val="20"/>
               </w:rPr>
@@ -3405,7 +5831,7 @@
         </w:tc>
         <w:tc>
           <w:tcPr>
-            <w:tcW w:w="1512" w:type="dxa"/>
+            <w:tcW w:w="1490" w:type="dxa"/>
             <w:shd w:val="clear" w:color="auto" w:fill="D0D8E4"/>
             <w:vAlign w:val="center"/>
           </w:tcPr>
@@ -3413,10 +5839,13 @@
             <w:pPr>
               <w:spacing w:before="40" w:after="40"/>
               <w:jc w:val="center"/>
+              <w:rPr>
+                <w:rFonts w:cs="Times New Roman"/>
+              </w:rPr>
             </w:pPr>
             <w:r>
               <w:rPr>
-                <w:rFonts w:ascii="Times New Roman" w:hAnsi="Times New Roman"/>
+                <w:rFonts w:cs="Times New Roman"/>
                 <w:b/>
                 <w:sz w:val="20"/>
               </w:rPr>
@@ -3426,7 +5855,7 @@
         </w:tc>
         <w:tc>
           <w:tcPr>
-            <w:tcW w:w="1224" w:type="dxa"/>
+            <w:tcW w:w="1207" w:type="dxa"/>
             <w:shd w:val="clear" w:color="auto" w:fill="D0D8E4"/>
             <w:vAlign w:val="center"/>
           </w:tcPr>
@@ -3434,10 +5863,13 @@
             <w:pPr>
               <w:spacing w:before="40" w:after="40"/>
               <w:jc w:val="center"/>
+              <w:rPr>
+                <w:rFonts w:cs="Times New Roman"/>
+              </w:rPr>
             </w:pPr>
             <w:r>
               <w:rPr>
-                <w:rFonts w:ascii="Times New Roman" w:hAnsi="Times New Roman"/>
+                <w:rFonts w:cs="Times New Roman"/>
                 <w:b/>
                 <w:sz w:val="20"/>
               </w:rPr>
@@ -3447,7 +5879,7 @@
         </w:tc>
         <w:tc>
           <w:tcPr>
-            <w:tcW w:w="1224" w:type="dxa"/>
+            <w:tcW w:w="1210" w:type="dxa"/>
             <w:shd w:val="clear" w:color="auto" w:fill="D0D8E4"/>
             <w:vAlign w:val="center"/>
           </w:tcPr>
@@ -3455,10 +5887,13 @@
             <w:pPr>
               <w:spacing w:before="40" w:after="40"/>
               <w:jc w:val="center"/>
+              <w:rPr>
+                <w:rFonts w:cs="Times New Roman"/>
+              </w:rPr>
             </w:pPr>
             <w:r>
               <w:rPr>
-                <w:rFonts w:ascii="Times New Roman" w:hAnsi="Times New Roman"/>
+                <w:rFonts w:cs="Times New Roman"/>
                 <w:b/>
                 <w:sz w:val="20"/>
               </w:rPr>
@@ -3468,7 +5903,7 @@
         </w:tc>
         <w:tc>
           <w:tcPr>
-            <w:tcW w:w="792" w:type="dxa"/>
+            <w:tcW w:w="784" w:type="dxa"/>
             <w:shd w:val="clear" w:color="auto" w:fill="D0D8E4"/>
             <w:vAlign w:val="center"/>
           </w:tcPr>
@@ -3476,10 +5911,13 @@
             <w:pPr>
               <w:spacing w:before="40" w:after="40"/>
               <w:jc w:val="center"/>
+              <w:rPr>
+                <w:rFonts w:cs="Times New Roman"/>
+              </w:rPr>
             </w:pPr>
             <w:r>
               <w:rPr>
-                <w:rFonts w:ascii="Times New Roman" w:hAnsi="Times New Roman"/>
+                <w:rFonts w:cs="Times New Roman"/>
                 <w:b/>
                 <w:sz w:val="20"/>
               </w:rPr>
@@ -3494,16 +5932,19 @@
         </w:trPr>
         <w:tc>
           <w:tcPr>
-            <w:tcW w:w="3528" w:type="dxa"/>
+            <w:tcW w:w="3459" w:type="dxa"/>
             <w:vAlign w:val="center"/>
           </w:tcPr>
           <w:p>
             <w:pPr>
               <w:spacing w:before="20" w:after="20"/>
+              <w:rPr>
+                <w:rFonts w:cs="Times New Roman"/>
+              </w:rPr>
             </w:pPr>
             <w:r>
               <w:rPr>
-                <w:rFonts w:ascii="Times New Roman" w:hAnsi="Times New Roman"/>
+                <w:rFonts w:cs="Times New Roman"/>
                 <w:sz w:val="20"/>
               </w:rPr>
               <w:t>Constrained (High P/I ≥ 5.41)</w:t>
@@ -3512,17 +5953,20 @@
         </w:tc>
         <w:tc>
           <w:tcPr>
-            <w:tcW w:w="1440" w:type="dxa"/>
+            <w:tcW w:w="1426" w:type="dxa"/>
             <w:vAlign w:val="center"/>
           </w:tcPr>
           <w:p>
             <w:pPr>
               <w:spacing w:before="20" w:after="20"/>
               <w:jc w:val="center"/>
+              <w:rPr>
+                <w:rFonts w:cs="Times New Roman"/>
+              </w:rPr>
             </w:pPr>
             <w:r>
               <w:rPr>
-                <w:rFonts w:ascii="Times New Roman" w:hAnsi="Times New Roman"/>
+                <w:rFonts w:cs="Times New Roman"/>
                 <w:sz w:val="20"/>
               </w:rPr>
               <w:t>17</w:t>
@@ -3531,17 +5975,20 @@
         </w:tc>
         <w:tc>
           <w:tcPr>
-            <w:tcW w:w="1512" w:type="dxa"/>
+            <w:tcW w:w="1490" w:type="dxa"/>
             <w:vAlign w:val="center"/>
           </w:tcPr>
           <w:p>
             <w:pPr>
               <w:spacing w:before="20" w:after="20"/>
               <w:jc w:val="center"/>
+              <w:rPr>
+                <w:rFonts w:cs="Times New Roman"/>
+              </w:rPr>
             </w:pPr>
             <w:r>
               <w:rPr>
-                <w:rFonts w:ascii="Times New Roman" w:hAnsi="Times New Roman"/>
+                <w:rFonts w:cs="Times New Roman"/>
                 <w:sz w:val="20"/>
               </w:rPr>
               <w:t>−1.195</w:t>
@@ -3550,17 +5997,20 @@
         </w:tc>
         <w:tc>
           <w:tcPr>
-            <w:tcW w:w="1224" w:type="dxa"/>
+            <w:tcW w:w="1207" w:type="dxa"/>
             <w:vAlign w:val="center"/>
           </w:tcPr>
           <w:p>
             <w:pPr>
               <w:spacing w:before="20" w:after="20"/>
               <w:jc w:val="center"/>
+              <w:rPr>
+                <w:rFonts w:cs="Times New Roman"/>
+              </w:rPr>
             </w:pPr>
             <w:r>
               <w:rPr>
-                <w:rFonts w:ascii="Times New Roman" w:hAnsi="Times New Roman"/>
+                <w:rFonts w:cs="Times New Roman"/>
                 <w:sz w:val="20"/>
               </w:rPr>
               <w:t>0.322</w:t>
@@ -3569,17 +6019,20 @@
         </w:tc>
         <w:tc>
           <w:tcPr>
-            <w:tcW w:w="1224" w:type="dxa"/>
+            <w:tcW w:w="1210" w:type="dxa"/>
             <w:vAlign w:val="center"/>
           </w:tcPr>
           <w:p>
             <w:pPr>
               <w:spacing w:before="20" w:after="20"/>
               <w:jc w:val="center"/>
+              <w:rPr>
+                <w:rFonts w:cs="Times New Roman"/>
+              </w:rPr>
             </w:pPr>
             <w:r>
               <w:rPr>
-                <w:rFonts w:ascii="Times New Roman" w:hAnsi="Times New Roman"/>
+                <w:rFonts w:cs="Times New Roman"/>
                 <w:sz w:val="20"/>
               </w:rPr>
               <w:t>0.0002</w:t>
@@ -3588,17 +6041,20 @@
         </w:tc>
         <w:tc>
           <w:tcPr>
-            <w:tcW w:w="792" w:type="dxa"/>
+            <w:tcW w:w="784" w:type="dxa"/>
             <w:vAlign w:val="center"/>
           </w:tcPr>
           <w:p>
             <w:pPr>
               <w:spacing w:before="20" w:after="20"/>
               <w:jc w:val="center"/>
+              <w:rPr>
+                <w:rFonts w:cs="Times New Roman"/>
+              </w:rPr>
             </w:pPr>
             <w:r>
               <w:rPr>
-                <w:rFonts w:ascii="Times New Roman" w:hAnsi="Times New Roman"/>
+                <w:rFonts w:cs="Times New Roman"/>
                 <w:sz w:val="20"/>
               </w:rPr>
               <w:t>***</w:t>
@@ -3612,16 +6068,19 @@
         </w:trPr>
         <w:tc>
           <w:tcPr>
-            <w:tcW w:w="3528" w:type="dxa"/>
+            <w:tcW w:w="3459" w:type="dxa"/>
             <w:vAlign w:val="center"/>
           </w:tcPr>
           <w:p>
             <w:pPr>
               <w:spacing w:before="20" w:after="20"/>
+              <w:rPr>
+                <w:rFonts w:cs="Times New Roman"/>
+              </w:rPr>
             </w:pPr>
             <w:r>
               <w:rPr>
-                <w:rFonts w:ascii="Times New Roman" w:hAnsi="Times New Roman"/>
+                <w:rFonts w:cs="Times New Roman"/>
                 <w:sz w:val="20"/>
               </w:rPr>
               <w:t>Elastic (Low P/I &lt; 5.41)</w:t>
@@ -3630,17 +6089,20 @@
         </w:tc>
         <w:tc>
           <w:tcPr>
-            <w:tcW w:w="1440" w:type="dxa"/>
+            <w:tcW w:w="1426" w:type="dxa"/>
             <w:vAlign w:val="center"/>
           </w:tcPr>
           <w:p>
             <w:pPr>
               <w:spacing w:before="20" w:after="20"/>
               <w:jc w:val="center"/>
+              <w:rPr>
+                <w:rFonts w:cs="Times New Roman"/>
+              </w:rPr>
             </w:pPr>
             <w:r>
               <w:rPr>
-                <w:rFonts w:ascii="Times New Roman" w:hAnsi="Times New Roman"/>
+                <w:rFonts w:cs="Times New Roman"/>
                 <w:sz w:val="20"/>
               </w:rPr>
               <w:t>16</w:t>
@@ -3649,17 +6111,20 @@
         </w:tc>
         <w:tc>
           <w:tcPr>
-            <w:tcW w:w="1512" w:type="dxa"/>
+            <w:tcW w:w="1490" w:type="dxa"/>
             <w:vAlign w:val="center"/>
           </w:tcPr>
           <w:p>
             <w:pPr>
               <w:spacing w:before="20" w:after="20"/>
               <w:jc w:val="center"/>
+              <w:rPr>
+                <w:rFonts w:cs="Times New Roman"/>
+              </w:rPr>
             </w:pPr>
             <w:r>
               <w:rPr>
-                <w:rFonts w:ascii="Times New Roman" w:hAnsi="Times New Roman"/>
+                <w:rFonts w:cs="Times New Roman"/>
                 <w:sz w:val="20"/>
               </w:rPr>
               <w:t>−0.402</w:t>
@@ -3668,17 +6133,20 @@
         </w:tc>
         <w:tc>
           <w:tcPr>
-            <w:tcW w:w="1224" w:type="dxa"/>
+            <w:tcW w:w="1207" w:type="dxa"/>
             <w:vAlign w:val="center"/>
           </w:tcPr>
           <w:p>
             <w:pPr>
               <w:spacing w:before="20" w:after="20"/>
               <w:jc w:val="center"/>
+              <w:rPr>
+                <w:rFonts w:cs="Times New Roman"/>
+              </w:rPr>
             </w:pPr>
             <w:r>
               <w:rPr>
-                <w:rFonts w:ascii="Times New Roman" w:hAnsi="Times New Roman"/>
+                <w:rFonts w:cs="Times New Roman"/>
                 <w:sz w:val="20"/>
               </w:rPr>
               <w:t>0.353</w:t>
@@ -3687,17 +6155,20 @@
         </w:tc>
         <w:tc>
           <w:tcPr>
-            <w:tcW w:w="1224" w:type="dxa"/>
+            <w:tcW w:w="1210" w:type="dxa"/>
             <w:vAlign w:val="center"/>
           </w:tcPr>
           <w:p>
             <w:pPr>
               <w:spacing w:before="20" w:after="20"/>
               <w:jc w:val="center"/>
+              <w:rPr>
+                <w:rFonts w:cs="Times New Roman"/>
+              </w:rPr>
             </w:pPr>
             <w:r>
               <w:rPr>
-                <w:rFonts w:ascii="Times New Roman" w:hAnsi="Times New Roman"/>
+                <w:rFonts w:cs="Times New Roman"/>
                 <w:sz w:val="20"/>
               </w:rPr>
               <w:t>0.254</w:t>
@@ -3706,13 +6177,16 @@
         </w:tc>
         <w:tc>
           <w:tcPr>
-            <w:tcW w:w="792" w:type="dxa"/>
+            <w:tcW w:w="784" w:type="dxa"/>
             <w:vAlign w:val="center"/>
           </w:tcPr>
           <w:p>
             <w:pPr>
               <w:spacing w:before="20" w:after="20"/>
               <w:jc w:val="center"/>
+              <w:rPr>
+                <w:rFonts w:cs="Times New Roman"/>
+              </w:rPr>
             </w:pPr>
           </w:p>
         </w:tc>
@@ -3723,16 +6197,19 @@
         </w:trPr>
         <w:tc>
           <w:tcPr>
-            <w:tcW w:w="3528" w:type="dxa"/>
+            <w:tcW w:w="3459" w:type="dxa"/>
             <w:vAlign w:val="center"/>
           </w:tcPr>
           <w:p>
             <w:pPr>
               <w:spacing w:before="20" w:after="20"/>
+              <w:rPr>
+                <w:rFonts w:cs="Times New Roman"/>
+              </w:rPr>
             </w:pPr>
             <w:r>
               <w:rPr>
-                <w:rFonts w:ascii="Times New Roman" w:hAnsi="Times New Roman"/>
+                <w:rFonts w:cs="Times New Roman"/>
                 <w:sz w:val="20"/>
               </w:rPr>
               <w:t>Wald difference (Con − Ela)</w:t>
@@ -3741,17 +6218,20 @@
         </w:tc>
         <w:tc>
           <w:tcPr>
-            <w:tcW w:w="1440" w:type="dxa"/>
+            <w:tcW w:w="1426" w:type="dxa"/>
             <w:vAlign w:val="center"/>
           </w:tcPr>
           <w:p>
             <w:pPr>
               <w:spacing w:before="20" w:after="20"/>
               <w:jc w:val="center"/>
+              <w:rPr>
+                <w:rFonts w:cs="Times New Roman"/>
+              </w:rPr>
             </w:pPr>
             <w:r>
               <w:rPr>
-                <w:rFonts w:ascii="Times New Roman" w:hAnsi="Times New Roman"/>
+                <w:rFonts w:cs="Times New Roman"/>
                 <w:sz w:val="20"/>
               </w:rPr>
               <w:t>—</w:t>
@@ -3760,17 +6240,20 @@
         </w:tc>
         <w:tc>
           <w:tcPr>
-            <w:tcW w:w="1512" w:type="dxa"/>
+            <w:tcW w:w="1490" w:type="dxa"/>
             <w:vAlign w:val="center"/>
           </w:tcPr>
           <w:p>
             <w:pPr>
               <w:spacing w:before="20" w:after="20"/>
               <w:jc w:val="center"/>
+              <w:rPr>
+                <w:rFonts w:cs="Times New Roman"/>
+              </w:rPr>
             </w:pPr>
             <w:r>
               <w:rPr>
-                <w:rFonts w:ascii="Times New Roman" w:hAnsi="Times New Roman"/>
+                <w:rFonts w:cs="Times New Roman"/>
                 <w:sz w:val="20"/>
               </w:rPr>
               <w:t>−0.792</w:t>
@@ -3779,17 +6262,20 @@
         </w:tc>
         <w:tc>
           <w:tcPr>
-            <w:tcW w:w="1224" w:type="dxa"/>
+            <w:tcW w:w="1207" w:type="dxa"/>
             <w:vAlign w:val="center"/>
           </w:tcPr>
           <w:p>
             <w:pPr>
               <w:spacing w:before="20" w:after="20"/>
               <w:jc w:val="center"/>
+              <w:rPr>
+                <w:rFonts w:cs="Times New Roman"/>
+              </w:rPr>
             </w:pPr>
             <w:r>
               <w:rPr>
-                <w:rFonts w:ascii="Times New Roman" w:hAnsi="Times New Roman"/>
+                <w:rFonts w:cs="Times New Roman"/>
                 <w:sz w:val="20"/>
               </w:rPr>
               <w:t>0.478</w:t>
@@ -3798,17 +6284,20 @@
         </w:tc>
         <w:tc>
           <w:tcPr>
-            <w:tcW w:w="1224" w:type="dxa"/>
+            <w:tcW w:w="1210" w:type="dxa"/>
             <w:vAlign w:val="center"/>
           </w:tcPr>
           <w:p>
             <w:pPr>
               <w:spacing w:before="20" w:after="20"/>
               <w:jc w:val="center"/>
+              <w:rPr>
+                <w:rFonts w:cs="Times New Roman"/>
+              </w:rPr>
             </w:pPr>
             <w:r>
               <w:rPr>
-                <w:rFonts w:ascii="Times New Roman" w:hAnsi="Times New Roman"/>
+                <w:rFonts w:cs="Times New Roman"/>
                 <w:sz w:val="20"/>
               </w:rPr>
               <w:t>0.097</w:t>
@@ -3817,17 +6306,20 @@
         </w:tc>
         <w:tc>
           <w:tcPr>
-            <w:tcW w:w="792" w:type="dxa"/>
+            <w:tcW w:w="784" w:type="dxa"/>
             <w:vAlign w:val="center"/>
           </w:tcPr>
           <w:p>
             <w:pPr>
               <w:spacing w:before="20" w:after="20"/>
               <w:jc w:val="center"/>
+              <w:rPr>
+                <w:rFonts w:cs="Times New Roman"/>
+              </w:rPr>
             </w:pPr>
             <w:r>
               <w:rPr>
-                <w:rFonts w:ascii="Times New Roman" w:hAnsi="Times New Roman"/>
+                <w:rFonts w:cs="Times New Roman"/>
                 <w:sz w:val="20"/>
               </w:rPr>
               <w:t>†</w:t>
@@ -3838,36 +6330,65 @@
     </w:tbl>
     <w:p>
       <w:pPr>
-        <w:spacing w:before="40" w:line="260" w:lineRule="exact"/>
+        <w:spacing w:after="0" w:line="480" w:lineRule="auto"/>
+        <w:jc w:val="center"/>
+        <w:rPr>
+          <w:rFonts w:cs="Times New Roman"/>
+        </w:rPr>
       </w:pPr>
       <w:r>
         <w:rPr>
-          <w:rFonts w:ascii="Times New Roman" w:hAnsi="Times New Roman"/>
-          <w:b/>
-          <w:sz w:val="19"/>
-        </w:rPr>
-        <w:t xml:space="preserve">Note. </w:t>
-      </w:r>
-      <w:r>
-        <w:rPr>
-          <w:rFonts w:ascii="Times New Roman" w:hAnsi="Times New Roman"/>
-          <w:sz w:val="19"/>
-        </w:rPr>
-        <w:t>P/I split at the median pre-period (2017–2019) price-to-income ratio of 5.41. log(Income) control included. CRV1 SE. *** p&lt;.001, † p&lt;.10.</w:t>
+          <w:rFonts w:cs="Times New Roman"/>
+        </w:rPr>
+        <w:t xml:space="preserve">Table 4 </w:t>
+      </w:r>
+      <w:r>
+        <w:rPr>
+          <w:rFonts w:cs="Times New Roman"/>
+          <w:i/>
+        </w:rPr>
+        <w:t>Supply Heterogeneity: Constrained vs. Elastic Metro-Core Counties</w:t>
       </w:r>
     </w:p>
     <w:p>
       <w:pPr>
-        <w:spacing w:before="120"/>
-        <w:jc w:val="center"/>
+        <w:spacing w:after="0" w:line="480" w:lineRule="auto"/>
+        <w:rPr>
+          <w:rFonts w:cs="Times New Roman"/>
+          <w:sz w:val="22"/>
+        </w:rPr>
       </w:pPr>
       <w:r>
         <w:rPr>
+          <w:rFonts w:cs="Times New Roman"/>
+          <w:i/>
+          <w:sz w:val="22"/>
+        </w:rPr>
+        <w:t xml:space="preserve">Note. </w:t>
+      </w:r>
+      <w:r>
+        <w:rPr>
+          <w:rFonts w:cs="Times New Roman"/>
+          <w:sz w:val="22"/>
+        </w:rPr>
+        <w:t>P/I split at the median (5.41). Specification: log(Price) ~ WFH × Constrained + WFH × Elastic + log(Income) | County + Year. CRV1 SE. *** p &lt; .001, ** p &lt; .01, * p &lt; .05.</w:t>
+      </w:r>
+    </w:p>
+    <w:p>
+      <w:pPr>
+        <w:spacing w:after="0" w:line="480" w:lineRule="auto"/>
+        <w:rPr>
+          <w:rFonts w:cs="Times New Roman"/>
+        </w:rPr>
+      </w:pPr>
+      <w:r>
+        <w:rPr>
+          <w:rFonts w:cs="Times New Roman"/>
           <w:noProof/>
         </w:rPr>
         <w:lastRenderedPageBreak/>
         <w:drawing>
-          <wp:inline distT="0" distB="0" distL="0" distR="0" wp14:anchorId="1C662DAB" wp14:editId="16F2C1CE">
+          <wp:inline distT="0" distB="0" distL="0" distR="0" wp14:anchorId="659D3F01" wp14:editId="5C86E539">
             <wp:extent cx="5760720" cy="2986924"/>
             <wp:effectExtent l="0" t="0" r="0" b="0"/>
             <wp:docPr id="4" name="Picture 4"/>
@@ -3882,7 +6403,7 @@
                     <pic:cNvPicPr/>
                   </pic:nvPicPr>
                   <pic:blipFill>
-                    <a:blip r:embed="rId9"/>
+                    <a:blip r:embed="rId8"/>
                     <a:stretch>
                       <a:fillRect/>
                     </a:stretch>
@@ -3905,170 +6426,52 @@
     </w:p>
     <w:p>
       <w:pPr>
-        <w:spacing w:line="280" w:lineRule="exact"/>
-        <w:jc w:val="center"/>
+        <w:pStyle w:val="ListParagraph"/>
+        <w:numPr>
+          <w:ilvl w:val="0"/>
+          <w:numId w:val="11"/>
+        </w:numPr>
+        <w:spacing w:after="0" w:line="480" w:lineRule="auto"/>
+        <w:rPr>
+          <w:rFonts w:cs="Times New Roman"/>
+        </w:rPr>
       </w:pPr>
       <w:r>
         <w:rPr>
-          <w:rFonts w:ascii="Times New Roman" w:hAnsi="Times New Roman"/>
-          <w:i/>
-          <w:sz w:val="20"/>
-        </w:rPr>
-        <w:t>Figure 4: WFH Effect by Supply Constraint Group. Error bars are 95% CRV1 CI. Constrained = top-half P/I ratio.</w:t>
-      </w:r>
-    </w:p>
-    <w:p>
-      <w:pPr>
-        <w:spacing w:before="280" w:after="120" w:line="280" w:lineRule="exact"/>
-      </w:pPr>
-      <w:r>
-        <w:rPr>
-          <w:rFonts w:ascii="Times New Roman" w:hAnsi="Times New Roman"/>
+          <w:rFonts w:cs="Times New Roman"/>
           <w:b/>
-          <w:sz w:val="28"/>
-        </w:rPr>
-        <w:t>5. Robustness Checks</w:t>
+        </w:rPr>
+        <w:t>Robustness Check</w:t>
       </w:r>
     </w:p>
     <w:p>
       <w:pPr>
         <w:spacing w:after="120" w:line="440" w:lineRule="exact"/>
-        <w:ind w:firstLine="720"/>
+        <w:ind w:left="360" w:firstLine="360"/>
         <w:jc w:val="both"/>
+        <w:rPr>
+          <w:rFonts w:cs="Times New Roman"/>
+        </w:rPr>
       </w:pPr>
       <w:r>
         <w:rPr>
-          <w:rFonts w:ascii="Times New Roman" w:hAnsi="Times New Roman"/>
-          <w:sz w:val="24"/>
-        </w:rPr>
-        <w:t>Table 5 summarizes six robustness specifications. The main estimate of −1.234%*** (Spec. R1) is robust across all checks.</w:t>
-      </w:r>
-    </w:p>
-    <w:p>
-      <w:pPr>
-        <w:spacing w:before="160" w:after="80" w:line="280" w:lineRule="exact"/>
-      </w:pPr>
-      <w:r>
-        <w:rPr>
-          <w:rFonts w:ascii="Times New Roman" w:hAnsi="Times New Roman"/>
-          <w:b/>
-          <w:i/>
-          <w:sz w:val="24"/>
-        </w:rPr>
-        <w:t>5.1  DH(2024) Weighted Average Slope</w:t>
-      </w:r>
-    </w:p>
-    <w:p>
-      <w:pPr>
-        <w:spacing w:after="120" w:line="440" w:lineRule="exact"/>
-        <w:ind w:firstLine="720"/>
-        <w:jc w:val="both"/>
-      </w:pPr>
-      <w:r>
-        <w:rPr>
-          <w:rFonts w:ascii="Times New Roman" w:hAnsi="Times New Roman"/>
-          <w:sz w:val="24"/>
-        </w:rPr>
-        <w:t>I apply the de Chaisemartin and D’Haultfœuille (2024) weighted average slope (WAS) estimator, which is robust to heterogeneous treatment effects across counties and over time. The WAS estimate is +1.346% (SE = 4.831%, p = 0.787) without controls and +1.201% (SE = 4.601%, p = 0.788) with income controls—both statistically indistinguishable from zero. The contrast between the TWFE’s −1.234%*** and the WAS’s insignificant positive point estimate suggests that heterogeneous treatment effects across counties and/or limited statistical power in the WAS’s “switcher” subset may be important features of the data.</w:t>
-      </w:r>
-    </w:p>
-    <w:p>
-      <w:pPr>
-        <w:spacing w:before="160" w:after="80" w:line="280" w:lineRule="exact"/>
-      </w:pPr>
-      <w:r>
-        <w:rPr>
-          <w:rFonts w:ascii="Times New Roman" w:hAnsi="Times New Roman"/>
-          <w:b/>
-          <w:i/>
-          <w:sz w:val="24"/>
-        </w:rPr>
-        <w:t>5.2  Pre-determined WFH Exposure</w:t>
-      </w:r>
-    </w:p>
-    <w:p>
-      <w:pPr>
-        <w:spacing w:after="120" w:line="440" w:lineRule="exact"/>
-        <w:ind w:firstLine="720"/>
-        <w:jc w:val="both"/>
-      </w:pPr>
-      <w:r>
-        <w:rPr>
-          <w:rFonts w:ascii="Times New Roman" w:hAnsi="Times New Roman"/>
-          <w:sz w:val="24"/>
-        </w:rPr>
-        <w:t>To address reverse causality, I replace the contemporaneous WFH rate with the 2019 WFH rate interacted with a post-2020 indicator. This specification yields −1.450%** (SE = 0.459%), similar in magnitude to the main estimate and inconsistent with reverse causality.</w:t>
-      </w:r>
-    </w:p>
-    <w:p>
-      <w:pPr>
-        <w:spacing w:before="160" w:after="80" w:line="280" w:lineRule="exact"/>
-      </w:pPr>
-      <w:r>
-        <w:rPr>
-          <w:rFonts w:ascii="Times New Roman" w:hAnsi="Times New Roman"/>
-          <w:b/>
-          <w:i/>
-          <w:sz w:val="24"/>
-        </w:rPr>
-        <w:lastRenderedPageBreak/>
-        <w:t>5.3  Frisch–Waugh Detrending</w:t>
-      </w:r>
-    </w:p>
-    <w:p>
-      <w:pPr>
-        <w:spacing w:after="120" w:line="440" w:lineRule="exact"/>
-        <w:ind w:firstLine="720"/>
-        <w:jc w:val="both"/>
-      </w:pPr>
-      <w:r>
-        <w:rPr>
-          <w:rFonts w:ascii="Times New Roman" w:hAnsi="Times New Roman"/>
-          <w:sz w:val="24"/>
-        </w:rPr>
-        <w:t>Applying Frisch–Waugh detrending—residualizing both log price and WFH rates on county-specific linear time trends before estimation—yields −0.845%* (SE = 0.417%), somewhat smaller than the main estimate but still statistically significant, confirming that the result is not driven by pre-existing county trends.</w:t>
-      </w:r>
-    </w:p>
-    <w:p>
-      <w:pPr>
-        <w:spacing w:before="160" w:after="80" w:line="280" w:lineRule="exact"/>
-      </w:pPr>
-      <w:r>
-        <w:rPr>
-          <w:rFonts w:ascii="Times New Roman" w:hAnsi="Times New Roman"/>
-          <w:b/>
-          <w:i/>
-          <w:sz w:val="24"/>
-        </w:rPr>
-        <w:t>5.4  Extended Metro Sample</w:t>
-      </w:r>
-    </w:p>
-    <w:p>
-      <w:pPr>
-        <w:spacing w:after="120" w:line="440" w:lineRule="exact"/>
-        <w:ind w:firstLine="720"/>
-        <w:jc w:val="both"/>
-      </w:pPr>
-      <w:r>
-        <w:rPr>
-          <w:rFonts w:ascii="Times New Roman" w:hAnsi="Times New Roman"/>
-          <w:sz w:val="24"/>
-        </w:rPr>
-        <w:t>Pooling the 33 Metro-Core and 4 Metro-Fringe counties yields −1.212%*** (SE = 0.321%), nearly identical to the main estimate.</w:t>
-      </w:r>
-    </w:p>
-    <w:p>
-      <w:pPr>
-        <w:spacing w:before="200" w:after="80" w:line="440" w:lineRule="exact"/>
-        <w:jc w:val="center"/>
-      </w:pPr>
-      <w:r>
-        <w:rPr>
-          <w:rFonts w:ascii="Times New Roman" w:hAnsi="Times New Roman"/>
-          <w:b/>
-          <w:sz w:val="24"/>
-        </w:rPr>
-        <w:t>Table 5: Robustness Checks — Metro-Core Counties</w:t>
+          <w:rFonts w:cs="Times New Roman"/>
+        </w:rPr>
+        <w:t xml:space="preserve">Table 5 summarizes six </w:t>
+      </w:r>
+      <w:proofErr w:type="gramStart"/>
+      <w:r>
+        <w:rPr>
+          <w:rFonts w:cs="Times New Roman"/>
+        </w:rPr>
+        <w:t>robustness</w:t>
+      </w:r>
+      <w:proofErr w:type="gramEnd"/>
+      <w:r>
+        <w:rPr>
+          <w:rFonts w:cs="Times New Roman"/>
+        </w:rPr>
+        <w:t xml:space="preserve"> specifications. The main estimate of −1.234%*** (Spec. R1) is robust across all checks.</w:t>
       </w:r>
     </w:p>
     <w:tbl>
@@ -4092,7 +6495,7 @@
         </w:trPr>
         <w:tc>
           <w:tcPr>
-            <w:tcW w:w="648" w:type="dxa"/>
+            <w:tcW w:w="666" w:type="dxa"/>
             <w:shd w:val="clear" w:color="auto" w:fill="D0D8E4"/>
             <w:vAlign w:val="center"/>
           </w:tcPr>
@@ -4100,10 +6503,13 @@
             <w:pPr>
               <w:spacing w:before="40" w:after="40"/>
               <w:jc w:val="center"/>
+              <w:rPr>
+                <w:rFonts w:cs="Times New Roman"/>
+              </w:rPr>
             </w:pPr>
             <w:r>
               <w:rPr>
-                <w:rFonts w:ascii="Times New Roman" w:hAnsi="Times New Roman"/>
+                <w:rFonts w:cs="Times New Roman"/>
                 <w:b/>
                 <w:sz w:val="20"/>
               </w:rPr>
@@ -4121,10 +6527,13 @@
             <w:pPr>
               <w:spacing w:before="40" w:after="40"/>
               <w:jc w:val="center"/>
+              <w:rPr>
+                <w:rFonts w:cs="Times New Roman"/>
+              </w:rPr>
             </w:pPr>
             <w:r>
               <w:rPr>
-                <w:rFonts w:ascii="Times New Roman" w:hAnsi="Times New Roman"/>
+                <w:rFonts w:cs="Times New Roman"/>
                 <w:b/>
                 <w:sz w:val="20"/>
               </w:rPr>
@@ -4142,10 +6551,13 @@
             <w:pPr>
               <w:spacing w:before="40" w:after="40"/>
               <w:jc w:val="center"/>
+              <w:rPr>
+                <w:rFonts w:cs="Times New Roman"/>
+              </w:rPr>
             </w:pPr>
             <w:r>
               <w:rPr>
-                <w:rFonts w:ascii="Times New Roman" w:hAnsi="Times New Roman"/>
+                <w:rFonts w:cs="Times New Roman"/>
                 <w:b/>
                 <w:sz w:val="20"/>
               </w:rPr>
@@ -4163,10 +6575,13 @@
             <w:pPr>
               <w:spacing w:before="40" w:after="40"/>
               <w:jc w:val="center"/>
+              <w:rPr>
+                <w:rFonts w:cs="Times New Roman"/>
+              </w:rPr>
             </w:pPr>
             <w:r>
               <w:rPr>
-                <w:rFonts w:ascii="Times New Roman" w:hAnsi="Times New Roman"/>
+                <w:rFonts w:cs="Times New Roman"/>
                 <w:b/>
                 <w:sz w:val="20"/>
               </w:rPr>
@@ -4184,10 +6599,13 @@
             <w:pPr>
               <w:spacing w:before="40" w:after="40"/>
               <w:jc w:val="center"/>
+              <w:rPr>
+                <w:rFonts w:cs="Times New Roman"/>
+              </w:rPr>
             </w:pPr>
             <w:r>
               <w:rPr>
-                <w:rFonts w:ascii="Times New Roman" w:hAnsi="Times New Roman"/>
+                <w:rFonts w:cs="Times New Roman"/>
                 <w:b/>
                 <w:sz w:val="20"/>
               </w:rPr>
@@ -4205,10 +6623,13 @@
             <w:pPr>
               <w:spacing w:before="40" w:after="40"/>
               <w:jc w:val="center"/>
+              <w:rPr>
+                <w:rFonts w:cs="Times New Roman"/>
+              </w:rPr>
             </w:pPr>
             <w:r>
               <w:rPr>
-                <w:rFonts w:ascii="Times New Roman" w:hAnsi="Times New Roman"/>
+                <w:rFonts w:cs="Times New Roman"/>
                 <w:b/>
                 <w:sz w:val="20"/>
               </w:rPr>
@@ -4223,16 +6644,19 @@
         </w:trPr>
         <w:tc>
           <w:tcPr>
-            <w:tcW w:w="648" w:type="dxa"/>
+            <w:tcW w:w="666" w:type="dxa"/>
             <w:vAlign w:val="center"/>
           </w:tcPr>
           <w:p>
             <w:pPr>
               <w:spacing w:before="20" w:after="20"/>
+              <w:rPr>
+                <w:rFonts w:cs="Times New Roman"/>
+              </w:rPr>
             </w:pPr>
             <w:r>
               <w:rPr>
-                <w:rFonts w:ascii="Times New Roman" w:hAnsi="Times New Roman"/>
+                <w:rFonts w:cs="Times New Roman"/>
                 <w:sz w:val="20"/>
               </w:rPr>
               <w:t>R1</w:t>
@@ -4248,10 +6672,13 @@
             <w:pPr>
               <w:spacing w:before="20" w:after="20"/>
               <w:jc w:val="center"/>
+              <w:rPr>
+                <w:rFonts w:cs="Times New Roman"/>
+              </w:rPr>
             </w:pPr>
             <w:r>
               <w:rPr>
-                <w:rFonts w:ascii="Times New Roman" w:hAnsi="Times New Roman"/>
+                <w:rFonts w:cs="Times New Roman"/>
                 <w:sz w:val="20"/>
               </w:rPr>
               <w:t>Main TWFE (+Income)</w:t>
@@ -4267,10 +6694,13 @@
             <w:pPr>
               <w:spacing w:before="20" w:after="20"/>
               <w:jc w:val="center"/>
+              <w:rPr>
+                <w:rFonts w:cs="Times New Roman"/>
+              </w:rPr>
             </w:pPr>
             <w:r>
               <w:rPr>
-                <w:rFonts w:ascii="Times New Roman" w:hAnsi="Times New Roman"/>
+                <w:rFonts w:cs="Times New Roman"/>
                 <w:sz w:val="20"/>
               </w:rPr>
               <w:t>−1.234</w:t>
@@ -4286,10 +6716,13 @@
             <w:pPr>
               <w:spacing w:before="20" w:after="20"/>
               <w:jc w:val="center"/>
+              <w:rPr>
+                <w:rFonts w:cs="Times New Roman"/>
+              </w:rPr>
             </w:pPr>
             <w:r>
               <w:rPr>
-                <w:rFonts w:ascii="Times New Roman" w:hAnsi="Times New Roman"/>
+                <w:rFonts w:cs="Times New Roman"/>
                 <w:sz w:val="20"/>
               </w:rPr>
               <w:t>0.336</w:t>
@@ -4305,10 +6738,13 @@
             <w:pPr>
               <w:spacing w:before="20" w:after="20"/>
               <w:jc w:val="center"/>
+              <w:rPr>
+                <w:rFonts w:cs="Times New Roman"/>
+              </w:rPr>
             </w:pPr>
             <w:r>
               <w:rPr>
-                <w:rFonts w:ascii="Times New Roman" w:hAnsi="Times New Roman"/>
+                <w:rFonts w:cs="Times New Roman"/>
                 <w:sz w:val="20"/>
               </w:rPr>
               <w:t>0.0002</w:t>
@@ -4324,10 +6760,13 @@
             <w:pPr>
               <w:spacing w:before="20" w:after="20"/>
               <w:jc w:val="center"/>
+              <w:rPr>
+                <w:rFonts w:cs="Times New Roman"/>
+              </w:rPr>
             </w:pPr>
             <w:r>
               <w:rPr>
-                <w:rFonts w:ascii="Times New Roman" w:hAnsi="Times New Roman"/>
+                <w:rFonts w:cs="Times New Roman"/>
                 <w:sz w:val="20"/>
               </w:rPr>
               <w:t>***</w:t>
@@ -4341,16 +6780,19 @@
         </w:trPr>
         <w:tc>
           <w:tcPr>
-            <w:tcW w:w="648" w:type="dxa"/>
+            <w:tcW w:w="666" w:type="dxa"/>
             <w:vAlign w:val="center"/>
           </w:tcPr>
           <w:p>
             <w:pPr>
               <w:spacing w:before="20" w:after="20"/>
+              <w:rPr>
+                <w:rFonts w:cs="Times New Roman"/>
+              </w:rPr>
             </w:pPr>
             <w:r>
               <w:rPr>
-                <w:rFonts w:ascii="Times New Roman" w:hAnsi="Times New Roman"/>
+                <w:rFonts w:cs="Times New Roman"/>
                 <w:sz w:val="20"/>
               </w:rPr>
               <w:t>R2</w:t>
@@ -4366,10 +6808,13 @@
             <w:pPr>
               <w:spacing w:before="20" w:after="20"/>
               <w:jc w:val="center"/>
+              <w:rPr>
+                <w:rFonts w:cs="Times New Roman"/>
+              </w:rPr>
             </w:pPr>
             <w:r>
               <w:rPr>
-                <w:rFonts w:ascii="Times New Roman" w:hAnsi="Times New Roman"/>
+                <w:rFonts w:cs="Times New Roman"/>
                 <w:sz w:val="20"/>
               </w:rPr>
               <w:t>TWFE, no controls</w:t>
@@ -4385,10 +6830,13 @@
             <w:pPr>
               <w:spacing w:before="20" w:after="20"/>
               <w:jc w:val="center"/>
+              <w:rPr>
+                <w:rFonts w:cs="Times New Roman"/>
+              </w:rPr>
             </w:pPr>
             <w:r>
               <w:rPr>
-                <w:rFonts w:ascii="Times New Roman" w:hAnsi="Times New Roman"/>
+                <w:rFonts w:cs="Times New Roman"/>
                 <w:sz w:val="20"/>
               </w:rPr>
               <w:t>−1.229</w:t>
@@ -4404,10 +6852,13 @@
             <w:pPr>
               <w:spacing w:before="20" w:after="20"/>
               <w:jc w:val="center"/>
+              <w:rPr>
+                <w:rFonts w:cs="Times New Roman"/>
+              </w:rPr>
             </w:pPr>
             <w:r>
               <w:rPr>
-                <w:rFonts w:ascii="Times New Roman" w:hAnsi="Times New Roman"/>
+                <w:rFonts w:cs="Times New Roman"/>
                 <w:sz w:val="20"/>
               </w:rPr>
               <w:t>0.336</w:t>
@@ -4423,10 +6874,13 @@
             <w:pPr>
               <w:spacing w:before="20" w:after="20"/>
               <w:jc w:val="center"/>
+              <w:rPr>
+                <w:rFonts w:cs="Times New Roman"/>
+              </w:rPr>
             </w:pPr>
             <w:r>
               <w:rPr>
-                <w:rFonts w:ascii="Times New Roman" w:hAnsi="Times New Roman"/>
+                <w:rFonts w:cs="Times New Roman"/>
                 <w:sz w:val="20"/>
               </w:rPr>
               <w:t>0.0003</w:t>
@@ -4442,10 +6896,13 @@
             <w:pPr>
               <w:spacing w:before="20" w:after="20"/>
               <w:jc w:val="center"/>
+              <w:rPr>
+                <w:rFonts w:cs="Times New Roman"/>
+              </w:rPr>
             </w:pPr>
             <w:r>
               <w:rPr>
-                <w:rFonts w:ascii="Times New Roman" w:hAnsi="Times New Roman"/>
+                <w:rFonts w:cs="Times New Roman"/>
                 <w:sz w:val="20"/>
               </w:rPr>
               <w:t>***</w:t>
@@ -4459,16 +6916,19 @@
         </w:trPr>
         <w:tc>
           <w:tcPr>
-            <w:tcW w:w="648" w:type="dxa"/>
+            <w:tcW w:w="666" w:type="dxa"/>
             <w:vAlign w:val="center"/>
           </w:tcPr>
           <w:p>
             <w:pPr>
               <w:spacing w:before="20" w:after="20"/>
+              <w:rPr>
+                <w:rFonts w:cs="Times New Roman"/>
+              </w:rPr>
             </w:pPr>
             <w:r>
               <w:rPr>
-                <w:rFonts w:ascii="Times New Roman" w:hAnsi="Times New Roman"/>
+                <w:rFonts w:cs="Times New Roman"/>
                 <w:sz w:val="20"/>
               </w:rPr>
               <w:t>R3</w:t>
@@ -4484,13 +6944,25 @@
             <w:pPr>
               <w:spacing w:before="20" w:after="20"/>
               <w:jc w:val="center"/>
+              <w:rPr>
+                <w:rFonts w:cs="Times New Roman"/>
+              </w:rPr>
             </w:pPr>
+            <w:proofErr w:type="gramStart"/>
             <w:r>
               <w:rPr>
-                <w:rFonts w:ascii="Times New Roman" w:hAnsi="Times New Roman"/>
+                <w:rFonts w:cs="Times New Roman"/>
                 <w:sz w:val="20"/>
               </w:rPr>
-              <w:t>DH(2024) WAS + Income</w:t>
+              <w:t>DH(</w:t>
+            </w:r>
+            <w:proofErr w:type="gramEnd"/>
+            <w:r>
+              <w:rPr>
+                <w:rFonts w:cs="Times New Roman"/>
+                <w:sz w:val="20"/>
+              </w:rPr>
+              <w:t>2024) WAS + Income</w:t>
             </w:r>
           </w:p>
         </w:tc>
@@ -4503,10 +6975,13 @@
             <w:pPr>
               <w:spacing w:before="20" w:after="20"/>
               <w:jc w:val="center"/>
+              <w:rPr>
+                <w:rFonts w:cs="Times New Roman"/>
+              </w:rPr>
             </w:pPr>
             <w:r>
               <w:rPr>
-                <w:rFonts w:ascii="Times New Roman" w:hAnsi="Times New Roman"/>
+                <w:rFonts w:cs="Times New Roman"/>
                 <w:sz w:val="20"/>
               </w:rPr>
               <w:t>+1.201</w:t>
@@ -4522,10 +6997,13 @@
             <w:pPr>
               <w:spacing w:before="20" w:after="20"/>
               <w:jc w:val="center"/>
+              <w:rPr>
+                <w:rFonts w:cs="Times New Roman"/>
+              </w:rPr>
             </w:pPr>
             <w:r>
               <w:rPr>
-                <w:rFonts w:ascii="Times New Roman" w:hAnsi="Times New Roman"/>
+                <w:rFonts w:cs="Times New Roman"/>
                 <w:sz w:val="20"/>
               </w:rPr>
               <w:t>4.601</w:t>
@@ -4541,10 +7019,13 @@
             <w:pPr>
               <w:spacing w:before="20" w:after="20"/>
               <w:jc w:val="center"/>
+              <w:rPr>
+                <w:rFonts w:cs="Times New Roman"/>
+              </w:rPr>
             </w:pPr>
             <w:r>
               <w:rPr>
-                <w:rFonts w:ascii="Times New Roman" w:hAnsi="Times New Roman"/>
+                <w:rFonts w:cs="Times New Roman"/>
                 <w:sz w:val="20"/>
               </w:rPr>
               <w:t>0.788</w:t>
@@ -4560,6 +7041,9 @@
             <w:pPr>
               <w:spacing w:before="20" w:after="20"/>
               <w:jc w:val="center"/>
+              <w:rPr>
+                <w:rFonts w:cs="Times New Roman"/>
+              </w:rPr>
             </w:pPr>
           </w:p>
         </w:tc>
@@ -4570,16 +7054,19 @@
         </w:trPr>
         <w:tc>
           <w:tcPr>
-            <w:tcW w:w="648" w:type="dxa"/>
+            <w:tcW w:w="666" w:type="dxa"/>
             <w:vAlign w:val="center"/>
           </w:tcPr>
           <w:p>
             <w:pPr>
               <w:spacing w:before="20" w:after="20"/>
+              <w:rPr>
+                <w:rFonts w:cs="Times New Roman"/>
+              </w:rPr>
             </w:pPr>
             <w:r>
               <w:rPr>
-                <w:rFonts w:ascii="Times New Roman" w:hAnsi="Times New Roman"/>
+                <w:rFonts w:cs="Times New Roman"/>
                 <w:sz w:val="20"/>
               </w:rPr>
               <w:t>R4</w:t>
@@ -4595,10 +7082,13 @@
             <w:pPr>
               <w:spacing w:before="20" w:after="20"/>
               <w:jc w:val="center"/>
+              <w:rPr>
+                <w:rFonts w:cs="Times New Roman"/>
+              </w:rPr>
             </w:pPr>
             <w:r>
               <w:rPr>
-                <w:rFonts w:ascii="Times New Roman" w:hAnsi="Times New Roman"/>
+                <w:rFonts w:cs="Times New Roman"/>
                 <w:sz w:val="20"/>
               </w:rPr>
               <w:t>Pre-determined WFH₂₀₁₉ × Post</w:t>
@@ -4614,10 +7104,13 @@
             <w:pPr>
               <w:spacing w:before="20" w:after="20"/>
               <w:jc w:val="center"/>
+              <w:rPr>
+                <w:rFonts w:cs="Times New Roman"/>
+              </w:rPr>
             </w:pPr>
             <w:r>
               <w:rPr>
-                <w:rFonts w:ascii="Times New Roman" w:hAnsi="Times New Roman"/>
+                <w:rFonts w:cs="Times New Roman"/>
                 <w:sz w:val="20"/>
               </w:rPr>
               <w:t>−1.450</w:t>
@@ -4633,10 +7126,13 @@
             <w:pPr>
               <w:spacing w:before="20" w:after="20"/>
               <w:jc w:val="center"/>
+              <w:rPr>
+                <w:rFonts w:cs="Times New Roman"/>
+              </w:rPr>
             </w:pPr>
             <w:r>
               <w:rPr>
-                <w:rFonts w:ascii="Times New Roman" w:hAnsi="Times New Roman"/>
+                <w:rFonts w:cs="Times New Roman"/>
                 <w:sz w:val="20"/>
               </w:rPr>
               <w:t>0.459</w:t>
@@ -4652,10 +7148,13 @@
             <w:pPr>
               <w:spacing w:before="20" w:after="20"/>
               <w:jc w:val="center"/>
+              <w:rPr>
+                <w:rFonts w:cs="Times New Roman"/>
+              </w:rPr>
             </w:pPr>
             <w:r>
               <w:rPr>
-                <w:rFonts w:ascii="Times New Roman" w:hAnsi="Times New Roman"/>
+                <w:rFonts w:cs="Times New Roman"/>
                 <w:sz w:val="20"/>
               </w:rPr>
               <w:t>0.0016</w:t>
@@ -4671,10 +7170,13 @@
             <w:pPr>
               <w:spacing w:before="20" w:after="20"/>
               <w:jc w:val="center"/>
+              <w:rPr>
+                <w:rFonts w:cs="Times New Roman"/>
+              </w:rPr>
             </w:pPr>
             <w:r>
               <w:rPr>
-                <w:rFonts w:ascii="Times New Roman" w:hAnsi="Times New Roman"/>
+                <w:rFonts w:cs="Times New Roman"/>
                 <w:sz w:val="20"/>
               </w:rPr>
               <w:t>**</w:t>
@@ -4688,16 +7190,19 @@
         </w:trPr>
         <w:tc>
           <w:tcPr>
-            <w:tcW w:w="648" w:type="dxa"/>
+            <w:tcW w:w="666" w:type="dxa"/>
             <w:vAlign w:val="center"/>
           </w:tcPr>
           <w:p>
             <w:pPr>
               <w:spacing w:before="20" w:after="20"/>
+              <w:rPr>
+                <w:rFonts w:cs="Times New Roman"/>
+              </w:rPr>
             </w:pPr>
             <w:r>
               <w:rPr>
-                <w:rFonts w:ascii="Times New Roman" w:hAnsi="Times New Roman"/>
+                <w:rFonts w:cs="Times New Roman"/>
                 <w:sz w:val="20"/>
               </w:rPr>
               <w:t>R5</w:t>
@@ -4713,10 +7218,13 @@
             <w:pPr>
               <w:spacing w:before="20" w:after="20"/>
               <w:jc w:val="center"/>
+              <w:rPr>
+                <w:rFonts w:cs="Times New Roman"/>
+              </w:rPr>
             </w:pPr>
             <w:r>
               <w:rPr>
-                <w:rFonts w:ascii="Times New Roman" w:hAnsi="Times New Roman"/>
+                <w:rFonts w:cs="Times New Roman"/>
                 <w:sz w:val="20"/>
               </w:rPr>
               <w:t>Frisch–Waugh detrending</w:t>
@@ -4732,10 +7240,13 @@
             <w:pPr>
               <w:spacing w:before="20" w:after="20"/>
               <w:jc w:val="center"/>
+              <w:rPr>
+                <w:rFonts w:cs="Times New Roman"/>
+              </w:rPr>
             </w:pPr>
             <w:r>
               <w:rPr>
-                <w:rFonts w:ascii="Times New Roman" w:hAnsi="Times New Roman"/>
+                <w:rFonts w:cs="Times New Roman"/>
                 <w:sz w:val="20"/>
               </w:rPr>
               <w:t>−0.845</w:t>
@@ -4751,10 +7262,13 @@
             <w:pPr>
               <w:spacing w:before="20" w:after="20"/>
               <w:jc w:val="center"/>
+              <w:rPr>
+                <w:rFonts w:cs="Times New Roman"/>
+              </w:rPr>
             </w:pPr>
             <w:r>
               <w:rPr>
-                <w:rFonts w:ascii="Times New Roman" w:hAnsi="Times New Roman"/>
+                <w:rFonts w:cs="Times New Roman"/>
                 <w:sz w:val="20"/>
               </w:rPr>
               <w:t>0.417</w:t>
@@ -4770,10 +7284,13 @@
             <w:pPr>
               <w:spacing w:before="20" w:after="20"/>
               <w:jc w:val="center"/>
+              <w:rPr>
+                <w:rFonts w:cs="Times New Roman"/>
+              </w:rPr>
             </w:pPr>
             <w:r>
               <w:rPr>
-                <w:rFonts w:ascii="Times New Roman" w:hAnsi="Times New Roman"/>
+                <w:rFonts w:cs="Times New Roman"/>
                 <w:sz w:val="20"/>
               </w:rPr>
               <w:t>0.043</w:t>
@@ -4789,10 +7306,13 @@
             <w:pPr>
               <w:spacing w:before="20" w:after="20"/>
               <w:jc w:val="center"/>
+              <w:rPr>
+                <w:rFonts w:cs="Times New Roman"/>
+              </w:rPr>
             </w:pPr>
             <w:r>
               <w:rPr>
-                <w:rFonts w:ascii="Times New Roman" w:hAnsi="Times New Roman"/>
+                <w:rFonts w:cs="Times New Roman"/>
                 <w:sz w:val="20"/>
               </w:rPr>
               <w:t>*</w:t>
@@ -4806,16 +7326,19 @@
         </w:trPr>
         <w:tc>
           <w:tcPr>
-            <w:tcW w:w="648" w:type="dxa"/>
+            <w:tcW w:w="666" w:type="dxa"/>
             <w:vAlign w:val="center"/>
           </w:tcPr>
           <w:p>
             <w:pPr>
               <w:spacing w:before="20" w:after="20"/>
+              <w:rPr>
+                <w:rFonts w:cs="Times New Roman"/>
+              </w:rPr>
             </w:pPr>
             <w:r>
               <w:rPr>
-                <w:rFonts w:ascii="Times New Roman" w:hAnsi="Times New Roman"/>
+                <w:rFonts w:cs="Times New Roman"/>
                 <w:sz w:val="20"/>
               </w:rPr>
               <w:t>R6</w:t>
@@ -4831,10 +7354,13 @@
             <w:pPr>
               <w:spacing w:before="20" w:after="20"/>
               <w:jc w:val="center"/>
+              <w:rPr>
+                <w:rFonts w:cs="Times New Roman"/>
+              </w:rPr>
             </w:pPr>
             <w:r>
               <w:rPr>
-                <w:rFonts w:ascii="Times New Roman" w:hAnsi="Times New Roman"/>
+                <w:rFonts w:cs="Times New Roman"/>
                 <w:sz w:val="20"/>
               </w:rPr>
               <w:t>Metro-Core + Metro-Fringe (37 counties)</w:t>
@@ -4850,10 +7376,13 @@
             <w:pPr>
               <w:spacing w:before="20" w:after="20"/>
               <w:jc w:val="center"/>
+              <w:rPr>
+                <w:rFonts w:cs="Times New Roman"/>
+              </w:rPr>
             </w:pPr>
             <w:r>
               <w:rPr>
-                <w:rFonts w:ascii="Times New Roman" w:hAnsi="Times New Roman"/>
+                <w:rFonts w:cs="Times New Roman"/>
                 <w:sz w:val="20"/>
               </w:rPr>
               <w:t>−1.212</w:t>
@@ -4869,10 +7398,13 @@
             <w:pPr>
               <w:spacing w:before="20" w:after="20"/>
               <w:jc w:val="center"/>
+              <w:rPr>
+                <w:rFonts w:cs="Times New Roman"/>
+              </w:rPr>
             </w:pPr>
             <w:r>
               <w:rPr>
-                <w:rFonts w:ascii="Times New Roman" w:hAnsi="Times New Roman"/>
+                <w:rFonts w:cs="Times New Roman"/>
                 <w:sz w:val="20"/>
               </w:rPr>
               <w:t>0.321</w:t>
@@ -4888,10 +7420,13 @@
             <w:pPr>
               <w:spacing w:before="20" w:after="20"/>
               <w:jc w:val="center"/>
+              <w:rPr>
+                <w:rFonts w:cs="Times New Roman"/>
+              </w:rPr>
             </w:pPr>
             <w:r>
               <w:rPr>
-                <w:rFonts w:ascii="Times New Roman" w:hAnsi="Times New Roman"/>
+                <w:rFonts w:cs="Times New Roman"/>
                 <w:sz w:val="20"/>
               </w:rPr>
               <w:t>0.0002</w:t>
@@ -4907,10 +7442,13 @@
             <w:pPr>
               <w:spacing w:before="20" w:after="20"/>
               <w:jc w:val="center"/>
+              <w:rPr>
+                <w:rFonts w:cs="Times New Roman"/>
+              </w:rPr>
             </w:pPr>
             <w:r>
               <w:rPr>
-                <w:rFonts w:ascii="Times New Roman" w:hAnsi="Times New Roman"/>
+                <w:rFonts w:cs="Times New Roman"/>
                 <w:sz w:val="20"/>
               </w:rPr>
               <w:t>***</w:t>
@@ -4921,97 +7459,546 @@
     </w:tbl>
     <w:p>
       <w:pPr>
-        <w:spacing w:before="40" w:line="260" w:lineRule="exact"/>
+        <w:spacing w:before="200" w:after="80" w:line="440" w:lineRule="exact"/>
+        <w:ind w:left="1440" w:firstLine="720"/>
+        <w:rPr>
+          <w:rFonts w:cs="Times New Roman"/>
+        </w:rPr>
       </w:pPr>
       <w:r>
         <w:rPr>
-          <w:rFonts w:ascii="Times New Roman" w:hAnsi="Times New Roman"/>
+          <w:rFonts w:cs="Times New Roman"/>
           <w:b/>
-          <w:sz w:val="19"/>
-        </w:rPr>
-        <w:t xml:space="preserve">Note. </w:t>
-      </w:r>
-      <w:r>
-        <w:rPr>
-          <w:rFonts w:ascii="Times New Roman" w:hAnsi="Times New Roman"/>
-          <w:sz w:val="19"/>
-        </w:rPr>
-        <w:t>R3 is the de Chaisemartin–D’Haultfœuille (2024) weighted average slope estimator applied to first-differenced data; large SE reflects the limited ‘switcher’ county sample. R4 uses WFH₂₀₁₉ × 1[year ≥ 2020] as the treatment variable. R5 partials out county-specific linear time trends. *** p&lt;.001, ** p&lt;.01, * p&lt;.05.</w:t>
+        </w:rPr>
+        <w:t>Table 5: Robustness Checks — Metro-Core Counties</w:t>
       </w:r>
     </w:p>
     <w:p>
       <w:pPr>
-        <w:spacing w:before="120"/>
-        <w:jc w:val="center"/>
+        <w:spacing w:before="40" w:line="260" w:lineRule="exact"/>
+        <w:rPr>
+          <w:rFonts w:cs="Times New Roman"/>
+        </w:rPr>
       </w:pPr>
       <w:r>
         <w:rPr>
-          <w:noProof/>
-        </w:rPr>
-        <w:drawing>
-          <wp:inline distT="0" distB="0" distL="0" distR="0" wp14:anchorId="7A01B6A7" wp14:editId="2EC91510">
-            <wp:extent cx="5760720" cy="2824035"/>
-            <wp:effectExtent l="0" t="0" r="0" b="0"/>
-            <wp:docPr id="5" name="Picture 5"/>
-            <wp:cNvGraphicFramePr>
-              <a:graphicFrameLocks xmlns:a="http://schemas.openxmlformats.org/drawingml/2006/main" noChangeAspect="1"/>
-            </wp:cNvGraphicFramePr>
-            <a:graphic xmlns:a="http://schemas.openxmlformats.org/drawingml/2006/main">
-              <a:graphicData uri="http://schemas.openxmlformats.org/drawingml/2006/picture">
-                <pic:pic xmlns:pic="http://schemas.openxmlformats.org/drawingml/2006/picture">
-                  <pic:nvPicPr>
-                    <pic:cNvPr id="0" name="fig3_cbsa_was.png"/>
-                    <pic:cNvPicPr/>
-                  </pic:nvPicPr>
-                  <pic:blipFill>
-                    <a:blip r:embed="rId10"/>
-                    <a:stretch>
-                      <a:fillRect/>
-                    </a:stretch>
-                  </pic:blipFill>
-                  <pic:spPr>
-                    <a:xfrm>
-                      <a:off x="0" y="0"/>
-                      <a:ext cx="5760720" cy="2824035"/>
-                    </a:xfrm>
-                    <a:prstGeom prst="rect">
-                      <a:avLst/>
-                    </a:prstGeom>
-                  </pic:spPr>
-                </pic:pic>
-              </a:graphicData>
-            </a:graphic>
-          </wp:inline>
-        </w:drawing>
+          <w:rFonts w:cs="Times New Roman"/>
+          <w:b/>
+          <w:sz w:val="19"/>
+        </w:rPr>
+        <w:t xml:space="preserve">Note. </w:t>
+      </w:r>
+      <w:r>
+        <w:rPr>
+          <w:rFonts w:cs="Times New Roman"/>
+          <w:sz w:val="19"/>
+        </w:rPr>
+        <w:t>R3 is the de </w:t>
+      </w:r>
+      <w:proofErr w:type="spellStart"/>
+      <w:r>
+        <w:rPr>
+          <w:rFonts w:cs="Times New Roman"/>
+          <w:sz w:val="19"/>
+        </w:rPr>
+        <w:t>Chaisemartin</w:t>
+      </w:r>
+      <w:proofErr w:type="spellEnd"/>
+      <w:r>
+        <w:rPr>
+          <w:rFonts w:cs="Times New Roman"/>
+          <w:sz w:val="19"/>
+        </w:rPr>
+        <w:t>–</w:t>
+      </w:r>
+      <w:proofErr w:type="spellStart"/>
+      <w:r>
+        <w:rPr>
+          <w:rFonts w:cs="Times New Roman"/>
+          <w:sz w:val="19"/>
+        </w:rPr>
+        <w:t>D’Haultfœuille</w:t>
+      </w:r>
+      <w:proofErr w:type="spellEnd"/>
+      <w:r>
+        <w:rPr>
+          <w:rFonts w:cs="Times New Roman"/>
+          <w:sz w:val="19"/>
+        </w:rPr>
+        <w:t xml:space="preserve"> (2024) weighted average slope estimator applied to first-differenced data; large SE reflects the limited ‘switcher’ county sample. R4 uses WFH₂₀₁₉ × 1[year ≥ 2020] as the treatment variable. R5 partials out county-specific linear time trends. *** p&lt;.001, ** p&lt;.01, * p&lt;.05.</w:t>
       </w:r>
     </w:p>
     <w:p>
       <w:pPr>
-        <w:spacing w:line="280" w:lineRule="exact"/>
-        <w:jc w:val="center"/>
+        <w:spacing w:after="120" w:line="440" w:lineRule="exact"/>
+        <w:ind w:left="360" w:firstLine="360"/>
+        <w:jc w:val="both"/>
+        <w:rPr>
+          <w:rFonts w:cs="Times New Roman"/>
+        </w:rPr>
       </w:pPr>
-      <w:r>
-        <w:rPr>
-          <w:rFonts w:ascii="Times New Roman" w:hAnsi="Times New Roman"/>
-          <w:i/>
-          <w:sz w:val="20"/>
-        </w:rPr>
-        <w:t>Figure 5: DH(2024) Weighted Average Slope Estimates with 95% Confidence Intervals. Dotted line at zero. Contrast with TWFE main estimate (−1.234%***).</w:t>
-      </w:r>
     </w:p>
     <w:p>
       <w:pPr>
-        <w:spacing w:before="160" w:after="80" w:line="280" w:lineRule="exact"/>
+        <w:spacing w:after="0" w:line="480" w:lineRule="auto"/>
+        <w:ind w:firstLine="720"/>
+        <w:rPr>
+          <w:rFonts w:cs="Times New Roman"/>
+        </w:rPr>
       </w:pPr>
       <w:r>
         <w:rPr>
-          <w:rFonts w:ascii="Times New Roman" w:hAnsi="Times New Roman"/>
+          <w:rFonts w:cs="Times New Roman"/>
           <w:b/>
-          <w:i/>
-          <w:sz w:val="24"/>
+        </w:rPr>
+        <w:t>5.1 Pre-determined Exposure (Reverse Causality)</w:t>
+      </w:r>
+    </w:p>
+    <w:p>
+      <w:pPr>
+        <w:spacing w:after="0" w:line="480" w:lineRule="auto"/>
+        <w:ind w:firstLine="720"/>
+        <w:rPr>
+          <w:rFonts w:cs="Times New Roman"/>
+        </w:rPr>
+      </w:pPr>
+      <w:r>
+        <w:rPr>
+          <w:rFonts w:cs="Times New Roman"/>
+        </w:rPr>
+        <w:t xml:space="preserve">The main TWFE specification raises concern about reverse causality. Housing price shock from 2020 to 2023 may have influenced to WFH adoption rather than reverse. To address </w:t>
+      </w:r>
+      <w:r>
+        <w:rPr>
+          <w:rFonts w:cs="Times New Roman"/>
         </w:rPr>
         <w:lastRenderedPageBreak/>
-        <w:t>5.5  Demand Outflow Test</w:t>
+        <w:t xml:space="preserve">this, I re-estimate the specification using a pre-determined </w:t>
+      </w:r>
+      <w:proofErr w:type="gramStart"/>
+      <w:r>
+        <w:rPr>
+          <w:rFonts w:cs="Times New Roman"/>
+        </w:rPr>
+        <w:t>proxy :</w:t>
+      </w:r>
+      <w:proofErr w:type="gramEnd"/>
+      <w:r>
+        <w:rPr>
+          <w:rFonts w:cs="Times New Roman"/>
+        </w:rPr>
+        <w:t xml:space="preserve"> each county's 2019 WFH rate interacted with a post-2020 indicator</w:t>
+      </w:r>
+      <w:r>
+        <w:rPr>
+          <w:rFonts w:cs="Times New Roman"/>
+        </w:rPr>
+        <w:t xml:space="preserve"> (R4)</w:t>
+      </w:r>
+      <w:r>
+        <w:rPr>
+          <w:rFonts w:cs="Times New Roman"/>
+        </w:rPr>
+        <w:t>. This instrument captures permanent, pre-pandemic industry composition and is impervious to contemporaneous reverse causality.</w:t>
+      </w:r>
+    </w:p>
+    <w:p>
+      <w:pPr>
+        <w:spacing w:after="0" w:line="480" w:lineRule="auto"/>
+        <w:ind w:firstLine="720"/>
+        <w:rPr>
+          <w:rFonts w:cs="Times New Roman"/>
+        </w:rPr>
+      </w:pPr>
+      <w:proofErr w:type="gramStart"/>
+      <w:r>
+        <w:rPr>
+          <w:rFonts w:cs="Times New Roman"/>
+        </w:rPr>
+        <w:t>The Table</w:t>
+      </w:r>
+      <w:proofErr w:type="gramEnd"/>
+      <w:r>
+        <w:rPr>
+          <w:rFonts w:cs="Times New Roman"/>
+        </w:rPr>
+        <w:t xml:space="preserve"> 5 show</w:t>
+      </w:r>
+      <w:r>
+        <w:rPr>
+          <w:rFonts w:cs="Times New Roman"/>
+        </w:rPr>
+        <w:t>s</w:t>
+      </w:r>
+      <w:r>
+        <w:rPr>
+          <w:rFonts w:cs="Times New Roman"/>
+        </w:rPr>
+        <w:t xml:space="preserve"> that coefficient is -1.</w:t>
+      </w:r>
+      <w:r>
+        <w:rPr>
+          <w:rFonts w:cs="Times New Roman"/>
+        </w:rPr>
+        <w:t>45</w:t>
+      </w:r>
+      <w:r>
+        <w:rPr>
+          <w:rFonts w:cs="Times New Roman"/>
+        </w:rPr>
+        <w:t>% and statistically indistinguishable from the baseline -1.2</w:t>
+      </w:r>
+      <w:r>
+        <w:rPr>
+          <w:rFonts w:cs="Times New Roman"/>
+        </w:rPr>
+        <w:t>34</w:t>
+      </w:r>
+      <w:r>
+        <w:rPr>
+          <w:rFonts w:cs="Times New Roman"/>
+        </w:rPr>
+        <w:t>%. Reverse causality from contemporaneous prices to WFH is not driving the headline result.</w:t>
+      </w:r>
+    </w:p>
+    <w:p>
+      <w:pPr>
+        <w:spacing w:after="0" w:line="480" w:lineRule="auto"/>
+        <w:ind w:firstLine="720"/>
+        <w:rPr>
+          <w:rFonts w:cs="Times New Roman"/>
+        </w:rPr>
+      </w:pPr>
+      <w:r>
+        <w:rPr>
+          <w:rFonts w:cs="Times New Roman"/>
+          <w:b/>
+        </w:rPr>
+        <w:t>5.2 County-specific Trend Detrending</w:t>
+      </w:r>
+    </w:p>
+    <w:p>
+      <w:pPr>
+        <w:spacing w:after="0" w:line="480" w:lineRule="auto"/>
+        <w:ind w:firstLine="720"/>
+        <w:rPr>
+          <w:rFonts w:cs="Times New Roman"/>
+        </w:rPr>
+      </w:pPr>
+      <w:r>
+        <w:rPr>
+          <w:rFonts w:cs="Times New Roman"/>
+        </w:rPr>
+        <w:t xml:space="preserve"> The main model assumes that housing prices in different counties follow similar trends over time after controlling for fixed effects. To test this more strictly, I remove county-specific time trends using a detrending method before running the regression. This helps remove long-term differences across counties, such as steady growth in tech areas that may be related to WFH.</w:t>
+      </w:r>
+      <w:r>
+        <w:rPr>
+          <w:rFonts w:cs="Times New Roman"/>
+        </w:rPr>
+        <w:t xml:space="preserve"> </w:t>
+      </w:r>
+      <w:r>
+        <w:rPr>
+          <w:rFonts w:cs="Times New Roman"/>
+        </w:rPr>
+        <w:t xml:space="preserve">After removing these trends, </w:t>
+      </w:r>
+      <w:r>
+        <w:rPr>
+          <w:rFonts w:cs="Times New Roman"/>
+        </w:rPr>
+        <w:t>R5</w:t>
+      </w:r>
+      <w:r>
+        <w:rPr>
+          <w:rFonts w:cs="Times New Roman"/>
+        </w:rPr>
+        <w:t xml:space="preserve"> shows </w:t>
+      </w:r>
+      <w:r>
+        <w:rPr>
+          <w:rFonts w:cs="Times New Roman"/>
+        </w:rPr>
+        <w:t>the estimated effect</w:t>
+      </w:r>
+      <w:r>
+        <w:rPr>
+          <w:rFonts w:cs="Times New Roman"/>
+        </w:rPr>
+        <w:t xml:space="preserve"> is </w:t>
+      </w:r>
+      <w:r>
+        <w:rPr>
+          <w:rFonts w:cs="Times New Roman"/>
+        </w:rPr>
+        <w:t>−0.</w:t>
+      </w:r>
+      <w:r>
+        <w:rPr>
+          <w:rFonts w:cs="Times New Roman"/>
+        </w:rPr>
+        <w:t>845</w:t>
+      </w:r>
+      <w:r>
+        <w:rPr>
+          <w:rFonts w:cs="Times New Roman"/>
+        </w:rPr>
+        <w:t>%</w:t>
+      </w:r>
+      <w:r>
+        <w:rPr>
+          <w:rFonts w:cs="Times New Roman"/>
+        </w:rPr>
+        <w:t xml:space="preserve"> </w:t>
+      </w:r>
+      <w:r>
+        <w:rPr>
+          <w:rFonts w:cs="Times New Roman"/>
+        </w:rPr>
+        <w:t>and is statistically significant</w:t>
+      </w:r>
+      <w:r>
+        <w:rPr>
+          <w:rFonts w:cs="Times New Roman"/>
+        </w:rPr>
+        <w:t xml:space="preserve"> at 5%</w:t>
+      </w:r>
+      <w:r>
+        <w:rPr>
+          <w:rFonts w:cs="Times New Roman"/>
+        </w:rPr>
+        <w:t>.</w:t>
+      </w:r>
+      <w:r>
+        <w:rPr>
+          <w:rFonts w:cs="Times New Roman"/>
+        </w:rPr>
+        <w:t xml:space="preserve"> This </w:t>
+      </w:r>
+      <w:proofErr w:type="gramStart"/>
+      <w:r>
+        <w:rPr>
+          <w:rFonts w:cs="Times New Roman"/>
+        </w:rPr>
+        <w:t>robustness</w:t>
+      </w:r>
+      <w:proofErr w:type="gramEnd"/>
+      <w:r>
+        <w:rPr>
+          <w:rFonts w:cs="Times New Roman"/>
+        </w:rPr>
+        <w:t xml:space="preserve"> method confirms that the result is not driven by pre-existing county trends.</w:t>
+      </w:r>
+    </w:p>
+    <w:p>
+      <w:pPr>
+        <w:spacing w:after="0" w:line="480" w:lineRule="auto"/>
+        <w:ind w:firstLine="720"/>
+        <w:rPr>
+          <w:rFonts w:cs="Times New Roman"/>
+        </w:rPr>
+      </w:pPr>
+      <w:r>
+        <w:rPr>
+          <w:rFonts w:cs="Times New Roman"/>
+          <w:b/>
+        </w:rPr>
+        <w:t>5.3 Heterogeneity-Robust Estimator: DH (2024) WAS</w:t>
+      </w:r>
+    </w:p>
+    <w:p>
+      <w:pPr>
+        <w:spacing w:after="0" w:line="480" w:lineRule="auto"/>
+        <w:ind w:firstLine="720"/>
+        <w:rPr>
+          <w:rFonts w:cs="Times New Roman"/>
+        </w:rPr>
+      </w:pPr>
+      <w:r>
+        <w:rPr>
+          <w:rFonts w:cs="Times New Roman"/>
+        </w:rPr>
+        <w:t>To complement the TWFE baseline, this paper applies the Weighted Average Slope (WAS) estimator proposed by Clément de Chaisemartin and Xavier D’Haultfœuille (2024). This method is designed for panel data with a continuous treatment and avoids the negative-weight problem that can arise in TWFE when treatment effects differ across units or over time. The estimator divides counties into two groups: “stayers,” defined as counties with small changes in WFH, and “switchers,” defined as those with larger changes. For each switcher, the effect is calculated by comparing the observed change in housing prices to a counterfactual prediction based on the stayers.</w:t>
+      </w:r>
+      <w:r>
+        <w:rPr>
+          <w:rFonts w:cs="Times New Roman"/>
+        </w:rPr>
+        <w:t xml:space="preserve"> The WAS estimate in R3 is +1.</w:t>
+      </w:r>
+      <w:r>
+        <w:rPr>
+          <w:rFonts w:cs="Times New Roman"/>
+        </w:rPr>
+        <w:t>201</w:t>
+      </w:r>
+      <w:r>
+        <w:rPr>
+          <w:rFonts w:cs="Times New Roman"/>
+        </w:rPr>
+        <w:t>% (SE = 4.831%, p = 0.787</w:t>
+      </w:r>
+      <w:r>
+        <w:rPr>
+          <w:rFonts w:cs="Times New Roman"/>
+        </w:rPr>
+        <w:t xml:space="preserve"> and</w:t>
+      </w:r>
+      <w:r>
+        <w:rPr>
+          <w:rFonts w:cs="Times New Roman"/>
+        </w:rPr>
+        <w:t xml:space="preserve"> </w:t>
+      </w:r>
+      <w:r>
+        <w:rPr>
+          <w:rFonts w:cs="Times New Roman"/>
+        </w:rPr>
+        <w:lastRenderedPageBreak/>
+        <w:t>statistically indistinguishable from zero. The contrast between the TWFE’s −1.234% and the WAS’s insignificant positive point estimate suggests that heterogeneous treatment effects across counties and/or limited statistical power in the WAS’s “switcher” subset may be important features of the data</w:t>
+      </w:r>
+      <w:r>
+        <w:rPr>
+          <w:rFonts w:cs="Times New Roman"/>
+        </w:rPr>
+        <w:t>.</w:t>
+      </w:r>
+    </w:p>
+    <w:p>
+      <w:pPr>
+        <w:pStyle w:val="ListParagraph"/>
+        <w:numPr>
+          <w:ilvl w:val="0"/>
+          <w:numId w:val="11"/>
+        </w:numPr>
+        <w:spacing w:after="0" w:line="480" w:lineRule="auto"/>
+        <w:rPr>
+          <w:rFonts w:cs="Times New Roman"/>
+        </w:rPr>
+      </w:pPr>
+      <w:r>
+        <w:rPr>
+          <w:rFonts w:cs="Times New Roman"/>
+          <w:b/>
+        </w:rPr>
+        <w:t>Discussion and Limitations</w:t>
+      </w:r>
+    </w:p>
+    <w:p>
+      <w:pPr>
+        <w:spacing w:after="0" w:line="480" w:lineRule="auto"/>
+        <w:ind w:firstLine="720"/>
+        <w:rPr>
+          <w:rFonts w:cs="Times New Roman"/>
+        </w:rPr>
+      </w:pPr>
+      <w:r>
+        <w:rPr>
+          <w:rFonts w:cs="Times New Roman"/>
+        </w:rPr>
+        <w:t>The main result of this paper shows that a one-percentage-point increase in the WFH rate is associated with about a 1.2</w:t>
+      </w:r>
+      <w:r>
+        <w:rPr>
+          <w:rFonts w:cs="Times New Roman"/>
+        </w:rPr>
+        <w:t>3</w:t>
+      </w:r>
+      <w:r>
+        <w:rPr>
+          <w:rFonts w:cs="Times New Roman"/>
+        </w:rPr>
+        <w:t xml:space="preserve">% decrease in housing prices in Metro-Core counties. This result is in the middle of existing studies. It is more negative than studies that combine all areas, but less negative than studies that focus only on city centers. Using county-level data helps improve accuracy because WFH rates are directly measured. The strongest finding is the difference across housing markets. Areas with more limited housing supply experience a larger drop in prices, about </w:t>
+      </w:r>
+      <w:r>
+        <w:rPr>
+          <w:rFonts w:cs="Times New Roman"/>
+        </w:rPr>
+        <w:t>three times</w:t>
+      </w:r>
+      <w:r>
+        <w:rPr>
+          <w:rFonts w:cs="Times New Roman"/>
+        </w:rPr>
+        <w:t xml:space="preserve"> as big as areas with more flexible supply. This supports the idea that when supply cannot adjust, prices respond more to changes in demand. The results for non-metro areas are</w:t>
+      </w:r>
+      <w:r>
+        <w:rPr>
+          <w:rFonts w:cs="Times New Roman"/>
+        </w:rPr>
+        <w:t xml:space="preserve"> negative and statistically significant. T</w:t>
+      </w:r>
+      <w:r>
+        <w:rPr>
+          <w:rFonts w:cs="Times New Roman"/>
+        </w:rPr>
+        <w:t>here is no strong evidence that people are moving from cities to nearby areas. Overall, the results show that housing demand decreases in cities, but it is not clear where that demand goes.</w:t>
+      </w:r>
+    </w:p>
+    <w:p>
+      <w:pPr>
+        <w:spacing w:after="0" w:line="480" w:lineRule="auto"/>
+        <w:ind w:firstLine="720"/>
+        <w:rPr>
+          <w:rFonts w:cs="Times New Roman"/>
+        </w:rPr>
+      </w:pPr>
+      <w:r>
+        <w:rPr>
+          <w:rFonts w:cs="Times New Roman"/>
+        </w:rPr>
+        <w:t xml:space="preserve">Several limitations should be noted. First, the analysis focuses only on California, where WFH adoption is relatively high, so the results may not apply to other states. Second, the measure of housing supply uses the price-to-income ratio as a proxy, which is not perfect and may be influenced by housing prices themselves. Therefore, this result should be seen as suggestive. Third, the sample size is relatively small (33 counties), which limits the </w:t>
+      </w:r>
+      <w:r>
+        <w:rPr>
+          <w:rFonts w:cs="Times New Roman"/>
+        </w:rPr>
+        <w:t>power</w:t>
+      </w:r>
+      <w:r>
+        <w:rPr>
+          <w:rFonts w:cs="Times New Roman"/>
+        </w:rPr>
+        <w:t xml:space="preserve"> of </w:t>
+      </w:r>
+      <w:r>
+        <w:rPr>
+          <w:rFonts w:cs="Times New Roman"/>
+        </w:rPr>
+        <w:t>WAS</w:t>
+      </w:r>
+      <w:r>
+        <w:rPr>
+          <w:rFonts w:cs="Times New Roman"/>
+        </w:rPr>
+        <w:t xml:space="preserve"> method and makes some estimates less reliable. </w:t>
+      </w:r>
+      <w:r>
+        <w:rPr>
+          <w:rFonts w:cs="Times New Roman"/>
+        </w:rPr>
+        <w:t xml:space="preserve">Finally, although the robustness checks provide a range of consistent estimates, unobserved factors correlated with WFH adoption that </w:t>
+      </w:r>
+      <w:r>
+        <w:rPr>
+          <w:rFonts w:cs="Times New Roman"/>
+        </w:rPr>
+        <w:lastRenderedPageBreak/>
+        <w:t xml:space="preserve">are not fully captured by the income controls may </w:t>
+      </w:r>
+      <w:proofErr w:type="gramStart"/>
+      <w:r>
+        <w:rPr>
+          <w:rFonts w:cs="Times New Roman"/>
+        </w:rPr>
+        <w:t>still remain</w:t>
+      </w:r>
+      <w:proofErr w:type="gramEnd"/>
+      <w:r>
+        <w:rPr>
+          <w:rFonts w:cs="Times New Roman"/>
+        </w:rPr>
+        <w:t xml:space="preserve"> as potential confounders, despite the supporting evidence from the pre-determined WFH and Frisch–Waugh robustness checks</w:t>
       </w:r>
     </w:p>
     <w:p>
@@ -5019,378 +8006,337 @@
         <w:spacing w:after="120" w:line="440" w:lineRule="exact"/>
         <w:ind w:firstLine="720"/>
         <w:jc w:val="both"/>
+        <w:rPr>
+          <w:rFonts w:cs="Times New Roman"/>
+        </w:rPr>
       </w:pPr>
       <w:r>
         <w:rPr>
-          <w:rFonts w:ascii="Times New Roman" w:hAnsi="Times New Roman"/>
-          <w:sz w:val="24"/>
-        </w:rPr>
-        <w:t>The non-metro coefficient of −0.637%*** is prima facie inconsistent with a simple demand-outflow story. I probe this with a spillover regression including the WFH rate of the nearest metropolitan region. The spillover coefficient is −0.740% (SE = 0.489%, p = 0.130) and the own × region-metro interaction is insignificant (p = 0.499). These results suggest WFH adoption captures a broad labor market shift that uniformly reduces housing demand rather than a within-state spatial reallocation.</w:t>
+          <w:rFonts w:cs="Times New Roman"/>
+        </w:rPr>
+        <w:t xml:space="preserve">The contrast between the TWFE’s −1.234% and the </w:t>
+      </w:r>
+      <w:proofErr w:type="gramStart"/>
+      <w:r>
+        <w:rPr>
+          <w:rFonts w:cs="Times New Roman"/>
+        </w:rPr>
+        <w:t>DH(</w:t>
+      </w:r>
+      <w:proofErr w:type="gramEnd"/>
+      <w:r>
+        <w:rPr>
+          <w:rFonts w:cs="Times New Roman"/>
+        </w:rPr>
+        <w:t xml:space="preserve">2024) WAS’s +1.201% (p = 0.79) warrants attention. The WAS estimator relies on a subset of “switcher” counties that changed WFH exposure, and its large standard error (4.6%) suggests limited power. The divergence may reflect genuine treatment effect heterogeneity across counties, or it may simply reflect the low power of the WAS in a 33-county sample. Caution is warranted </w:t>
+      </w:r>
+      <w:proofErr w:type="gramStart"/>
+      <w:r>
+        <w:rPr>
+          <w:rFonts w:cs="Times New Roman"/>
+        </w:rPr>
+        <w:t>in</w:t>
+      </w:r>
+      <w:proofErr w:type="gramEnd"/>
+      <w:r>
+        <w:rPr>
+          <w:rFonts w:cs="Times New Roman"/>
+        </w:rPr>
+        <w:t xml:space="preserve"> extrapolating the TWFE estimate to counties with very different WFH trajectories.</w:t>
       </w:r>
     </w:p>
     <w:p>
       <w:pPr>
-        <w:spacing w:before="280" w:after="120" w:line="280" w:lineRule="exact"/>
+        <w:pStyle w:val="ListParagraph"/>
+        <w:numPr>
+          <w:ilvl w:val="0"/>
+          <w:numId w:val="11"/>
+        </w:numPr>
+        <w:spacing w:after="0" w:line="480" w:lineRule="auto"/>
+        <w:rPr>
+          <w:rFonts w:cs="Times New Roman"/>
+        </w:rPr>
       </w:pPr>
       <w:r>
         <w:rPr>
-          <w:rFonts w:ascii="Times New Roman" w:hAnsi="Times New Roman"/>
+          <w:rFonts w:cs="Times New Roman"/>
           <w:b/>
-          <w:sz w:val="28"/>
-        </w:rPr>
-        <w:t>6. Discussion and Limitations</w:t>
+        </w:rPr>
+        <w:t>Conclusion</w:t>
       </w:r>
     </w:p>
     <w:p>
       <w:pPr>
-        <w:spacing w:after="120" w:line="440" w:lineRule="exact"/>
+        <w:spacing w:after="0" w:line="480" w:lineRule="auto"/>
         <w:ind w:firstLine="720"/>
-        <w:jc w:val="both"/>
+        <w:rPr>
+          <w:rFonts w:cs="Times New Roman"/>
+        </w:rPr>
       </w:pPr>
       <w:r>
         <w:rPr>
-          <w:rFonts w:ascii="Times New Roman" w:hAnsi="Times New Roman"/>
-          <w:sz w:val="24"/>
-        </w:rPr>
-        <w:t>The main result shows that a 1-pp WFH increase is associated with a ~1.23% decrease in housing prices in Metro-Core counties, with the effect growing over time and largest in supply-constrained markets. Several limitations constrain the interpretation of these findings.</w:t>
+          <w:rFonts w:cs="Times New Roman"/>
+        </w:rPr>
+        <w:t>My paper studies how work-from-home (WFH) affects housing prices in California’s Metro-Core counties from 2017 to 2023. I find that a one-percentage-point increase in the WFH rate is associated with about a 1.2</w:t>
+      </w:r>
+      <w:r>
+        <w:rPr>
+          <w:rFonts w:cs="Times New Roman"/>
+        </w:rPr>
+        <w:t>3</w:t>
+      </w:r>
+      <w:r>
+        <w:rPr>
+          <w:rFonts w:cs="Times New Roman"/>
+        </w:rPr>
+        <w:t>% decrease in housing prices</w:t>
+      </w:r>
+      <w:r>
+        <w:rPr>
+          <w:rFonts w:cs="Times New Roman"/>
+        </w:rPr>
+        <w:t>- an effect that grows monotonically from −0.74%** in 2020 to −1.04%** in 2023</w:t>
+      </w:r>
+      <w:r>
+        <w:rPr>
+          <w:rFonts w:cs="Times New Roman"/>
+        </w:rPr>
+        <w:t>. The negative effect is larger in areas where housing supply is more constrained. Counties with higher price-to-income ratios show a stronger decline in prices compared to less constrained areas. This is consistent with the idea that prices respond more when supply cannot easily adjust. Robustness checks show that the effect ranges from about −0.</w:t>
+      </w:r>
+      <w:r>
+        <w:rPr>
+          <w:rFonts w:cs="Times New Roman"/>
+        </w:rPr>
+        <w:t>8</w:t>
+      </w:r>
+      <w:r>
+        <w:rPr>
+          <w:rFonts w:cs="Times New Roman"/>
+        </w:rPr>
+        <w:t>% to −1.</w:t>
+      </w:r>
+      <w:r>
+        <w:rPr>
+          <w:rFonts w:cs="Times New Roman"/>
+        </w:rPr>
+        <w:t>5</w:t>
+      </w:r>
+      <w:r>
+        <w:rPr>
+          <w:rFonts w:cs="Times New Roman"/>
+        </w:rPr>
+        <w:t>%, suggesting that the result is somewhat sensitive to different specifications but remains negative overall.</w:t>
       </w:r>
     </w:p>
     <w:p>
       <w:pPr>
-        <w:spacing w:after="120" w:line="440" w:lineRule="exact"/>
+        <w:spacing w:after="0" w:line="480" w:lineRule="auto"/>
         <w:ind w:firstLine="720"/>
-        <w:jc w:val="both"/>
+        <w:rPr>
+          <w:rFonts w:cs="Times New Roman"/>
+        </w:rPr>
       </w:pPr>
       <w:r>
         <w:rPr>
-          <w:rFonts w:ascii="Times New Roman" w:hAnsi="Times New Roman"/>
-          <w:sz w:val="24"/>
-        </w:rPr>
-        <w:t>First, the analysis is limited to California, and results may not generalize to other states with different housing market structures, zoning regimes, or demographic compositions. Second, the price-to-income ratio is an imperfect proxy for housing supply elasticity; direct Saiz (2010) elasticity measures are not available for all counties. Third, the county-level panel contains only 33 Metro-Core observations per year, limiting statistical power for the WAS estimator and supply heterogeneity tests. Fourth, unobserved tech-sector demand shocks correlated with WFH adoption but not captured by income controls remain a potential confounder, despite the evidence from pre-determined WFH and Frisch–Waugh robustness checks.</w:t>
+          <w:rFonts w:cs="Times New Roman"/>
+        </w:rPr>
+        <w:t>Overall, the findings suggest that WFH is linked to a decline in housing demand in metropolitan areas, especially in supply-constrained markets.</w:t>
       </w:r>
     </w:p>
     <w:p>
       <w:pPr>
-        <w:spacing w:after="120" w:line="440" w:lineRule="exact"/>
-        <w:ind w:firstLine="720"/>
-        <w:jc w:val="both"/>
+        <w:rPr>
+          <w:rFonts w:cs="Times New Roman"/>
+        </w:rPr>
       </w:pPr>
       <w:r>
         <w:rPr>
-          <w:rFonts w:ascii="Times New Roman" w:hAnsi="Times New Roman"/>
-          <w:sz w:val="24"/>
-        </w:rPr>
-        <w:t>The contrast between the TWFE’s −1.234%*** and the DH(2024) WAS’s +1.201% (p = 0.79) warrants attention. The WAS estimator relies on a subset of “switcher” counties that changed WFH exposure, and its large standard error (4.6%) suggests limited power. The divergence may reflect genuine treatment effect heterogeneity across counties, or it may simply reflect the low power of the WAS in a 33-county sample. Caution is warranted in extrapolating the TWFE estimate to counties with very different WFH trajectories.</w:t>
+          <w:rFonts w:cs="Times New Roman"/>
+        </w:rPr>
+        <w:br w:type="page"/>
       </w:r>
     </w:p>
     <w:p>
       <w:pPr>
-        <w:spacing w:before="280" w:after="120" w:line="280" w:lineRule="exact"/>
+        <w:spacing w:after="0" w:line="480" w:lineRule="auto"/>
+        <w:jc w:val="center"/>
+        <w:rPr>
+          <w:rFonts w:cs="Times New Roman"/>
+        </w:rPr>
       </w:pPr>
       <w:r>
         <w:rPr>
-          <w:rFonts w:ascii="Times New Roman" w:hAnsi="Times New Roman"/>
+          <w:rFonts w:cs="Times New Roman"/>
           <w:b/>
-          <w:sz w:val="28"/>
-        </w:rPr>
-        <w:t>7. Conclusion</w:t>
+        </w:rPr>
+        <w:lastRenderedPageBreak/>
+        <w:t>References</w:t>
       </w:r>
     </w:p>
     <w:p>
       <w:pPr>
-        <w:spacing w:after="120" w:line="440" w:lineRule="exact"/>
-        <w:ind w:firstLine="720"/>
-        <w:jc w:val="both"/>
+        <w:spacing w:after="0" w:line="480" w:lineRule="auto"/>
+        <w:ind w:left="720" w:hanging="720"/>
+        <w:rPr>
+          <w:rFonts w:cs="Times New Roman"/>
+        </w:rPr>
       </w:pPr>
       <w:r>
         <w:rPr>
-          <w:rFonts w:ascii="Times New Roman" w:hAnsi="Times New Roman"/>
-          <w:sz w:val="24"/>
-        </w:rPr>
-        <w:t xml:space="preserve">This paper estimates the causal effect of work-from-home adoption on housing prices in California’s Metropolitan Core counties using a county-level panel from 2017 to 2023. The main </w:t>
-      </w:r>
-      <w:r>
-        <w:rPr>
-          <w:rFonts w:ascii="Times New Roman" w:hAnsi="Times New Roman"/>
-          <w:sz w:val="24"/>
-        </w:rPr>
-        <w:lastRenderedPageBreak/>
-        <w:t>finding is that a one-percentage-point increase in the county WFH rate is associated with a 1.23% decline in median home prices—an effect that grows monotonically from −0.74%** in 2020 to −1.04%** in 2023 and is largest in supply-constrained coastal markets (e.g., San Francisco, San Mateo, Santa Cruz).</w:t>
+          <w:rFonts w:cs="Times New Roman"/>
+        </w:rPr>
+        <w:t>Albouy, D., &amp; Stuart, B. (2020). Urban population and amenities: The neoclassical model of location. International Economic Review, 61(1), 127–150.</w:t>
       </w:r>
     </w:p>
     <w:p>
       <w:pPr>
-        <w:spacing w:after="120" w:line="440" w:lineRule="exact"/>
-        <w:ind w:firstLine="720"/>
-        <w:jc w:val="both"/>
+        <w:spacing w:after="0" w:line="480" w:lineRule="auto"/>
+        <w:ind w:left="720" w:hanging="720"/>
+        <w:rPr>
+          <w:rFonts w:cs="Times New Roman"/>
+        </w:rPr>
       </w:pPr>
       <w:r>
         <w:rPr>
-          <w:rFonts w:ascii="Times New Roman" w:hAnsi="Times New Roman"/>
-          <w:sz w:val="24"/>
-        </w:rPr>
-        <w:t>These results suggest that WFH has contributed to modest but accelerating housing deflation in California’s metropolitan cores. The effect is most pronounced in high-amenity, constrained-supply markets that experienced the largest price run-ups during the 2010s. As remote work becomes embedded in labor market norms, downward pressure on metropolitan core prices is likely to persist, with implications for property tax revenues, urban commercial real estate, and housing affordability in California’s high-cost cities.</w:t>
+          <w:rFonts w:cs="Times New Roman"/>
+        </w:rPr>
+        <w:t>Brueckner, J. K., Thisse, J.-F., &amp; Zenou, Y. (1999). Why is central Paris rich and downtown Detroit poor? An amenity-based theory. European Economic Review, 43(1), 91–107.</w:t>
       </w:r>
     </w:p>
     <w:p>
       <w:pPr>
-        <w:spacing w:after="120" w:line="440" w:lineRule="exact"/>
-        <w:ind w:firstLine="720"/>
-        <w:jc w:val="both"/>
+        <w:spacing w:after="0" w:line="480" w:lineRule="auto"/>
+        <w:ind w:left="720" w:hanging="720"/>
+        <w:rPr>
+          <w:rFonts w:cs="Times New Roman"/>
+        </w:rPr>
       </w:pPr>
       <w:r>
         <w:rPr>
-          <w:rFonts w:ascii="Times New Roman" w:hAnsi="Times New Roman"/>
-          <w:sz w:val="24"/>
-        </w:rPr>
-        <w:t>The robustness of the TWFE estimate across specifications—pre-determined WFH (−1.45%**), Frisch–Waugh detrending (−0.85%*), and extended metro sample (−1.21%***)—places the plausible range of the effect between −0.8% and −1.5% per percentage point of WFH. Future work should exploit more granular sub-county data, direct supply elasticity measures, and longer post-pandemic panels to sharpen both the estimates and the mechanisms.</w:t>
-      </w:r>
-    </w:p>
-    <w:p>
-      <w:r>
-        <w:br w:type="page"/>
+          <w:rFonts w:cs="Times New Roman"/>
+        </w:rPr>
+        <w:t>Callaway, B., Goodman-Bacon, A., &amp; Sant'Anna, P. H. C. (2024). Difference-in-differences with a continuous treatment (NBER Working Paper No. 32117). National Bureau of Economic Research.</w:t>
       </w:r>
     </w:p>
     <w:p>
       <w:pPr>
-        <w:spacing w:before="280" w:after="120" w:line="280" w:lineRule="exact"/>
+        <w:spacing w:after="0" w:line="480" w:lineRule="auto"/>
+        <w:ind w:left="720" w:hanging="720"/>
+        <w:rPr>
+          <w:rFonts w:cs="Times New Roman"/>
+        </w:rPr>
       </w:pPr>
       <w:r>
         <w:rPr>
-          <w:rFonts w:ascii="Times New Roman" w:hAnsi="Times New Roman"/>
-          <w:b/>
-          <w:sz w:val="28"/>
-        </w:rPr>
-        <w:lastRenderedPageBreak/>
-        <w:t>References</w:t>
+          <w:rFonts w:cs="Times New Roman"/>
+        </w:rPr>
+        <w:t>Davis, M. A., Ghent, A. C., &amp; Gregory, J. (2023). The work-from-home technology boon and its consequences (NBER Working Paper No. 28461). National Bureau of Economic Research.</w:t>
       </w:r>
     </w:p>
     <w:p>
       <w:pPr>
-        <w:spacing w:after="100" w:line="320" w:lineRule="exact"/>
-        <w:ind w:left="576" w:hanging="576"/>
+        <w:spacing w:after="0" w:line="480" w:lineRule="auto"/>
+        <w:ind w:left="720" w:hanging="720"/>
+        <w:rPr>
+          <w:rFonts w:cs="Times New Roman"/>
+        </w:rPr>
       </w:pPr>
       <w:r>
         <w:rPr>
-          <w:rFonts w:ascii="Times New Roman" w:hAnsi="Times New Roman"/>
-          <w:b/>
-        </w:rPr>
-        <w:t>Albouy, D., and S. Stuart.</w:t>
-      </w:r>
-      <w:r>
-        <w:rPr>
-          <w:rFonts w:ascii="Times New Roman" w:hAnsi="Times New Roman"/>
-        </w:rPr>
-        <w:t xml:space="preserve"> 2020. “Urban Population and Amenities: The Neoclassical Model of Location.” International Economic Review 61(1): 127–158.</w:t>
+          <w:rFonts w:cs="Times New Roman"/>
+        </w:rPr>
+        <w:t>de Chaisemartin, C., &amp; D'Haultfoeuille, X. (2020). Two-way fixed effects estimators with heterogeneous treatment effects. American Economic Review, 110(9), 2964–2996.</w:t>
       </w:r>
     </w:p>
     <w:p>
       <w:pPr>
-        <w:spacing w:after="100" w:line="320" w:lineRule="exact"/>
-        <w:ind w:left="576" w:hanging="576"/>
+        <w:spacing w:after="0" w:line="480" w:lineRule="auto"/>
+        <w:ind w:left="720" w:hanging="720"/>
+        <w:rPr>
+          <w:rFonts w:cs="Times New Roman"/>
+        </w:rPr>
       </w:pPr>
       <w:r>
         <w:rPr>
-          <w:rFonts w:ascii="Times New Roman" w:hAnsi="Times New Roman"/>
-          <w:b/>
-        </w:rPr>
-        <w:t>Brueckner, J. K., J.-F. Thisse, and Y. Zenou.</w:t>
-      </w:r>
-      <w:r>
-        <w:rPr>
-          <w:rFonts w:ascii="Times New Roman" w:hAnsi="Times New Roman"/>
-        </w:rPr>
-        <w:t xml:space="preserve"> 1999. “Why is Central Paris Rich and Downtown Detroit Poor? An Amenity-Based Theory.” European Economic Review 43(1): 91–107.</w:t>
+          <w:rFonts w:cs="Times New Roman"/>
+        </w:rPr>
+        <w:t>de Chaisemartin, C., &amp; D'Haultfoeuille, X. (2024). Difference-in-differences estimators of intertemporal treatment effects. Review of Economics and Statistics. Advance online publication.</w:t>
       </w:r>
     </w:p>
     <w:p>
       <w:pPr>
-        <w:spacing w:after="100" w:line="320" w:lineRule="exact"/>
-        <w:ind w:left="576" w:hanging="576"/>
+        <w:spacing w:after="0" w:line="480" w:lineRule="auto"/>
+        <w:ind w:left="720" w:hanging="720"/>
+        <w:rPr>
+          <w:rFonts w:cs="Times New Roman"/>
+        </w:rPr>
       </w:pPr>
       <w:r>
         <w:rPr>
-          <w:rFonts w:ascii="Times New Roman" w:hAnsi="Times New Roman"/>
-          <w:b/>
-        </w:rPr>
-        <w:t>Callaway, B., A. Goodman-Bacon, and P. H. C. Sant’Anna.</w:t>
-      </w:r>
-      <w:r>
-        <w:rPr>
-          <w:rFonts w:ascii="Times New Roman" w:hAnsi="Times New Roman"/>
-        </w:rPr>
-        <w:t xml:space="preserve"> 2024. “Difference-in-Differences with a Continuous Treatment.” Working Paper.</w:t>
+          <w:rFonts w:cs="Times New Roman"/>
+        </w:rPr>
+        <w:t>Glaeser, E. L., &amp; Gyourko, J. (2018). The economic implications of housing supply. Journal of Economic Perspectives, 32(1), 3–30.</w:t>
       </w:r>
     </w:p>
     <w:p>
       <w:pPr>
-        <w:spacing w:after="100" w:line="320" w:lineRule="exact"/>
-        <w:ind w:left="576" w:hanging="576"/>
+        <w:spacing w:after="0" w:line="480" w:lineRule="auto"/>
+        <w:ind w:left="720" w:hanging="720"/>
+        <w:rPr>
+          <w:rFonts w:cs="Times New Roman"/>
+        </w:rPr>
       </w:pPr>
       <w:r>
         <w:rPr>
-          <w:rFonts w:ascii="Times New Roman" w:hAnsi="Times New Roman"/>
-          <w:b/>
-        </w:rPr>
-        <w:t>Davis, M. A., A. C. Ghent, and J. M. Gregory.</w:t>
-      </w:r>
-      <w:r>
-        <w:rPr>
-          <w:rFonts w:ascii="Times New Roman" w:hAnsi="Times New Roman"/>
-        </w:rPr>
-        <w:t xml:space="preserve"> 2023. “The Work-from-Home Revolution and the Sustainability of Remote Work.” NBER Working Paper 30975.</w:t>
+          <w:rFonts w:cs="Times New Roman"/>
+        </w:rPr>
+        <w:t>Gupta, A., Mittal, V., Peeters, J., &amp; Van Nieuwerburgh, S. (2022). Flattening the curve: Pandemic-induced revaluation of urban real estate. Journal of Financial Economics, 146(2), 594–636.</w:t>
       </w:r>
     </w:p>
     <w:p>
       <w:pPr>
-        <w:spacing w:after="100" w:line="320" w:lineRule="exact"/>
-        <w:ind w:left="576" w:hanging="576"/>
+        <w:spacing w:after="0" w:line="480" w:lineRule="auto"/>
+        <w:ind w:left="720" w:hanging="720"/>
+        <w:rPr>
+          <w:rFonts w:cs="Times New Roman"/>
+        </w:rPr>
       </w:pPr>
       <w:r>
         <w:rPr>
-          <w:rFonts w:ascii="Times New Roman" w:hAnsi="Times New Roman"/>
-          <w:b/>
-        </w:rPr>
-        <w:t>de Chaisemartin, C., and X. D’Haultfœuille.</w:t>
-      </w:r>
-      <w:r>
-        <w:rPr>
-          <w:rFonts w:ascii="Times New Roman" w:hAnsi="Times New Roman"/>
-        </w:rPr>
-        <w:t xml:space="preserve"> 2020. “Two-Way Fixed Effects Estimators with Heterogeneous Treatment Effects.” American Economic Review 110(9): 2964–2996.</w:t>
+          <w:rFonts w:cs="Times New Roman"/>
+        </w:rPr>
+        <w:t>Liu, S., &amp; Su, Y. (2021). The impact of the COVID-19 pandemic on the demand for density: Evidence from the US housing market. Economics Letters, 207, 110010.</w:t>
       </w:r>
     </w:p>
     <w:p>
       <w:pPr>
-        <w:spacing w:after="100" w:line="320" w:lineRule="exact"/>
-        <w:ind w:left="576" w:hanging="576"/>
+        <w:spacing w:after="0" w:line="480" w:lineRule="auto"/>
+        <w:ind w:left="720" w:hanging="720"/>
+        <w:rPr>
+          <w:rFonts w:cs="Times New Roman"/>
+        </w:rPr>
       </w:pPr>
       <w:r>
         <w:rPr>
-          <w:rFonts w:ascii="Times New Roman" w:hAnsi="Times New Roman"/>
-          <w:b/>
-        </w:rPr>
-        <w:t>de Chaisemartin, C., and X. D’Haultfœuille.</w:t>
-      </w:r>
-      <w:r>
-        <w:rPr>
-          <w:rFonts w:ascii="Times New Roman" w:hAnsi="Times New Roman"/>
-        </w:rPr>
-        <w:t xml:space="preserve"> 2024. “Difference-in-Differences Estimators of Intertemporal Treatment Effects.” Review of Economics and Statistics, forthcoming.</w:t>
+          <w:rFonts w:cs="Times New Roman"/>
+        </w:rPr>
+        <w:lastRenderedPageBreak/>
+        <w:t>Ramani, A., &amp; Bloom, N. (2021). The donut effect of COVID-19 on cities (NBER Working Paper No. 28876). National Bureau of Economic Research.</w:t>
       </w:r>
     </w:p>
     <w:p>
       <w:pPr>
-        <w:spacing w:after="100" w:line="320" w:lineRule="exact"/>
-        <w:ind w:left="576" w:hanging="576"/>
+        <w:spacing w:after="0" w:line="480" w:lineRule="auto"/>
+        <w:ind w:left="720" w:hanging="720"/>
+        <w:rPr>
+          <w:rFonts w:cs="Times New Roman"/>
+        </w:rPr>
       </w:pPr>
       <w:r>
         <w:rPr>
-          <w:rFonts w:ascii="Times New Roman" w:hAnsi="Times New Roman"/>
-          <w:b/>
-        </w:rPr>
-        <w:t>Glaeser, E. L., and J. Gyourko.</w:t>
-      </w:r>
-      <w:r>
-        <w:rPr>
-          <w:rFonts w:ascii="Times New Roman" w:hAnsi="Times New Roman"/>
-        </w:rPr>
-        <w:t xml:space="preserve"> 2018. “The Economic Implications of Housing Supply.” Journal of Economic Perspectives 32(1): 3–30.</w:t>
-      </w:r>
-    </w:p>
-    <w:p>
-      <w:pPr>
-        <w:spacing w:after="100" w:line="320" w:lineRule="exact"/>
-        <w:ind w:left="576" w:hanging="576"/>
-      </w:pPr>
-      <w:r>
-        <w:rPr>
-          <w:rFonts w:ascii="Times New Roman" w:hAnsi="Times New Roman"/>
-          <w:b/>
-        </w:rPr>
-        <w:t>Gupta, A., V. Mittal, J. Peeters, and S. Van Nieuwerburgh.</w:t>
-      </w:r>
-      <w:r>
-        <w:rPr>
-          <w:rFonts w:ascii="Times New Roman" w:hAnsi="Times New Roman"/>
-        </w:rPr>
-        <w:t xml:space="preserve"> 2022. “Flattening the Curve: Pandemic-Induced Revaluation of Urban Real Estate.” Journal of Financial Economics 146(2): 594–636.</w:t>
-      </w:r>
-    </w:p>
-    <w:p>
-      <w:pPr>
-        <w:spacing w:after="100" w:line="320" w:lineRule="exact"/>
-        <w:ind w:left="576" w:hanging="576"/>
-      </w:pPr>
-      <w:r>
-        <w:rPr>
-          <w:rFonts w:ascii="Times New Roman" w:hAnsi="Times New Roman"/>
-          <w:b/>
-        </w:rPr>
-        <w:t>Liu, S., and Y. Su.</w:t>
-      </w:r>
-      <w:r>
-        <w:rPr>
-          <w:rFonts w:ascii="Times New Roman" w:hAnsi="Times New Roman"/>
-        </w:rPr>
-        <w:t xml:space="preserve"> 2021. “The Impact of the COVID-19 Pandemic on the Demand for Density: Evidence from the U.S. Housing Market.” Economics Letters 207: 110010.</w:t>
-      </w:r>
-    </w:p>
-    <w:p>
-      <w:pPr>
-        <w:spacing w:after="100" w:line="320" w:lineRule="exact"/>
-        <w:ind w:left="576" w:hanging="576"/>
-      </w:pPr>
-      <w:r>
-        <w:rPr>
-          <w:rFonts w:ascii="Times New Roman" w:hAnsi="Times New Roman"/>
-          <w:b/>
-        </w:rPr>
-        <w:t>Mondragón, J. A., and J. Wieland.</w:t>
-      </w:r>
-      <w:r>
-        <w:rPr>
-          <w:rFonts w:ascii="Times New Roman" w:hAnsi="Times New Roman"/>
-        </w:rPr>
-        <w:t xml:space="preserve"> 2022. “Housing Demand and Remote Work.” NBER Working Paper 30041.</w:t>
-      </w:r>
-    </w:p>
-    <w:p>
-      <w:pPr>
-        <w:spacing w:after="100" w:line="320" w:lineRule="exact"/>
-        <w:ind w:left="576" w:hanging="576"/>
-      </w:pPr>
-      <w:r>
-        <w:rPr>
-          <w:rFonts w:ascii="Times New Roman" w:hAnsi="Times New Roman"/>
-          <w:b/>
-        </w:rPr>
-        <w:t>Ramani, A., and N. Bloom.</w:t>
-      </w:r>
-      <w:r>
-        <w:rPr>
-          <w:rFonts w:ascii="Times New Roman" w:hAnsi="Times New Roman"/>
-        </w:rPr>
-        <w:t xml:space="preserve"> 2021. “The Donut Effect of COVID-19 on Cities.” NBER Working Paper 28876.</w:t>
-      </w:r>
-    </w:p>
-    <w:p>
-      <w:pPr>
-        <w:spacing w:after="100" w:line="320" w:lineRule="exact"/>
-        <w:ind w:left="576" w:hanging="576"/>
-      </w:pPr>
-      <w:r>
-        <w:rPr>
-          <w:rFonts w:ascii="Times New Roman" w:hAnsi="Times New Roman"/>
-          <w:b/>
-        </w:rPr>
-        <w:t>Saiz, A.</w:t>
-      </w:r>
-      <w:r>
-        <w:rPr>
-          <w:rFonts w:ascii="Times New Roman" w:hAnsi="Times New Roman"/>
-        </w:rPr>
-        <w:t xml:space="preserve"> 2010. “The Geographic Determinants of Housing Supply.” Quarterly Journal of Economics 125(3): 1253–1296.</w:t>
+          <w:rFonts w:cs="Times New Roman"/>
+        </w:rPr>
+        <w:t>Saiz, A. (2010). The geographic determinants of housing supply. Quarterly Journal of Economics, 125(3), 1253–1296.</w:t>
       </w:r>
     </w:p>
     <w:sectPr>
@@ -5576,32 +8522,258 @@
       </w:rPr>
     </w:lvl>
   </w:abstractNum>
-  <w:num w:numId="1" w16cid:durableId="2128155755">
+  <w:abstractNum w:abstractNumId="9" w15:restartNumberingAfterBreak="0">
+    <w:nsid w:val="59973C84"/>
+    <w:multiLevelType w:val="multilevel"/>
+    <w:tmpl w:val="371C7EAC"/>
+    <w:lvl w:ilvl="0">
+      <w:start w:val="1"/>
+      <w:numFmt w:val="decimal"/>
+      <w:lvlText w:val="%1."/>
+      <w:lvlJc w:val="left"/>
+      <w:pPr>
+        <w:ind w:left="720" w:hanging="360"/>
+      </w:pPr>
+      <w:rPr>
+        <w:rFonts w:hint="default"/>
+        <w:b/>
+      </w:rPr>
+    </w:lvl>
+    <w:lvl w:ilvl="1">
+      <w:start w:val="3"/>
+      <w:numFmt w:val="decimal"/>
+      <w:isLgl/>
+      <w:lvlText w:val="%1.%2."/>
+      <w:lvlJc w:val="left"/>
+      <w:pPr>
+        <w:ind w:left="1080" w:hanging="360"/>
+      </w:pPr>
+      <w:rPr>
+        <w:rFonts w:hint="default"/>
+        <w:b/>
+      </w:rPr>
+    </w:lvl>
+    <w:lvl w:ilvl="2">
+      <w:start w:val="1"/>
+      <w:numFmt w:val="decimal"/>
+      <w:isLgl/>
+      <w:lvlText w:val="%1.%2.%3."/>
+      <w:lvlJc w:val="left"/>
+      <w:pPr>
+        <w:ind w:left="1800" w:hanging="720"/>
+      </w:pPr>
+      <w:rPr>
+        <w:rFonts w:hint="default"/>
+        <w:b/>
+      </w:rPr>
+    </w:lvl>
+    <w:lvl w:ilvl="3">
+      <w:start w:val="1"/>
+      <w:numFmt w:val="decimal"/>
+      <w:isLgl/>
+      <w:lvlText w:val="%1.%2.%3.%4."/>
+      <w:lvlJc w:val="left"/>
+      <w:pPr>
+        <w:ind w:left="2160" w:hanging="720"/>
+      </w:pPr>
+      <w:rPr>
+        <w:rFonts w:hint="default"/>
+        <w:b/>
+      </w:rPr>
+    </w:lvl>
+    <w:lvl w:ilvl="4">
+      <w:start w:val="1"/>
+      <w:numFmt w:val="decimal"/>
+      <w:isLgl/>
+      <w:lvlText w:val="%1.%2.%3.%4.%5."/>
+      <w:lvlJc w:val="left"/>
+      <w:pPr>
+        <w:ind w:left="2880" w:hanging="1080"/>
+      </w:pPr>
+      <w:rPr>
+        <w:rFonts w:hint="default"/>
+        <w:b/>
+      </w:rPr>
+    </w:lvl>
+    <w:lvl w:ilvl="5">
+      <w:start w:val="1"/>
+      <w:numFmt w:val="decimal"/>
+      <w:isLgl/>
+      <w:lvlText w:val="%1.%2.%3.%4.%5.%6."/>
+      <w:lvlJc w:val="left"/>
+      <w:pPr>
+        <w:ind w:left="3240" w:hanging="1080"/>
+      </w:pPr>
+      <w:rPr>
+        <w:rFonts w:hint="default"/>
+        <w:b/>
+      </w:rPr>
+    </w:lvl>
+    <w:lvl w:ilvl="6">
+      <w:start w:val="1"/>
+      <w:numFmt w:val="decimal"/>
+      <w:isLgl/>
+      <w:lvlText w:val="%1.%2.%3.%4.%5.%6.%7."/>
+      <w:lvlJc w:val="left"/>
+      <w:pPr>
+        <w:ind w:left="3960" w:hanging="1440"/>
+      </w:pPr>
+      <w:rPr>
+        <w:rFonts w:hint="default"/>
+        <w:b/>
+      </w:rPr>
+    </w:lvl>
+    <w:lvl w:ilvl="7">
+      <w:start w:val="1"/>
+      <w:numFmt w:val="decimal"/>
+      <w:isLgl/>
+      <w:lvlText w:val="%1.%2.%3.%4.%5.%6.%7.%8."/>
+      <w:lvlJc w:val="left"/>
+      <w:pPr>
+        <w:ind w:left="4320" w:hanging="1440"/>
+      </w:pPr>
+      <w:rPr>
+        <w:rFonts w:hint="default"/>
+        <w:b/>
+      </w:rPr>
+    </w:lvl>
+    <w:lvl w:ilvl="8">
+      <w:start w:val="1"/>
+      <w:numFmt w:val="decimal"/>
+      <w:isLgl/>
+      <w:lvlText w:val="%1.%2.%3.%4.%5.%6.%7.%8.%9."/>
+      <w:lvlJc w:val="left"/>
+      <w:pPr>
+        <w:ind w:left="5040" w:hanging="1800"/>
+      </w:pPr>
+      <w:rPr>
+        <w:rFonts w:hint="default"/>
+        <w:b/>
+      </w:rPr>
+    </w:lvl>
+  </w:abstractNum>
+  <w:abstractNum w:abstractNumId="10" w15:restartNumberingAfterBreak="0">
+    <w:nsid w:val="7EBC3745"/>
+    <w:multiLevelType w:val="hybridMultilevel"/>
+    <w:tmpl w:val="7110EE1A"/>
+    <w:lvl w:ilvl="0" w:tplc="DDC0CAF4">
+      <w:start w:val="1"/>
+      <w:numFmt w:val="decimal"/>
+      <w:lvlText w:val="%1."/>
+      <w:lvlJc w:val="left"/>
+      <w:pPr>
+        <w:ind w:left="720" w:hanging="360"/>
+      </w:pPr>
+      <w:rPr>
+        <w:rFonts w:hint="default"/>
+        <w:b/>
+      </w:rPr>
+    </w:lvl>
+    <w:lvl w:ilvl="1" w:tplc="04090019" w:tentative="1">
+      <w:start w:val="1"/>
+      <w:numFmt w:val="lowerLetter"/>
+      <w:lvlText w:val="%2."/>
+      <w:lvlJc w:val="left"/>
+      <w:pPr>
+        <w:ind w:left="1440" w:hanging="360"/>
+      </w:pPr>
+    </w:lvl>
+    <w:lvl w:ilvl="2" w:tplc="0409001B" w:tentative="1">
+      <w:start w:val="1"/>
+      <w:numFmt w:val="lowerRoman"/>
+      <w:lvlText w:val="%3."/>
+      <w:lvlJc w:val="right"/>
+      <w:pPr>
+        <w:ind w:left="2160" w:hanging="180"/>
+      </w:pPr>
+    </w:lvl>
+    <w:lvl w:ilvl="3" w:tplc="0409000F" w:tentative="1">
+      <w:start w:val="1"/>
+      <w:numFmt w:val="decimal"/>
+      <w:lvlText w:val="%4."/>
+      <w:lvlJc w:val="left"/>
+      <w:pPr>
+        <w:ind w:left="2880" w:hanging="360"/>
+      </w:pPr>
+    </w:lvl>
+    <w:lvl w:ilvl="4" w:tplc="04090019" w:tentative="1">
+      <w:start w:val="1"/>
+      <w:numFmt w:val="lowerLetter"/>
+      <w:lvlText w:val="%5."/>
+      <w:lvlJc w:val="left"/>
+      <w:pPr>
+        <w:ind w:left="3600" w:hanging="360"/>
+      </w:pPr>
+    </w:lvl>
+    <w:lvl w:ilvl="5" w:tplc="0409001B" w:tentative="1">
+      <w:start w:val="1"/>
+      <w:numFmt w:val="lowerRoman"/>
+      <w:lvlText w:val="%6."/>
+      <w:lvlJc w:val="right"/>
+      <w:pPr>
+        <w:ind w:left="4320" w:hanging="180"/>
+      </w:pPr>
+    </w:lvl>
+    <w:lvl w:ilvl="6" w:tplc="0409000F" w:tentative="1">
+      <w:start w:val="1"/>
+      <w:numFmt w:val="decimal"/>
+      <w:lvlText w:val="%7."/>
+      <w:lvlJc w:val="left"/>
+      <w:pPr>
+        <w:ind w:left="5040" w:hanging="360"/>
+      </w:pPr>
+    </w:lvl>
+    <w:lvl w:ilvl="7" w:tplc="04090019" w:tentative="1">
+      <w:start w:val="1"/>
+      <w:numFmt w:val="lowerLetter"/>
+      <w:lvlText w:val="%8."/>
+      <w:lvlJc w:val="left"/>
+      <w:pPr>
+        <w:ind w:left="5760" w:hanging="360"/>
+      </w:pPr>
+    </w:lvl>
+    <w:lvl w:ilvl="8" w:tplc="0409001B" w:tentative="1">
+      <w:start w:val="1"/>
+      <w:numFmt w:val="lowerRoman"/>
+      <w:lvlText w:val="%9."/>
+      <w:lvlJc w:val="right"/>
+      <w:pPr>
+        <w:ind w:left="6480" w:hanging="180"/>
+      </w:pPr>
+    </w:lvl>
+  </w:abstractNum>
+  <w:num w:numId="1" w16cid:durableId="1260025556">
     <w:abstractNumId w:val="8"/>
   </w:num>
-  <w:num w:numId="2" w16cid:durableId="204879321">
+  <w:num w:numId="2" w16cid:durableId="1191407456">
     <w:abstractNumId w:val="6"/>
   </w:num>
-  <w:num w:numId="3" w16cid:durableId="1253204293">
+  <w:num w:numId="3" w16cid:durableId="1617446074">
     <w:abstractNumId w:val="5"/>
   </w:num>
-  <w:num w:numId="4" w16cid:durableId="2043286801">
+  <w:num w:numId="4" w16cid:durableId="73625171">
     <w:abstractNumId w:val="4"/>
   </w:num>
-  <w:num w:numId="5" w16cid:durableId="1913347502">
+  <w:num w:numId="5" w16cid:durableId="1062675717">
     <w:abstractNumId w:val="7"/>
   </w:num>
-  <w:num w:numId="6" w16cid:durableId="1464813992">
+  <w:num w:numId="6" w16cid:durableId="7105672">
     <w:abstractNumId w:val="3"/>
   </w:num>
-  <w:num w:numId="7" w16cid:durableId="268123008">
+  <w:num w:numId="7" w16cid:durableId="1229002594">
     <w:abstractNumId w:val="2"/>
   </w:num>
-  <w:num w:numId="8" w16cid:durableId="371422899">
+  <w:num w:numId="8" w16cid:durableId="304044797">
     <w:abstractNumId w:val="1"/>
   </w:num>
-  <w:num w:numId="9" w16cid:durableId="1449663122">
+  <w:num w:numId="9" w16cid:durableId="1477841982">
     <w:abstractNumId w:val="0"/>
+  </w:num>
+  <w:num w:numId="10" w16cid:durableId="680208605">
+    <w:abstractNumId w:val="10"/>
+  </w:num>
+  <w:num w:numId="11" w16cid:durableId="2003317158">
+    <w:abstractNumId w:val="9"/>
   </w:num>
 </w:numbering>
 </file>
@@ -5996,6 +9168,10 @@
     <w:name w:val="Normal"/>
     <w:qFormat/>
     <w:rsid w:val="00FC693F"/>
+    <w:rPr>
+      <w:rFonts w:ascii="Times New Roman" w:hAnsi="Times New Roman"/>
+      <w:sz w:val="24"/>
+    </w:rPr>
   </w:style>
   <w:style w:type="paragraph" w:styleId="Heading1">
     <w:name w:val="heading 1"/>
@@ -6209,7 +9385,6 @@
   <w:style w:type="character" w:default="1" w:styleId="DefaultParagraphFont">
     <w:name w:val="Default Paragraph Font"/>
     <w:uiPriority w:val="1"/>
-    <w:semiHidden/>
     <w:unhideWhenUsed/>
   </w:style>
   <w:style w:type="table" w:default="1" w:styleId="TableNormal">
@@ -6387,7 +9562,6 @@
       <w:iCs/>
       <w:color w:val="4F81BD" w:themeColor="accent1"/>
       <w:spacing w:val="15"/>
-      <w:sz w:val="24"/>
       <w:szCs w:val="24"/>
     </w:rPr>
   </w:style>
@@ -16986,6 +20160,16 @@
       </w:tcPr>
     </w:tblStylePr>
   </w:style>
+  <w:style w:type="character" w:styleId="PlaceholderText">
+    <w:name w:val="Placeholder Text"/>
+    <w:basedOn w:val="DefaultParagraphFont"/>
+    <w:uiPriority w:val="99"/>
+    <w:semiHidden/>
+    <w:rsid w:val="00E8028D"/>
+    <w:rPr>
+      <w:color w:val="666666"/>
+    </w:rPr>
+  </w:style>
 </w:styles>
 </file>
 
